--- a/插件详细手册/17.主菜单/多层组合装饰（界面装饰-天窗层）.docx
+++ b/插件详细手册/17.主菜单/多层组合装饰（界面装饰-天窗层）.docx
@@ -590,6 +590,91 @@
           <w:sz w:val="22"/>
         </w:rPr>
         <w:t>天窗层的多层动态快照</w:t>
+      </w:r>
+    </w:p>
+    <w:p>
+      <w:pPr>
+        <w:widowControl/>
+        <w:adjustRightInd w:val="0"/>
+        <w:snapToGrid w:val="0"/>
+        <w:jc w:val="left"/>
+        <w:rPr>
+          <w:rFonts w:ascii="Tahoma" w:eastAsia="微软雅黑" w:hAnsi="Tahoma"/>
+          <w:kern w:val="0"/>
+          <w:sz w:val="22"/>
+        </w:rPr>
+      </w:pPr>
+      <w:r>
+        <w:rPr>
+          <w:rFonts w:ascii="Tahoma" w:eastAsia="微软雅黑" w:hAnsi="Tahoma"/>
+          <w:kern w:val="0"/>
+          <w:sz w:val="22"/>
+        </w:rPr>
+        <w:tab/>
+      </w:r>
+      <w:r>
+        <w:rPr>
+          <w:rFonts w:ascii="Tahoma" w:eastAsia="微软雅黑" w:hAnsi="Tahoma" w:hint="eastAsia"/>
+          <w:kern w:val="0"/>
+          <w:sz w:val="22"/>
+        </w:rPr>
+        <w:t>◆</w:t>
+      </w:r>
+      <w:r>
+        <w:rPr>
+          <w:rFonts w:ascii="Tahoma" w:eastAsia="微软雅黑" w:hAnsi="Tahoma" w:hint="eastAsia"/>
+          <w:kern w:val="0"/>
+          <w:sz w:val="22"/>
+        </w:rPr>
+        <w:t>Drill_</w:t>
+      </w:r>
+      <w:r>
+        <w:rPr>
+          <w:rFonts w:ascii="Tahoma" w:eastAsia="微软雅黑" w:hAnsi="Tahoma" w:hint="eastAsia"/>
+          <w:kern w:val="0"/>
+          <w:sz w:val="22"/>
+        </w:rPr>
+        <w:t>Html</w:t>
+      </w:r>
+      <w:r>
+        <w:rPr>
+          <w:rFonts w:ascii="Tahoma" w:eastAsia="微软雅黑" w:hAnsi="Tahoma" w:hint="eastAsia"/>
+          <w:kern w:val="0"/>
+          <w:sz w:val="22"/>
+        </w:rPr>
+        <w:t>DecorationPluginCommandList</w:t>
+      </w:r>
+      <w:r>
+        <w:rPr>
+          <w:rFonts w:ascii="Tahoma" w:eastAsia="微软雅黑" w:hAnsi="Tahoma"/>
+          <w:kern w:val="0"/>
+          <w:sz w:val="22"/>
+        </w:rPr>
+        <w:tab/>
+      </w:r>
+      <w:r>
+        <w:rPr>
+          <w:rFonts w:ascii="Tahoma" w:eastAsia="微软雅黑" w:hAnsi="Tahoma" w:hint="eastAsia"/>
+          <w:kern w:val="0"/>
+          <w:sz w:val="22"/>
+        </w:rPr>
+        <w:t>游戏窗体</w:t>
+      </w:r>
+      <w:r>
+        <w:rPr>
+          <w:rFonts w:ascii="Tahoma" w:eastAsia="微软雅黑" w:hAnsi="Tahoma" w:hint="eastAsia"/>
+          <w:kern w:val="0"/>
+          <w:sz w:val="22"/>
+        </w:rPr>
+        <w:t xml:space="preserve"> - </w:t>
+      </w:r>
+      <w:r>
+        <w:rPr>
+          <w:rFonts w:ascii="Tahoma" w:eastAsia="微软雅黑" w:hAnsi="Tahoma" w:hint="eastAsia"/>
+          <w:kern w:val="0"/>
+          <w:sz w:val="22"/>
+        </w:rPr>
+        <w:t>天窗层装饰的指令容器</w:t>
       </w:r>
     </w:p>
     <w:p>
@@ -729,27 +814,7 @@
                 <w:sz w:val="22"/>
                 <w:szCs w:val="24"/>
               </w:rPr>
-              <w:t>实现的表情包、魔法</w:t>
-            </w:r>
-            <w:proofErr w:type="gramStart"/>
-            <w:r>
-              <w:rPr>
-                <w:rFonts w:ascii="Tahoma" w:eastAsia="微软雅黑" w:hAnsi="Tahoma" w:hint="eastAsia"/>
-                <w:kern w:val="0"/>
-                <w:sz w:val="22"/>
-                <w:szCs w:val="24"/>
-              </w:rPr>
-              <w:t>圈实现</w:t>
-            </w:r>
-            <w:proofErr w:type="gramEnd"/>
-            <w:r>
-              <w:rPr>
-                <w:rFonts w:ascii="Tahoma" w:eastAsia="微软雅黑" w:hAnsi="Tahoma" w:hint="eastAsia"/>
-                <w:kern w:val="0"/>
-                <w:sz w:val="22"/>
-                <w:szCs w:val="24"/>
-              </w:rPr>
-              <w:t>的弹痕。</w:t>
+              <w:t>实现的表情包、魔法圈实现的弹痕。</w:t>
             </w:r>
           </w:p>
           <w:p>
@@ -1209,6 +1274,454 @@
     </w:p>
     <w:p>
       <w:pPr>
+        <w:pStyle w:val="3"/>
+        <w:rPr>
+          <w:rFonts w:hint="eastAsia"/>
+        </w:rPr>
+      </w:pPr>
+      <w:r>
+        <w:rPr>
+          <w:rFonts w:hint="eastAsia"/>
+        </w:rPr>
+        <w:t>名词索引</w:t>
+      </w:r>
+    </w:p>
+    <w:p>
+      <w:pPr>
+        <w:widowControl/>
+        <w:adjustRightInd w:val="0"/>
+        <w:snapToGrid w:val="0"/>
+        <w:spacing w:after="200"/>
+        <w:jc w:val="left"/>
+        <w:rPr>
+          <w:rFonts w:ascii="Tahoma" w:eastAsia="微软雅黑" w:hAnsi="Tahoma"/>
+          <w:kern w:val="0"/>
+          <w:sz w:val="22"/>
+        </w:rPr>
+      </w:pPr>
+      <w:r>
+        <w:rPr>
+          <w:rFonts w:ascii="Tahoma" w:eastAsia="微软雅黑" w:hAnsi="Tahoma" w:hint="eastAsia"/>
+          <w:kern w:val="0"/>
+          <w:sz w:val="22"/>
+        </w:rPr>
+        <w:t>以下你可以按住</w:t>
+      </w:r>
+      <w:r>
+        <w:rPr>
+          <w:rFonts w:ascii="Tahoma" w:eastAsia="微软雅黑" w:hAnsi="Tahoma" w:hint="eastAsia"/>
+          <w:kern w:val="0"/>
+          <w:sz w:val="22"/>
+        </w:rPr>
+        <w:t>ctrl</w:t>
+      </w:r>
+      <w:r>
+        <w:rPr>
+          <w:rFonts w:ascii="Tahoma" w:eastAsia="微软雅黑" w:hAnsi="Tahoma" w:hint="eastAsia"/>
+          <w:kern w:val="0"/>
+          <w:sz w:val="22"/>
+        </w:rPr>
+        <w:t>键点击下面的词，可以直接定位到想了解的名词：</w:t>
+      </w:r>
+    </w:p>
+    <w:tbl>
+      <w:tblPr>
+        <w:tblStyle w:val="af"/>
+        <w:tblW w:w="0" w:type="auto"/>
+        <w:tblLook w:val="04A0" w:firstRow="1" w:lastRow="0" w:firstColumn="1" w:lastColumn="0" w:noHBand="0" w:noVBand="1"/>
+      </w:tblPr>
+      <w:tblGrid>
+        <w:gridCol w:w="2093"/>
+        <w:gridCol w:w="6429"/>
+      </w:tblGrid>
+      <w:tr>
+        <w:tc>
+          <w:tcPr>
+            <w:tcW w:w="2093" w:type="dxa"/>
+            <w:shd w:val="clear" w:color="auto" w:fill="D9D9D9" w:themeFill="background1" w:themeFillShade="D9"/>
+          </w:tcPr>
+          <w:p>
+            <w:pPr>
+              <w:widowControl/>
+              <w:adjustRightInd w:val="0"/>
+              <w:snapToGrid w:val="0"/>
+              <w:spacing w:after="200"/>
+              <w:jc w:val="center"/>
+              <w:rPr>
+                <w:rFonts w:ascii="Tahoma" w:eastAsia="微软雅黑" w:hAnsi="Tahoma"/>
+                <w:kern w:val="0"/>
+                <w:sz w:val="22"/>
+              </w:rPr>
+            </w:pPr>
+            <w:r>
+              <w:rPr>
+                <w:rFonts w:ascii="Tahoma" w:eastAsia="微软雅黑" w:hAnsi="Tahoma" w:hint="eastAsia"/>
+                <w:kern w:val="0"/>
+                <w:sz w:val="22"/>
+              </w:rPr>
+              <w:t>界面设计</w:t>
+            </w:r>
+          </w:p>
+        </w:tc>
+        <w:tc>
+          <w:tcPr>
+            <w:tcW w:w="6429" w:type="dxa"/>
+          </w:tcPr>
+          <w:p>
+            <w:pPr>
+              <w:widowControl/>
+              <w:adjustRightInd w:val="0"/>
+              <w:snapToGrid w:val="0"/>
+              <w:spacing w:after="200"/>
+              <w:jc w:val="left"/>
+              <w:rPr>
+                <w:rFonts w:ascii="Tahoma" w:eastAsia="微软雅黑" w:hAnsi="Tahoma"/>
+                <w:kern w:val="0"/>
+                <w:sz w:val="22"/>
+              </w:rPr>
+            </w:pPr>
+            <w:hyperlink w:anchor="_天窗层的层级" w:history="1">
+              <w:r>
+                <w:rPr>
+                  <w:rStyle w:val="a4"/>
+                  <w:rFonts w:ascii="Tahoma" w:eastAsia="微软雅黑" w:hAnsi="Tahoma" w:hint="eastAsia"/>
+                  <w:kern w:val="0"/>
+                  <w:sz w:val="22"/>
+                </w:rPr>
+                <w:t>天窗层的层级</w:t>
+              </w:r>
+            </w:hyperlink>
+            <w:r>
+              <w:rPr>
+                <w:rFonts w:ascii="Tahoma" w:eastAsia="微软雅黑" w:hAnsi="Tahoma" w:hint="eastAsia"/>
+                <w:kern w:val="0"/>
+                <w:sz w:val="22"/>
+              </w:rPr>
+              <w:t xml:space="preserve"> </w:t>
+            </w:r>
+            <w:hyperlink w:anchor="_2）天窗层的底图" w:history="1">
+              <w:r>
+                <w:rPr>
+                  <w:rStyle w:val="a4"/>
+                  <w:rFonts w:ascii="Tahoma" w:eastAsia="微软雅黑" w:hAnsi="Tahoma" w:hint="eastAsia"/>
+                  <w:kern w:val="0"/>
+                  <w:sz w:val="22"/>
+                </w:rPr>
+                <w:t>天窗层的底图</w:t>
+              </w:r>
+            </w:hyperlink>
+            <w:r>
+              <w:rPr>
+                <w:rFonts w:ascii="Tahoma" w:eastAsia="微软雅黑" w:hAnsi="Tahoma" w:hint="eastAsia"/>
+                <w:kern w:val="0"/>
+                <w:sz w:val="22"/>
+              </w:rPr>
+              <w:t xml:space="preserve"> </w:t>
+            </w:r>
+            <w:hyperlink w:anchor="_预加载" w:history="1">
+              <w:r>
+                <w:rPr>
+                  <w:rStyle w:val="a4"/>
+                  <w:rFonts w:ascii="Tahoma" w:eastAsia="微软雅黑" w:hAnsi="Tahoma" w:hint="eastAsia"/>
+                  <w:kern w:val="0"/>
+                  <w:sz w:val="22"/>
+                </w:rPr>
+                <w:t>预加载</w:t>
+              </w:r>
+            </w:hyperlink>
+            <w:r>
+              <w:rPr>
+                <w:rFonts w:ascii="Tahoma" w:eastAsia="微软雅黑" w:hAnsi="Tahoma" w:hint="eastAsia"/>
+                <w:kern w:val="0"/>
+                <w:sz w:val="22"/>
+              </w:rPr>
+              <w:t xml:space="preserve"> </w:t>
+            </w:r>
+          </w:p>
+          <w:p>
+            <w:pPr>
+              <w:widowControl/>
+              <w:adjustRightInd w:val="0"/>
+              <w:snapToGrid w:val="0"/>
+              <w:spacing w:after="200"/>
+              <w:jc w:val="left"/>
+              <w:rPr>
+                <w:rFonts w:hint="eastAsia"/>
+              </w:rPr>
+            </w:pPr>
+            <w:hyperlink w:anchor="_静态装饰设计" w:history="1">
+              <w:r>
+                <w:rPr>
+                  <w:rStyle w:val="a4"/>
+                  <w:rFonts w:ascii="Tahoma" w:eastAsia="微软雅黑" w:hAnsi="Tahoma" w:hint="eastAsia"/>
+                  <w:kern w:val="0"/>
+                  <w:sz w:val="22"/>
+                </w:rPr>
+                <w:t>静态装饰设计</w:t>
+              </w:r>
+            </w:hyperlink>
+            <w:r>
+              <w:rPr>
+                <w:rFonts w:ascii="Tahoma" w:eastAsia="微软雅黑" w:hAnsi="Tahoma" w:hint="eastAsia"/>
+                <w:kern w:val="0"/>
+                <w:sz w:val="22"/>
+              </w:rPr>
+              <w:t xml:space="preserve"> </w:t>
+            </w:r>
+          </w:p>
+          <w:p>
+            <w:pPr>
+              <w:widowControl/>
+              <w:adjustRightInd w:val="0"/>
+              <w:snapToGrid w:val="0"/>
+              <w:spacing w:after="200"/>
+              <w:jc w:val="left"/>
+              <w:rPr>
+                <w:rFonts w:ascii="Tahoma" w:eastAsia="微软雅黑" w:hAnsi="Tahoma"/>
+                <w:kern w:val="0"/>
+                <w:sz w:val="22"/>
+              </w:rPr>
+            </w:pPr>
+            <w:hyperlink w:anchor="_变换动画设计" w:history="1">
+              <w:r>
+                <w:rPr>
+                  <w:rStyle w:val="a4"/>
+                  <w:rFonts w:ascii="Tahoma" w:eastAsia="微软雅黑" w:hAnsi="Tahoma" w:hint="eastAsia"/>
+                  <w:kern w:val="0"/>
+                  <w:sz w:val="22"/>
+                </w:rPr>
+                <w:t>变换动画设计</w:t>
+              </w:r>
+            </w:hyperlink>
+            <w:r>
+              <w:rPr>
+                <w:rFonts w:ascii="Tahoma" w:eastAsia="微软雅黑" w:hAnsi="Tahoma" w:hint="eastAsia"/>
+                <w:kern w:val="0"/>
+                <w:sz w:val="22"/>
+              </w:rPr>
+              <w:t xml:space="preserve"> </w:t>
+            </w:r>
+          </w:p>
+        </w:tc>
+      </w:tr>
+      <w:tr>
+        <w:tc>
+          <w:tcPr>
+            <w:tcW w:w="2093" w:type="dxa"/>
+            <w:shd w:val="clear" w:color="auto" w:fill="D9D9D9" w:themeFill="background1" w:themeFillShade="D9"/>
+          </w:tcPr>
+          <w:p>
+            <w:pPr>
+              <w:widowControl/>
+              <w:adjustRightInd w:val="0"/>
+              <w:snapToGrid w:val="0"/>
+              <w:spacing w:after="200"/>
+              <w:jc w:val="center"/>
+              <w:rPr>
+                <w:rFonts w:ascii="Tahoma" w:eastAsia="微软雅黑" w:hAnsi="Tahoma"/>
+                <w:kern w:val="0"/>
+                <w:sz w:val="22"/>
+              </w:rPr>
+            </w:pPr>
+            <w:r>
+              <w:rPr>
+                <w:rFonts w:ascii="Tahoma" w:eastAsia="微软雅黑" w:hAnsi="Tahoma" w:hint="eastAsia"/>
+                <w:kern w:val="0"/>
+                <w:sz w:val="22"/>
+              </w:rPr>
+              <w:t>特殊属性</w:t>
+            </w:r>
+          </w:p>
+        </w:tc>
+        <w:tc>
+          <w:tcPr>
+            <w:tcW w:w="6429" w:type="dxa"/>
+          </w:tcPr>
+          <w:p>
+            <w:pPr>
+              <w:widowControl/>
+              <w:adjustRightInd w:val="0"/>
+              <w:snapToGrid w:val="0"/>
+              <w:spacing w:after="200"/>
+              <w:jc w:val="left"/>
+              <w:rPr>
+                <w:rFonts w:hint="eastAsia"/>
+              </w:rPr>
+            </w:pPr>
+            <w:hyperlink w:anchor="_延迟指令与周期指令" w:history="1">
+              <w:r>
+                <w:rPr>
+                  <w:rStyle w:val="a4"/>
+                  <w:rFonts w:ascii="Tahoma" w:eastAsia="微软雅黑" w:hAnsi="Tahoma" w:hint="eastAsia"/>
+                  <w:kern w:val="0"/>
+                  <w:sz w:val="22"/>
+                </w:rPr>
+                <w:t>延迟指令与周期指令</w:t>
+              </w:r>
+            </w:hyperlink>
+            <w:r>
+              <w:rPr>
+                <w:rFonts w:ascii="Tahoma" w:eastAsia="微软雅黑" w:hAnsi="Tahoma" w:hint="eastAsia"/>
+                <w:kern w:val="0"/>
+                <w:sz w:val="22"/>
+              </w:rPr>
+              <w:t xml:space="preserve"> </w:t>
+            </w:r>
+          </w:p>
+          <w:p>
+            <w:pPr>
+              <w:widowControl/>
+              <w:adjustRightInd w:val="0"/>
+              <w:snapToGrid w:val="0"/>
+              <w:spacing w:after="200"/>
+              <w:jc w:val="left"/>
+              <w:rPr>
+                <w:rFonts w:ascii="Tahoma" w:eastAsia="微软雅黑" w:hAnsi="Tahoma"/>
+                <w:kern w:val="0"/>
+                <w:sz w:val="22"/>
+              </w:rPr>
+            </w:pPr>
+            <w:hyperlink w:anchor="_动态快照" w:history="1">
+              <w:r>
+                <w:rPr>
+                  <w:rStyle w:val="a4"/>
+                  <w:rFonts w:ascii="Tahoma" w:eastAsia="微软雅黑" w:hAnsi="Tahoma" w:hint="eastAsia"/>
+                  <w:kern w:val="0"/>
+                  <w:sz w:val="22"/>
+                </w:rPr>
+                <w:t>静态快照与动态快照</w:t>
+              </w:r>
+            </w:hyperlink>
+            <w:r>
+              <w:rPr>
+                <w:rFonts w:ascii="Tahoma" w:eastAsia="微软雅黑" w:hAnsi="Tahoma" w:hint="eastAsia"/>
+                <w:kern w:val="0"/>
+                <w:sz w:val="22"/>
+              </w:rPr>
+              <w:t xml:space="preserve"> </w:t>
+            </w:r>
+          </w:p>
+        </w:tc>
+      </w:tr>
+      <w:tr>
+        <w:tc>
+          <w:tcPr>
+            <w:tcW w:w="2093" w:type="dxa"/>
+            <w:shd w:val="clear" w:color="auto" w:fill="D9D9D9" w:themeFill="background1" w:themeFillShade="D9"/>
+          </w:tcPr>
+          <w:p>
+            <w:pPr>
+              <w:widowControl/>
+              <w:adjustRightInd w:val="0"/>
+              <w:snapToGrid w:val="0"/>
+              <w:spacing w:after="200"/>
+              <w:jc w:val="center"/>
+              <w:rPr>
+                <w:rFonts w:ascii="Tahoma" w:eastAsia="微软雅黑" w:hAnsi="Tahoma"/>
+                <w:kern w:val="0"/>
+                <w:sz w:val="22"/>
+              </w:rPr>
+            </w:pPr>
+            <w:r>
+              <w:rPr>
+                <w:rFonts w:ascii="Tahoma" w:eastAsia="微软雅黑" w:hAnsi="Tahoma" w:hint="eastAsia"/>
+                <w:kern w:val="0"/>
+                <w:sz w:val="22"/>
+              </w:rPr>
+              <w:t>特殊插件</w:t>
+            </w:r>
+          </w:p>
+        </w:tc>
+        <w:tc>
+          <w:tcPr>
+            <w:tcW w:w="6429" w:type="dxa"/>
+          </w:tcPr>
+          <w:p>
+            <w:pPr>
+              <w:widowControl/>
+              <w:adjustRightInd w:val="0"/>
+              <w:snapToGrid w:val="0"/>
+              <w:spacing w:after="200"/>
+              <w:jc w:val="left"/>
+              <w:rPr>
+                <w:rFonts w:ascii="Tahoma" w:eastAsia="微软雅黑" w:hAnsi="Tahoma"/>
+                <w:kern w:val="0"/>
+                <w:sz w:val="22"/>
+              </w:rPr>
+            </w:pPr>
+            <w:hyperlink w:anchor="_【游戏窗体_-_天窗层的多层动态快照】" w:history="1">
+              <w:r>
+                <w:rPr>
+                  <w:rStyle w:val="a4"/>
+                  <w:rFonts w:ascii="Tahoma" w:eastAsia="微软雅黑" w:hAnsi="Tahoma" w:hint="eastAsia"/>
+                  <w:kern w:val="0"/>
+                  <w:sz w:val="22"/>
+                </w:rPr>
+                <w:t>动态快照</w:t>
+              </w:r>
+            </w:hyperlink>
+            <w:r>
+              <w:rPr>
+                <w:rFonts w:ascii="Tahoma" w:eastAsia="微软雅黑" w:hAnsi="Tahoma" w:hint="eastAsia"/>
+                <w:kern w:val="0"/>
+                <w:sz w:val="22"/>
+              </w:rPr>
+              <w:t xml:space="preserve"> </w:t>
+            </w:r>
+            <w:hyperlink w:anchor="_【游戏窗体_-_天窗层装饰的指令容器】" w:history="1">
+              <w:r>
+                <w:rPr>
+                  <w:rStyle w:val="a4"/>
+                  <w:rFonts w:ascii="Tahoma" w:eastAsia="微软雅黑" w:hAnsi="Tahoma" w:hint="eastAsia"/>
+                  <w:kern w:val="0"/>
+                  <w:sz w:val="22"/>
+                </w:rPr>
+                <w:t>指令容器</w:t>
+              </w:r>
+            </w:hyperlink>
+            <w:r>
+              <w:rPr>
+                <w:rFonts w:ascii="Tahoma" w:eastAsia="微软雅黑" w:hAnsi="Tahoma" w:hint="eastAsia"/>
+                <w:kern w:val="0"/>
+                <w:sz w:val="22"/>
+              </w:rPr>
+              <w:t xml:space="preserve"> </w:t>
+            </w:r>
+            <w:hyperlink w:anchor="_【游戏窗体_-_动态快照次元斩】" w:history="1">
+              <w:r>
+                <w:rPr>
+                  <w:rStyle w:val="a4"/>
+                  <w:rFonts w:ascii="Tahoma" w:eastAsia="微软雅黑" w:hAnsi="Tahoma"/>
+                  <w:kern w:val="0"/>
+                  <w:sz w:val="22"/>
+                </w:rPr>
+                <w:t>次元斩</w:t>
+              </w:r>
+            </w:hyperlink>
+          </w:p>
+        </w:tc>
+      </w:tr>
+    </w:tbl>
+    <w:p>
+      <w:pPr>
+        <w:widowControl/>
+        <w:jc w:val="left"/>
+        <w:rPr>
+          <w:rFonts w:hint="eastAsia"/>
+        </w:rPr>
+      </w:pPr>
+    </w:p>
+    <w:p>
+      <w:pPr>
+        <w:widowControl/>
+        <w:jc w:val="left"/>
+        <w:rPr>
+          <w:rFonts w:hint="eastAsia"/>
+        </w:rPr>
+      </w:pPr>
+    </w:p>
+    <w:p>
+      <w:pPr>
         <w:widowControl/>
         <w:jc w:val="left"/>
         <w:rPr>
@@ -1319,10 +1832,10 @@
             <v:path o:extrusionok="f" gradientshapeok="t" o:connecttype="rect"/>
             <o:lock v:ext="edit" aspectratio="t"/>
           </v:shapetype>
-          <v:shape id="_x0000_i1025" type="#_x0000_t75" style="width:345.6pt;height:230.4pt" o:ole="">
+          <v:shape id="_x0000_i1025" type="#_x0000_t75" style="width:345.6pt;height:231pt" o:ole="">
             <v:imagedata r:id="rId10" o:title=""/>
           </v:shape>
-          <o:OLEObject Type="Embed" ProgID="Visio.Drawing.15" ShapeID="_x0000_i1025" DrawAspect="Content" ObjectID="_1832271605" r:id="rId11"/>
+          <o:OLEObject Type="Embed" ProgID="Visio.Drawing.15" ShapeID="_x0000_i1025" DrawAspect="Content" ObjectID="_1840080814" r:id="rId11"/>
         </w:object>
       </w:r>
     </w:p>
@@ -1437,13 +1950,21 @@
         </w:rPr>
       </w:pPr>
       <w:bookmarkStart w:id="0" w:name="_配置方法"/>
+      <w:bookmarkStart w:id="1" w:name="_天窗层的层级"/>
       <w:bookmarkEnd w:id="0"/>
+      <w:bookmarkEnd w:id="1"/>
       <w:r>
         <w:rPr>
           <w:rFonts w:hint="eastAsia"/>
         </w:rPr>
         <w:lastRenderedPageBreak/>
-        <w:t>配置方法</w:t>
+        <w:t>天窗层的</w:t>
+      </w:r>
+      <w:r>
+        <w:rPr>
+          <w:rFonts w:hint="eastAsia"/>
+        </w:rPr>
+        <w:t>层级</w:t>
       </w:r>
     </w:p>
     <w:p>
@@ -1457,110 +1978,10 @@
         <w:rPr>
           <w:rFonts w:hint="eastAsia"/>
         </w:rPr>
-        <w:t>1）插件参数配置</w:t>
-      </w:r>
-    </w:p>
-    <w:p>
-      <w:pPr>
-        <w:rPr>
-          <w:rFonts w:ascii="Tahoma" w:eastAsia="微软雅黑" w:hAnsi="Tahoma"/>
-          <w:kern w:val="0"/>
-          <w:sz w:val="22"/>
-          <w:szCs w:val="24"/>
-        </w:rPr>
-      </w:pPr>
-      <w:r>
-        <w:rPr>
-          <w:rFonts w:ascii="Tahoma" w:eastAsia="微软雅黑" w:hAnsi="Tahoma" w:hint="eastAsia"/>
-          <w:kern w:val="0"/>
-          <w:sz w:val="22"/>
-          <w:szCs w:val="24"/>
-        </w:rPr>
-        <w:t>天窗层</w:t>
-      </w:r>
-      <w:r>
-        <w:rPr>
-          <w:rFonts w:ascii="Tahoma" w:eastAsia="微软雅黑" w:hAnsi="Tahoma" w:hint="eastAsia"/>
-          <w:kern w:val="0"/>
-          <w:sz w:val="22"/>
-          <w:szCs w:val="24"/>
-        </w:rPr>
-        <w:t>的装饰插件，打开</w:t>
-      </w:r>
-      <w:r>
-        <w:rPr>
-          <w:rFonts w:ascii="Tahoma" w:eastAsia="微软雅黑" w:hAnsi="Tahoma" w:hint="eastAsia"/>
-          <w:kern w:val="0"/>
-          <w:sz w:val="22"/>
-          <w:szCs w:val="24"/>
-        </w:rPr>
-        <w:t>参数配置即可配置。</w:t>
-      </w:r>
-    </w:p>
-    <w:p>
-      <w:pPr>
-        <w:snapToGrid w:val="0"/>
-        <w:jc w:val="center"/>
-        <w:rPr>
-          <w:rFonts w:ascii="Tahoma" w:eastAsia="微软雅黑" w:hAnsi="Tahoma"/>
-          <w:kern w:val="0"/>
-          <w:sz w:val="22"/>
-          <w:szCs w:val="24"/>
-        </w:rPr>
-      </w:pPr>
-      <w:r>
-        <w:rPr>
-          <w:noProof/>
-        </w:rPr>
-        <w:drawing>
-          <wp:inline distT="0" distB="0" distL="0" distR="0" wp14:anchorId="6D3EC42A" wp14:editId="2B22C81E">
-            <wp:extent cx="4756150" cy="2323676"/>
-            <wp:effectExtent l="0" t="0" r="6350" b="635"/>
-            <wp:docPr id="1853678411" name="图片 1"/>
-            <wp:cNvGraphicFramePr>
-              <a:graphicFrameLocks xmlns:a="http://schemas.openxmlformats.org/drawingml/2006/main" noChangeAspect="1"/>
-            </wp:cNvGraphicFramePr>
-            <a:graphic xmlns:a="http://schemas.openxmlformats.org/drawingml/2006/main">
-              <a:graphicData uri="http://schemas.openxmlformats.org/drawingml/2006/picture">
-                <pic:pic xmlns:pic="http://schemas.openxmlformats.org/drawingml/2006/picture">
-                  <pic:nvPicPr>
-                    <pic:cNvPr id="0" name="Picture 2"/>
-                    <pic:cNvPicPr>
-                      <a:picLocks noChangeAspect="1" noChangeArrowheads="1"/>
-                    </pic:cNvPicPr>
-                  </pic:nvPicPr>
-                  <pic:blipFill>
-                    <a:blip r:embed="rId12">
-                      <a:extLst>
-                        <a:ext uri="{28A0092B-C50C-407E-A947-70E740481C1C}">
-                          <a14:useLocalDpi xmlns:a14="http://schemas.microsoft.com/office/drawing/2010/main" val="0"/>
-                        </a:ext>
-                      </a:extLst>
-                    </a:blip>
-                    <a:srcRect/>
-                    <a:stretch>
-                      <a:fillRect/>
-                    </a:stretch>
-                  </pic:blipFill>
-                  <pic:spPr bwMode="auto">
-                    <a:xfrm>
-                      <a:off x="0" y="0"/>
-                      <a:ext cx="4759689" cy="2325405"/>
-                    </a:xfrm>
-                    <a:prstGeom prst="rect">
-                      <a:avLst/>
-                    </a:prstGeom>
-                    <a:noFill/>
-                    <a:ln>
-                      <a:noFill/>
-                    </a:ln>
-                  </pic:spPr>
-                </pic:pic>
-              </a:graphicData>
-            </a:graphic>
-          </wp:inline>
-        </w:drawing>
-      </w:r>
+        <w:t>1）层级介绍</w:t>
+      </w:r>
+      <w:bookmarkStart w:id="2" w:name="_菜单/标题层级"/>
+      <w:bookmarkEnd w:id="2"/>
     </w:p>
     <w:p>
       <w:pPr>
@@ -1572,229 +1993,8 @@
           <w:rFonts w:ascii="Tahoma" w:eastAsia="微软雅黑" w:hAnsi="Tahoma"/>
           <w:kern w:val="0"/>
           <w:sz w:val="22"/>
-          <w:szCs w:val="24"/>
-        </w:rPr>
-      </w:pPr>
-      <w:r>
-        <w:rPr>
-          <w:rFonts w:ascii="Tahoma" w:eastAsia="微软雅黑" w:hAnsi="Tahoma" w:hint="eastAsia"/>
-          <w:kern w:val="0"/>
-          <w:sz w:val="22"/>
-          <w:szCs w:val="24"/>
-        </w:rPr>
-        <w:t>天窗层的插件可以自定义在哪些界面中启用。</w:t>
-      </w:r>
-    </w:p>
-    <w:p>
-      <w:pPr>
-        <w:widowControl/>
-        <w:adjustRightInd w:val="0"/>
-        <w:snapToGrid w:val="0"/>
-        <w:jc w:val="left"/>
-        <w:rPr>
-          <w:rFonts w:ascii="Tahoma" w:eastAsia="微软雅黑" w:hAnsi="Tahoma"/>
-          <w:kern w:val="0"/>
-          <w:sz w:val="22"/>
-          <w:szCs w:val="24"/>
-        </w:rPr>
-      </w:pPr>
-      <w:r>
-        <w:rPr>
-          <w:rFonts w:ascii="Tahoma" w:eastAsia="微软雅黑" w:hAnsi="Tahoma" w:hint="eastAsia"/>
-          <w:kern w:val="0"/>
-          <w:sz w:val="22"/>
-          <w:szCs w:val="24"/>
-        </w:rPr>
-        <w:t>如果为</w:t>
-      </w:r>
-      <w:r>
-        <w:rPr>
-          <w:rFonts w:ascii="Tahoma" w:eastAsia="微软雅黑" w:hAnsi="Tahoma" w:hint="eastAsia"/>
-          <w:kern w:val="0"/>
-          <w:sz w:val="22"/>
-          <w:szCs w:val="24"/>
-        </w:rPr>
-        <w:t>false</w:t>
-      </w:r>
-      <w:r>
-        <w:rPr>
-          <w:rFonts w:ascii="Tahoma" w:eastAsia="微软雅黑" w:hAnsi="Tahoma" w:hint="eastAsia"/>
-          <w:kern w:val="0"/>
-          <w:sz w:val="22"/>
-          <w:szCs w:val="24"/>
-        </w:rPr>
-        <w:t>，则目标界面不会创建贴图。（</w:t>
-      </w:r>
-      <w:proofErr w:type="gramStart"/>
-      <w:r>
-        <w:rPr>
-          <w:rFonts w:ascii="Tahoma" w:eastAsia="微软雅黑" w:hAnsi="Tahoma" w:hint="eastAsia"/>
-          <w:kern w:val="0"/>
-          <w:sz w:val="22"/>
-          <w:szCs w:val="24"/>
-        </w:rPr>
-        <w:t>未创建</w:t>
-      </w:r>
-      <w:proofErr w:type="gramEnd"/>
-      <w:r>
-        <w:rPr>
-          <w:rFonts w:ascii="Tahoma" w:eastAsia="微软雅黑" w:hAnsi="Tahoma" w:hint="eastAsia"/>
-          <w:kern w:val="0"/>
-          <w:sz w:val="22"/>
-          <w:szCs w:val="24"/>
-        </w:rPr>
-        <w:t>的贴图，设置显示</w:t>
-      </w:r>
-      <w:r>
-        <w:rPr>
-          <w:rFonts w:ascii="Tahoma" w:eastAsia="微软雅黑" w:hAnsi="Tahoma" w:hint="eastAsia"/>
-          <w:kern w:val="0"/>
-          <w:sz w:val="22"/>
-          <w:szCs w:val="24"/>
-        </w:rPr>
-        <w:t>也</w:t>
-      </w:r>
-      <w:r>
-        <w:rPr>
-          <w:rFonts w:ascii="Tahoma" w:eastAsia="微软雅黑" w:hAnsi="Tahoma" w:hint="eastAsia"/>
-          <w:kern w:val="0"/>
-          <w:sz w:val="22"/>
-          <w:szCs w:val="24"/>
-        </w:rPr>
-        <w:t>不会生效）</w:t>
-      </w:r>
-    </w:p>
-    <w:p>
-      <w:pPr>
-        <w:widowControl/>
-        <w:adjustRightInd w:val="0"/>
-        <w:snapToGrid w:val="0"/>
-        <w:jc w:val="center"/>
-        <w:rPr>
-          <w:rFonts w:ascii="Tahoma" w:eastAsia="微软雅黑" w:hAnsi="Tahoma"/>
-          <w:kern w:val="0"/>
-          <w:sz w:val="22"/>
-          <w:szCs w:val="24"/>
-        </w:rPr>
-      </w:pPr>
-      <w:r>
-        <w:rPr>
-          <w:noProof/>
-        </w:rPr>
-        <w:drawing>
-          <wp:inline distT="0" distB="0" distL="0" distR="0" wp14:anchorId="654F3C0B" wp14:editId="2C850687">
-            <wp:extent cx="2766060" cy="805309"/>
-            <wp:effectExtent l="0" t="0" r="0" b="0"/>
-            <wp:docPr id="100038921" name="图片 2"/>
-            <wp:cNvGraphicFramePr>
-              <a:graphicFrameLocks xmlns:a="http://schemas.openxmlformats.org/drawingml/2006/main" noChangeAspect="1"/>
-            </wp:cNvGraphicFramePr>
-            <a:graphic xmlns:a="http://schemas.openxmlformats.org/drawingml/2006/main">
-              <a:graphicData uri="http://schemas.openxmlformats.org/drawingml/2006/picture">
-                <pic:pic xmlns:pic="http://schemas.openxmlformats.org/drawingml/2006/picture">
-                  <pic:nvPicPr>
-                    <pic:cNvPr id="0" name="Picture 4"/>
-                    <pic:cNvPicPr>
-                      <a:picLocks noChangeAspect="1" noChangeArrowheads="1"/>
-                    </pic:cNvPicPr>
-                  </pic:nvPicPr>
-                  <pic:blipFill>
-                    <a:blip r:embed="rId13">
-                      <a:extLst>
-                        <a:ext uri="{28A0092B-C50C-407E-A947-70E740481C1C}">
-                          <a14:useLocalDpi xmlns:a14="http://schemas.microsoft.com/office/drawing/2010/main" val="0"/>
-                        </a:ext>
-                      </a:extLst>
-                    </a:blip>
-                    <a:srcRect/>
-                    <a:stretch>
-                      <a:fillRect/>
-                    </a:stretch>
-                  </pic:blipFill>
-                  <pic:spPr bwMode="auto">
-                    <a:xfrm>
-                      <a:off x="0" y="0"/>
-                      <a:ext cx="2774037" cy="807631"/>
-                    </a:xfrm>
-                    <a:prstGeom prst="rect">
-                      <a:avLst/>
-                    </a:prstGeom>
-                    <a:noFill/>
-                    <a:ln>
-                      <a:noFill/>
-                    </a:ln>
-                  </pic:spPr>
-                </pic:pic>
-              </a:graphicData>
-            </a:graphic>
-          </wp:inline>
-        </w:drawing>
-      </w:r>
-    </w:p>
-    <w:p>
-      <w:pPr>
-        <w:widowControl/>
-        <w:adjustRightInd w:val="0"/>
-        <w:snapToGrid w:val="0"/>
-        <w:jc w:val="left"/>
-        <w:rPr>
-          <w:rFonts w:ascii="Tahoma" w:eastAsia="微软雅黑" w:hAnsi="Tahoma"/>
-          <w:kern w:val="0"/>
-          <w:sz w:val="22"/>
-          <w:szCs w:val="24"/>
-        </w:rPr>
-      </w:pPr>
-    </w:p>
-    <w:p>
-      <w:pPr>
-        <w:pStyle w:val="4"/>
-        <w:rPr>
-          <w:rFonts w:hint="eastAsia"/>
-        </w:rPr>
-      </w:pPr>
-      <w:r>
-        <w:rPr>
-          <w:rFonts w:hint="eastAsia"/>
-        </w:rPr>
-        <w:t>2）插件指令</w:t>
-      </w:r>
-      <w:r>
-        <w:rPr>
-          <w:rFonts w:hint="eastAsia"/>
-        </w:rPr>
-        <w:t>调整</w:t>
-      </w:r>
-    </w:p>
-    <w:p>
-      <w:pPr>
-        <w:widowControl/>
-        <w:adjustRightInd w:val="0"/>
-        <w:snapToGrid w:val="0"/>
-        <w:jc w:val="left"/>
-        <w:rPr>
-          <w:rFonts w:ascii="Tahoma" w:eastAsia="微软雅黑" w:hAnsi="Tahoma"/>
-          <w:kern w:val="0"/>
-          <w:sz w:val="22"/>
-        </w:rPr>
-      </w:pPr>
-      <w:r>
-        <w:rPr>
-          <w:rFonts w:ascii="Tahoma" w:eastAsia="微软雅黑" w:hAnsi="Tahoma" w:hint="eastAsia"/>
-          <w:kern w:val="0"/>
-          <w:sz w:val="22"/>
-          <w:szCs w:val="24"/>
-        </w:rPr>
-        <w:t>注意，所有天窗层的装饰，默认都处于</w:t>
-      </w:r>
-      <w:r>
-        <w:rPr>
-          <w:rFonts w:ascii="Tahoma" w:eastAsia="微软雅黑" w:hAnsi="Tahoma" w:hint="eastAsia"/>
-          <w:kern w:val="0"/>
-          <w:sz w:val="22"/>
-          <w:szCs w:val="24"/>
-        </w:rPr>
-        <w:t xml:space="preserve"> </w:t>
-      </w:r>
+        </w:rPr>
+      </w:pPr>
       <w:r>
         <w:rPr>
           <w:rFonts w:ascii="Tahoma" w:eastAsia="微软雅黑" w:hAnsi="Tahoma" w:hint="eastAsia"/>
@@ -1802,16 +2002,22 @@
           <w:bCs/>
           <w:kern w:val="0"/>
           <w:sz w:val="22"/>
-          <w:szCs w:val="24"/>
-        </w:rPr>
-        <w:t>隐藏状态</w:t>
-      </w:r>
-      <w:r>
-        <w:rPr>
-          <w:rFonts w:ascii="Tahoma" w:eastAsia="微软雅黑" w:hAnsi="Tahoma" w:hint="eastAsia"/>
-          <w:kern w:val="0"/>
-          <w:sz w:val="22"/>
-          <w:szCs w:val="24"/>
+        </w:rPr>
+        <w:t>天窗层只有一层</w:t>
+      </w:r>
+      <w:r>
+        <w:rPr>
+          <w:rFonts w:ascii="Tahoma" w:eastAsia="微软雅黑" w:hAnsi="Tahoma" w:hint="eastAsia"/>
+          <w:kern w:val="0"/>
+          <w:sz w:val="22"/>
+        </w:rPr>
+        <w:t>，且都在</w:t>
+      </w:r>
+      <w:r>
+        <w:rPr>
+          <w:rFonts w:ascii="Tahoma" w:eastAsia="微软雅黑" w:hAnsi="Tahoma" w:hint="eastAsia"/>
+          <w:kern w:val="0"/>
+          <w:sz w:val="22"/>
         </w:rPr>
         <w:t xml:space="preserve"> </w:t>
       </w:r>
@@ -1820,173 +2026,32 @@
           <w:rFonts w:ascii="Tahoma" w:eastAsia="微软雅黑" w:hAnsi="Tahoma" w:hint="eastAsia"/>
           <w:kern w:val="0"/>
           <w:sz w:val="22"/>
-          <w:szCs w:val="24"/>
+        </w:rPr>
+        <w:t>菜单界面、地图界面、战斗界面</w:t>
+      </w:r>
+      <w:r>
+        <w:rPr>
+          <w:rFonts w:ascii="Tahoma" w:eastAsia="微软雅黑" w:hAnsi="Tahoma" w:hint="eastAsia"/>
+          <w:kern w:val="0"/>
+          <w:sz w:val="22"/>
+        </w:rPr>
+        <w:t xml:space="preserve"> </w:t>
+      </w:r>
+      <w:r>
+        <w:rPr>
+          <w:rFonts w:ascii="Tahoma" w:eastAsia="微软雅黑" w:hAnsi="Tahoma" w:hint="eastAsia"/>
+          <w:kern w:val="0"/>
+          <w:sz w:val="22"/>
+        </w:rPr>
+        <w:t>的上面</w:t>
+      </w:r>
+      <w:r>
+        <w:rPr>
+          <w:rFonts w:ascii="Tahoma" w:eastAsia="微软雅黑" w:hAnsi="Tahoma" w:hint="eastAsia"/>
+          <w:kern w:val="0"/>
+          <w:sz w:val="22"/>
         </w:rPr>
         <w:t>。</w:t>
-      </w:r>
-    </w:p>
-    <w:p>
-      <w:pPr>
-        <w:widowControl/>
-        <w:adjustRightInd w:val="0"/>
-        <w:snapToGrid w:val="0"/>
-        <w:jc w:val="left"/>
-        <w:rPr>
-          <w:rFonts w:ascii="Tahoma" w:eastAsia="微软雅黑" w:hAnsi="Tahoma"/>
-          <w:kern w:val="0"/>
-          <w:sz w:val="22"/>
-        </w:rPr>
-      </w:pPr>
-      <w:r>
-        <w:rPr>
-          <w:rFonts w:ascii="Tahoma" w:eastAsia="微软雅黑" w:hAnsi="Tahoma" w:hint="eastAsia"/>
-          <w:kern w:val="0"/>
-          <w:sz w:val="22"/>
-        </w:rPr>
-        <w:t>需要手动使用插件指令</w:t>
-      </w:r>
-      <w:r>
-        <w:rPr>
-          <w:rFonts w:ascii="Tahoma" w:eastAsia="微软雅黑" w:hAnsi="Tahoma" w:hint="eastAsia"/>
-          <w:kern w:val="0"/>
-          <w:sz w:val="22"/>
-        </w:rPr>
-        <w:t xml:space="preserve"> </w:t>
-      </w:r>
-      <w:r>
-        <w:rPr>
-          <w:rFonts w:ascii="Tahoma" w:eastAsia="微软雅黑" w:hAnsi="Tahoma" w:hint="eastAsia"/>
-          <w:kern w:val="0"/>
-          <w:sz w:val="22"/>
-        </w:rPr>
-        <w:t>显示，才能看见</w:t>
-      </w:r>
-      <w:r>
-        <w:rPr>
-          <w:rFonts w:ascii="Tahoma" w:eastAsia="微软雅黑" w:hAnsi="Tahoma" w:hint="eastAsia"/>
-          <w:kern w:val="0"/>
-          <w:sz w:val="22"/>
-        </w:rPr>
-        <w:t>贴图</w:t>
-      </w:r>
-      <w:r>
-        <w:rPr>
-          <w:rFonts w:ascii="Tahoma" w:eastAsia="微软雅黑" w:hAnsi="Tahoma" w:hint="eastAsia"/>
-          <w:kern w:val="0"/>
-          <w:sz w:val="22"/>
-        </w:rPr>
-        <w:t>。</w:t>
-      </w:r>
-    </w:p>
-    <w:p>
-      <w:pPr>
-        <w:widowControl/>
-        <w:adjustRightInd w:val="0"/>
-        <w:snapToGrid w:val="0"/>
-        <w:jc w:val="center"/>
-        <w:rPr>
-          <w:rFonts w:ascii="Tahoma" w:eastAsia="微软雅黑" w:hAnsi="Tahoma"/>
-          <w:kern w:val="0"/>
-          <w:sz w:val="22"/>
-          <w:szCs w:val="24"/>
-        </w:rPr>
-      </w:pPr>
-      <w:r>
-        <w:rPr>
-          <w:noProof/>
-        </w:rPr>
-        <w:drawing>
-          <wp:inline distT="0" distB="0" distL="0" distR="0" wp14:anchorId="54B3ED11" wp14:editId="365705B7">
-            <wp:extent cx="4876800" cy="2529994"/>
-            <wp:effectExtent l="0" t="0" r="0" b="3810"/>
-            <wp:docPr id="52021808" name="图片 3"/>
-            <wp:cNvGraphicFramePr>
-              <a:graphicFrameLocks xmlns:a="http://schemas.openxmlformats.org/drawingml/2006/main" noChangeAspect="1"/>
-            </wp:cNvGraphicFramePr>
-            <a:graphic xmlns:a="http://schemas.openxmlformats.org/drawingml/2006/main">
-              <a:graphicData uri="http://schemas.openxmlformats.org/drawingml/2006/picture">
-                <pic:pic xmlns:pic="http://schemas.openxmlformats.org/drawingml/2006/picture">
-                  <pic:nvPicPr>
-                    <pic:cNvPr id="0" name="Picture 6"/>
-                    <pic:cNvPicPr>
-                      <a:picLocks noChangeAspect="1" noChangeArrowheads="1"/>
-                    </pic:cNvPicPr>
-                  </pic:nvPicPr>
-                  <pic:blipFill>
-                    <a:blip r:embed="rId14">
-                      <a:extLst>
-                        <a:ext uri="{28A0092B-C50C-407E-A947-70E740481C1C}">
-                          <a14:useLocalDpi xmlns:a14="http://schemas.microsoft.com/office/drawing/2010/main" val="0"/>
-                        </a:ext>
-                      </a:extLst>
-                    </a:blip>
-                    <a:srcRect/>
-                    <a:stretch>
-                      <a:fillRect/>
-                    </a:stretch>
-                  </pic:blipFill>
-                  <pic:spPr bwMode="auto">
-                    <a:xfrm>
-                      <a:off x="0" y="0"/>
-                      <a:ext cx="4878782" cy="2531022"/>
-                    </a:xfrm>
-                    <a:prstGeom prst="rect">
-                      <a:avLst/>
-                    </a:prstGeom>
-                    <a:noFill/>
-                    <a:ln>
-                      <a:noFill/>
-                    </a:ln>
-                  </pic:spPr>
-                </pic:pic>
-              </a:graphicData>
-            </a:graphic>
-          </wp:inline>
-        </w:drawing>
-      </w:r>
-    </w:p>
-    <w:p>
-      <w:pPr>
-        <w:widowControl/>
-        <w:jc w:val="left"/>
-        <w:rPr>
-          <w:rFonts w:ascii="Tahoma" w:eastAsia="微软雅黑" w:hAnsi="Tahoma"/>
-          <w:kern w:val="0"/>
-          <w:sz w:val="22"/>
-          <w:szCs w:val="24"/>
-        </w:rPr>
-      </w:pPr>
-    </w:p>
-    <w:p>
-      <w:pPr>
-        <w:pStyle w:val="4"/>
-        <w:rPr>
-          <w:rFonts w:hint="eastAsia"/>
-        </w:rPr>
-      </w:pPr>
-      <w:r>
-        <w:rPr>
-          <w:rFonts w:hint="eastAsia"/>
-        </w:rPr>
-        <w:t>3</w:t>
-      </w:r>
-      <w:r>
-        <w:rPr>
-          <w:rFonts w:hint="eastAsia"/>
-        </w:rPr>
-        <w:t>）</w:t>
-      </w:r>
-      <w:r>
-        <w:rPr>
-          <w:rFonts w:hint="eastAsia"/>
-        </w:rPr>
-        <w:t>标签</w:t>
-      </w:r>
-      <w:r>
-        <w:rPr>
-          <w:rFonts w:hint="eastAsia"/>
-        </w:rPr>
-        <w:t>说明</w:t>
       </w:r>
     </w:p>
     <w:p>
@@ -2008,374 +2073,6 @@
           <w:kern w:val="0"/>
           <w:sz w:val="22"/>
         </w:rPr>
-        <w:t>由于你需要配置大量</w:t>
-      </w:r>
-      <w:r>
-        <w:rPr>
-          <w:rFonts w:ascii="Tahoma" w:eastAsia="微软雅黑" w:hAnsi="Tahoma" w:hint="eastAsia"/>
-          <w:kern w:val="0"/>
-          <w:sz w:val="22"/>
-        </w:rPr>
-        <w:t>背景内容到相应的插件中，你不能一次性看见全部内容，这里用标签来进行区分。</w:t>
-      </w:r>
-      <w:r>
-        <w:rPr>
-          <w:rFonts w:ascii="Tahoma" w:eastAsia="微软雅黑" w:hAnsi="Tahoma" w:hint="eastAsia"/>
-          <w:b/>
-          <w:kern w:val="0"/>
-          <w:sz w:val="22"/>
-        </w:rPr>
-        <w:t>标签</w:t>
-      </w:r>
-      <w:proofErr w:type="gramStart"/>
-      <w:r>
-        <w:rPr>
-          <w:rFonts w:ascii="Tahoma" w:eastAsia="微软雅黑" w:hAnsi="Tahoma" w:hint="eastAsia"/>
-          <w:b/>
-          <w:kern w:val="0"/>
-          <w:sz w:val="22"/>
-        </w:rPr>
-        <w:t>不</w:t>
-      </w:r>
-      <w:proofErr w:type="gramEnd"/>
-      <w:r>
-        <w:rPr>
-          <w:rFonts w:ascii="Tahoma" w:eastAsia="微软雅黑" w:hAnsi="Tahoma" w:hint="eastAsia"/>
-          <w:b/>
-          <w:kern w:val="0"/>
-          <w:sz w:val="22"/>
-        </w:rPr>
-        <w:t>作用在插件中，只是在配置的时候方便查看</w:t>
-      </w:r>
-      <w:r>
-        <w:rPr>
-          <w:rFonts w:ascii="Tahoma" w:eastAsia="微软雅黑" w:hAnsi="Tahoma" w:hint="eastAsia"/>
-          <w:kern w:val="0"/>
-          <w:sz w:val="22"/>
-        </w:rPr>
-        <w:t>。</w:t>
-      </w:r>
-    </w:p>
-    <w:p>
-      <w:pPr>
-        <w:widowControl/>
-        <w:adjustRightInd w:val="0"/>
-        <w:snapToGrid w:val="0"/>
-        <w:spacing w:after="120"/>
-        <w:jc w:val="center"/>
-        <w:rPr>
-          <w:rFonts w:ascii="Tahoma" w:eastAsia="微软雅黑" w:hAnsi="Tahoma"/>
-          <w:kern w:val="0"/>
-          <w:sz w:val="22"/>
-        </w:rPr>
-      </w:pPr>
-      <w:r>
-        <w:rPr>
-          <w:noProof/>
-        </w:rPr>
-        <w:drawing>
-          <wp:inline distT="0" distB="0" distL="0" distR="0" wp14:anchorId="6A4847AA" wp14:editId="09FC7EC1">
-            <wp:extent cx="4617720" cy="2179320"/>
-            <wp:effectExtent l="0" t="0" r="0" b="0"/>
-            <wp:docPr id="559035190" name="图片 1"/>
-            <wp:cNvGraphicFramePr>
-              <a:graphicFrameLocks xmlns:a="http://schemas.openxmlformats.org/drawingml/2006/main" noChangeAspect="1"/>
-            </wp:cNvGraphicFramePr>
-            <a:graphic xmlns:a="http://schemas.openxmlformats.org/drawingml/2006/main">
-              <a:graphicData uri="http://schemas.openxmlformats.org/drawingml/2006/picture">
-                <pic:pic xmlns:pic="http://schemas.openxmlformats.org/drawingml/2006/picture">
-                  <pic:nvPicPr>
-                    <pic:cNvPr id="0" name="Picture 1"/>
-                    <pic:cNvPicPr>
-                      <a:picLocks noChangeAspect="1" noChangeArrowheads="1"/>
-                    </pic:cNvPicPr>
-                  </pic:nvPicPr>
-                  <pic:blipFill>
-                    <a:blip r:embed="rId15">
-                      <a:extLst>
-                        <a:ext uri="{28A0092B-C50C-407E-A947-70E740481C1C}">
-                          <a14:useLocalDpi xmlns:a14="http://schemas.microsoft.com/office/drawing/2010/main" val="0"/>
-                        </a:ext>
-                      </a:extLst>
-                    </a:blip>
-                    <a:srcRect/>
-                    <a:stretch>
-                      <a:fillRect/>
-                    </a:stretch>
-                  </pic:blipFill>
-                  <pic:spPr bwMode="auto">
-                    <a:xfrm>
-                      <a:off x="0" y="0"/>
-                      <a:ext cx="4617720" cy="2179320"/>
-                    </a:xfrm>
-                    <a:prstGeom prst="rect">
-                      <a:avLst/>
-                    </a:prstGeom>
-                    <a:noFill/>
-                    <a:ln>
-                      <a:noFill/>
-                    </a:ln>
-                  </pic:spPr>
-                </pic:pic>
-              </a:graphicData>
-            </a:graphic>
-          </wp:inline>
-        </w:drawing>
-      </w:r>
-    </w:p>
-    <w:p>
-      <w:pPr>
-        <w:widowControl/>
-        <w:adjustRightInd w:val="0"/>
-        <w:snapToGrid w:val="0"/>
-        <w:spacing w:after="120"/>
-        <w:jc w:val="left"/>
-        <w:rPr>
-          <w:rFonts w:ascii="Tahoma" w:eastAsia="微软雅黑" w:hAnsi="Tahoma"/>
-          <w:kern w:val="0"/>
-          <w:sz w:val="22"/>
-        </w:rPr>
-      </w:pPr>
-      <w:r>
-        <w:rPr>
-          <w:rFonts w:ascii="Tahoma" w:eastAsia="微软雅黑" w:hAnsi="Tahoma" w:hint="eastAsia"/>
-          <w:kern w:val="0"/>
-          <w:sz w:val="22"/>
-        </w:rPr>
-        <w:t>如果标签名长了，你可以拖拽下面两个竖线，</w:t>
-      </w:r>
-      <w:proofErr w:type="gramStart"/>
-      <w:r>
-        <w:rPr>
-          <w:rFonts w:ascii="Tahoma" w:eastAsia="微软雅黑" w:hAnsi="Tahoma" w:hint="eastAsia"/>
-          <w:kern w:val="0"/>
-          <w:sz w:val="22"/>
-        </w:rPr>
-        <w:t>把值拉开</w:t>
-      </w:r>
-      <w:proofErr w:type="gramEnd"/>
-      <w:r>
-        <w:rPr>
-          <w:rFonts w:ascii="Tahoma" w:eastAsia="微软雅黑" w:hAnsi="Tahoma" w:hint="eastAsia"/>
-          <w:kern w:val="0"/>
-          <w:sz w:val="22"/>
-        </w:rPr>
-        <w:t>查看。</w:t>
-      </w:r>
-    </w:p>
-    <w:p>
-      <w:pPr>
-        <w:widowControl/>
-        <w:adjustRightInd w:val="0"/>
-        <w:snapToGrid w:val="0"/>
-        <w:spacing w:after="120"/>
-        <w:jc w:val="center"/>
-        <w:rPr>
-          <w:rFonts w:ascii="Tahoma" w:eastAsia="微软雅黑" w:hAnsi="Tahoma"/>
-          <w:kern w:val="0"/>
-          <w:sz w:val="22"/>
-        </w:rPr>
-      </w:pPr>
-      <w:r>
-        <w:rPr>
-          <w:noProof/>
-        </w:rPr>
-        <w:drawing>
-          <wp:inline distT="0" distB="0" distL="0" distR="0" wp14:anchorId="34EC513D" wp14:editId="53FC5125">
-            <wp:extent cx="4488180" cy="1051560"/>
-            <wp:effectExtent l="0" t="0" r="7620" b="0"/>
-            <wp:docPr id="1412788721" name="图片 2"/>
-            <wp:cNvGraphicFramePr>
-              <a:graphicFrameLocks xmlns:a="http://schemas.openxmlformats.org/drawingml/2006/main" noChangeAspect="1"/>
-            </wp:cNvGraphicFramePr>
-            <a:graphic xmlns:a="http://schemas.openxmlformats.org/drawingml/2006/main">
-              <a:graphicData uri="http://schemas.openxmlformats.org/drawingml/2006/picture">
-                <pic:pic xmlns:pic="http://schemas.openxmlformats.org/drawingml/2006/picture">
-                  <pic:nvPicPr>
-                    <pic:cNvPr id="0" name="Picture 3"/>
-                    <pic:cNvPicPr>
-                      <a:picLocks noChangeAspect="1" noChangeArrowheads="1"/>
-                    </pic:cNvPicPr>
-                  </pic:nvPicPr>
-                  <pic:blipFill>
-                    <a:blip r:embed="rId16">
-                      <a:extLst>
-                        <a:ext uri="{28A0092B-C50C-407E-A947-70E740481C1C}">
-                          <a14:useLocalDpi xmlns:a14="http://schemas.microsoft.com/office/drawing/2010/main" val="0"/>
-                        </a:ext>
-                      </a:extLst>
-                    </a:blip>
-                    <a:srcRect/>
-                    <a:stretch>
-                      <a:fillRect/>
-                    </a:stretch>
-                  </pic:blipFill>
-                  <pic:spPr bwMode="auto">
-                    <a:xfrm>
-                      <a:off x="0" y="0"/>
-                      <a:ext cx="4488180" cy="1051560"/>
-                    </a:xfrm>
-                    <a:prstGeom prst="rect">
-                      <a:avLst/>
-                    </a:prstGeom>
-                    <a:noFill/>
-                    <a:ln>
-                      <a:noFill/>
-                    </a:ln>
-                  </pic:spPr>
-                </pic:pic>
-              </a:graphicData>
-            </a:graphic>
-          </wp:inline>
-        </w:drawing>
-      </w:r>
-    </w:p>
-    <w:p>
-      <w:pPr>
-        <w:widowControl/>
-        <w:jc w:val="left"/>
-        <w:rPr>
-          <w:rFonts w:ascii="Tahoma" w:eastAsia="微软雅黑" w:hAnsi="Tahoma"/>
-          <w:kern w:val="0"/>
-          <w:sz w:val="22"/>
-        </w:rPr>
-      </w:pPr>
-      <w:r>
-        <w:rPr>
-          <w:rFonts w:ascii="Tahoma" w:eastAsia="微软雅黑" w:hAnsi="Tahoma"/>
-          <w:kern w:val="0"/>
-          <w:sz w:val="22"/>
-        </w:rPr>
-        <w:br w:type="page"/>
-      </w:r>
-    </w:p>
-    <w:p>
-      <w:pPr>
-        <w:pStyle w:val="3"/>
-        <w:rPr>
-          <w:rFonts w:hint="eastAsia"/>
-        </w:rPr>
-      </w:pPr>
-      <w:r>
-        <w:rPr>
-          <w:rFonts w:hint="eastAsia"/>
-        </w:rPr>
-        <w:lastRenderedPageBreak/>
-        <w:t>天窗层的</w:t>
-      </w:r>
-      <w:r>
-        <w:rPr>
-          <w:rFonts w:hint="eastAsia"/>
-        </w:rPr>
-        <w:t>层级</w:t>
-      </w:r>
-    </w:p>
-    <w:p>
-      <w:pPr>
-        <w:pStyle w:val="4"/>
-        <w:rPr>
-          <w:rFonts w:hint="eastAsia"/>
-        </w:rPr>
-      </w:pPr>
-      <w:r>
-        <w:rPr>
-          <w:rFonts w:hint="eastAsia"/>
-        </w:rPr>
-        <w:t>1）层级介绍</w:t>
-      </w:r>
-      <w:bookmarkStart w:id="1" w:name="_菜单/标题层级"/>
-      <w:bookmarkEnd w:id="1"/>
-    </w:p>
-    <w:p>
-      <w:pPr>
-        <w:widowControl/>
-        <w:adjustRightInd w:val="0"/>
-        <w:snapToGrid w:val="0"/>
-        <w:jc w:val="left"/>
-        <w:rPr>
-          <w:rFonts w:ascii="Tahoma" w:eastAsia="微软雅黑" w:hAnsi="Tahoma"/>
-          <w:kern w:val="0"/>
-          <w:sz w:val="22"/>
-        </w:rPr>
-      </w:pPr>
-      <w:r>
-        <w:rPr>
-          <w:rFonts w:ascii="Tahoma" w:eastAsia="微软雅黑" w:hAnsi="Tahoma" w:hint="eastAsia"/>
-          <w:b/>
-          <w:bCs/>
-          <w:kern w:val="0"/>
-          <w:sz w:val="22"/>
-        </w:rPr>
-        <w:t>天窗层只有一层</w:t>
-      </w:r>
-      <w:r>
-        <w:rPr>
-          <w:rFonts w:ascii="Tahoma" w:eastAsia="微软雅黑" w:hAnsi="Tahoma" w:hint="eastAsia"/>
-          <w:kern w:val="0"/>
-          <w:sz w:val="22"/>
-        </w:rPr>
-        <w:t>，且都在</w:t>
-      </w:r>
-      <w:r>
-        <w:rPr>
-          <w:rFonts w:ascii="Tahoma" w:eastAsia="微软雅黑" w:hAnsi="Tahoma" w:hint="eastAsia"/>
-          <w:kern w:val="0"/>
-          <w:sz w:val="22"/>
-        </w:rPr>
-        <w:t xml:space="preserve"> </w:t>
-      </w:r>
-      <w:r>
-        <w:rPr>
-          <w:rFonts w:ascii="Tahoma" w:eastAsia="微软雅黑" w:hAnsi="Tahoma" w:hint="eastAsia"/>
-          <w:kern w:val="0"/>
-          <w:sz w:val="22"/>
-        </w:rPr>
-        <w:t>菜单界面、地图界面、战斗界面</w:t>
-      </w:r>
-      <w:r>
-        <w:rPr>
-          <w:rFonts w:ascii="Tahoma" w:eastAsia="微软雅黑" w:hAnsi="Tahoma" w:hint="eastAsia"/>
-          <w:kern w:val="0"/>
-          <w:sz w:val="22"/>
-        </w:rPr>
-        <w:t xml:space="preserve"> </w:t>
-      </w:r>
-      <w:r>
-        <w:rPr>
-          <w:rFonts w:ascii="Tahoma" w:eastAsia="微软雅黑" w:hAnsi="Tahoma" w:hint="eastAsia"/>
-          <w:kern w:val="0"/>
-          <w:sz w:val="22"/>
-        </w:rPr>
-        <w:t>的上面</w:t>
-      </w:r>
-      <w:r>
-        <w:rPr>
-          <w:rFonts w:ascii="Tahoma" w:eastAsia="微软雅黑" w:hAnsi="Tahoma" w:hint="eastAsia"/>
-          <w:kern w:val="0"/>
-          <w:sz w:val="22"/>
-        </w:rPr>
-        <w:t>。</w:t>
-      </w:r>
-    </w:p>
-    <w:p>
-      <w:pPr>
-        <w:widowControl/>
-        <w:adjustRightInd w:val="0"/>
-        <w:snapToGrid w:val="0"/>
-        <w:spacing w:after="200"/>
-        <w:jc w:val="left"/>
-        <w:rPr>
-          <w:rFonts w:ascii="Tahoma" w:eastAsia="微软雅黑" w:hAnsi="Tahoma"/>
-          <w:kern w:val="0"/>
-          <w:sz w:val="22"/>
-        </w:rPr>
-      </w:pPr>
-      <w:r>
-        <w:rPr>
-          <w:rFonts w:ascii="Tahoma" w:eastAsia="微软雅黑" w:hAnsi="Tahoma" w:hint="eastAsia"/>
-          <w:kern w:val="0"/>
-          <w:sz w:val="22"/>
-        </w:rPr>
         <w:t>装饰插件相互通过</w:t>
       </w:r>
       <w:r>
@@ -2427,7 +2124,7 @@
           <w:noProof/>
         </w:rPr>
         <w:drawing>
-          <wp:inline distT="0" distB="0" distL="0" distR="0" wp14:anchorId="09EFC2B1" wp14:editId="4E0CAFCE">
+          <wp:inline distT="0" distB="0" distL="0" distR="0" wp14:anchorId="0B801C84" wp14:editId="4CD2B404">
             <wp:extent cx="2514773" cy="2722858"/>
             <wp:effectExtent l="0" t="0" r="0" b="1905"/>
             <wp:docPr id="917661823" name="图片 7"/>
@@ -2444,7 +2141,7 @@
                     </pic:cNvPicPr>
                   </pic:nvPicPr>
                   <pic:blipFill>
-                    <a:blip r:embed="rId17" cstate="print">
+                    <a:blip r:embed="rId12" cstate="print">
                       <a:extLst>
                         <a:ext uri="{28A0092B-C50C-407E-A947-70E740481C1C}">
                           <a14:useLocalDpi xmlns:a14="http://schemas.microsoft.com/office/drawing/2010/main" val="0"/>
@@ -2480,7 +2177,7 @@
           <w:noProof/>
         </w:rPr>
         <w:drawing>
-          <wp:inline distT="0" distB="0" distL="0" distR="0" wp14:anchorId="57C151D1" wp14:editId="2E6CB2EB">
+          <wp:inline distT="0" distB="0" distL="0" distR="0" wp14:anchorId="4A50E2E8" wp14:editId="1C1DB5E0">
             <wp:extent cx="2628900" cy="2460682"/>
             <wp:effectExtent l="0" t="0" r="0" b="0"/>
             <wp:docPr id="1068968769" name="图片 8"/>
@@ -2497,7 +2194,7 @@
                     </pic:cNvPicPr>
                   </pic:nvPicPr>
                   <pic:blipFill>
-                    <a:blip r:embed="rId18" cstate="print">
+                    <a:blip r:embed="rId13" cstate="print">
                       <a:extLst>
                         <a:ext uri="{28A0092B-C50C-407E-A947-70E740481C1C}">
                           <a14:useLocalDpi xmlns:a14="http://schemas.microsoft.com/office/drawing/2010/main" val="0"/>
@@ -2556,25 +2253,7 @@
           <w:kern w:val="0"/>
           <w:sz w:val="22"/>
         </w:rPr>
-        <w:t>如果你配置了许多背景、魔法圈在，图片层级就用来给这些背景、魔法</w:t>
-      </w:r>
-      <w:proofErr w:type="gramStart"/>
-      <w:r>
-        <w:rPr>
-          <w:rFonts w:ascii="Tahoma" w:eastAsia="微软雅黑" w:hAnsi="Tahoma" w:hint="eastAsia"/>
-          <w:kern w:val="0"/>
-          <w:sz w:val="22"/>
-        </w:rPr>
-        <w:t>圈分配</w:t>
-      </w:r>
-      <w:proofErr w:type="gramEnd"/>
-      <w:r>
-        <w:rPr>
-          <w:rFonts w:ascii="Tahoma" w:eastAsia="微软雅黑" w:hAnsi="Tahoma" w:hint="eastAsia"/>
-          <w:kern w:val="0"/>
-          <w:sz w:val="22"/>
-        </w:rPr>
-        <w:t>显示的先后顺序。</w:t>
+        <w:t>如果你配置了许多背景、魔法圈在，图片层级就用来给这些背景、魔法圈分配显示的先后顺序。</w:t>
       </w:r>
     </w:p>
     <w:p>
@@ -2596,17 +2275,8 @@
           <w:kern w:val="0"/>
           <w:sz w:val="22"/>
         </w:rPr>
-        <w:t>（图片层级也</w:t>
-      </w:r>
-      <w:r>
-        <w:rPr>
-          <w:rFonts w:ascii="Tahoma" w:eastAsia="微软雅黑" w:hAnsi="Tahoma" w:hint="eastAsia"/>
-          <w:kern w:val="0"/>
-          <w:sz w:val="22"/>
-        </w:rPr>
-        <w:t>称</w:t>
-      </w:r>
-      <w:proofErr w:type="gramStart"/>
+        <w:t>（图片层级也称</w:t>
+      </w:r>
       <w:r>
         <w:rPr>
           <w:rFonts w:ascii="Tahoma" w:eastAsia="微软雅黑" w:hAnsi="Tahoma"/>
@@ -2615,7 +2285,6 @@
         </w:rPr>
         <w:t>”</w:t>
       </w:r>
-      <w:proofErr w:type="gramEnd"/>
       <w:r>
         <w:rPr>
           <w:rFonts w:ascii="Tahoma" w:eastAsia="微软雅黑" w:hAnsi="Tahoma" w:hint="eastAsia"/>
@@ -2624,7 +2293,6 @@
         </w:rPr>
         <w:t>堆叠级</w:t>
       </w:r>
-      <w:proofErr w:type="gramStart"/>
       <w:r>
         <w:rPr>
           <w:rFonts w:ascii="Tahoma" w:eastAsia="微软雅黑" w:hAnsi="Tahoma"/>
@@ -2633,24 +2301,14 @@
         </w:rPr>
         <w:t>”</w:t>
       </w:r>
-      <w:proofErr w:type="gramEnd"/>
-      <w:r>
-        <w:rPr>
-          <w:rFonts w:ascii="Tahoma" w:eastAsia="微软雅黑" w:hAnsi="Tahoma" w:hint="eastAsia"/>
-          <w:kern w:val="0"/>
-          <w:sz w:val="22"/>
-        </w:rPr>
-        <w:t>，</w:t>
-      </w:r>
-      <w:r>
-        <w:rPr>
-          <w:rFonts w:ascii="Tahoma" w:eastAsia="微软雅黑" w:hAnsi="Tahoma" w:hint="eastAsia"/>
-          <w:kern w:val="0"/>
-          <w:sz w:val="22"/>
-        </w:rPr>
-        <w:t>可以去看</w:t>
-      </w:r>
-      <w:proofErr w:type="gramStart"/>
+      <w:r>
+        <w:rPr>
+          <w:rFonts w:ascii="Tahoma" w:eastAsia="微软雅黑" w:hAnsi="Tahoma" w:hint="eastAsia"/>
+          <w:kern w:val="0"/>
+          <w:sz w:val="22"/>
+        </w:rPr>
+        <w:t>，可以去看</w:t>
+      </w:r>
       <w:r>
         <w:rPr>
           <w:rFonts w:ascii="Tahoma" w:eastAsia="微软雅黑" w:hAnsi="Tahoma"/>
@@ -2659,7 +2317,6 @@
         </w:rPr>
         <w:t>”</w:t>
       </w:r>
-      <w:proofErr w:type="gramEnd"/>
       <w:r>
         <w:rPr>
           <w:rFonts w:ascii="Tahoma" w:eastAsia="微软雅黑" w:hAnsi="Tahoma"/>
@@ -2705,7 +2362,6 @@
         </w:rPr>
         <w:t>.docx</w:t>
       </w:r>
-      <w:proofErr w:type="gramStart"/>
       <w:r>
         <w:rPr>
           <w:rFonts w:ascii="Tahoma" w:eastAsia="微软雅黑" w:hAnsi="Tahoma"/>
@@ -2714,7 +2370,6 @@
         </w:rPr>
         <w:t>”</w:t>
       </w:r>
-      <w:proofErr w:type="gramEnd"/>
       <w:r>
         <w:rPr>
           <w:rFonts w:ascii="Tahoma" w:eastAsia="微软雅黑" w:hAnsi="Tahoma" w:hint="eastAsia"/>
@@ -2730,19 +2385,8 @@
           <w:kern w:val="0"/>
           <w:sz w:val="22"/>
         </w:rPr>
-        <w:t>层级与</w:t>
-      </w:r>
-      <w:proofErr w:type="gramStart"/>
-      <w:r>
-        <w:rPr>
-          <w:rFonts w:ascii="Tahoma" w:eastAsia="微软雅黑" w:hAnsi="Tahoma" w:hint="eastAsia"/>
-          <w:color w:val="0070C0"/>
-          <w:kern w:val="0"/>
-          <w:sz w:val="22"/>
-        </w:rPr>
-        <w:t>堆叠级</w:t>
-      </w:r>
-      <w:proofErr w:type="gramEnd"/>
+        <w:t>层级与堆叠级</w:t>
+      </w:r>
       <w:r>
         <w:rPr>
           <w:rFonts w:ascii="Tahoma" w:eastAsia="微软雅黑" w:hAnsi="Tahoma" w:hint="eastAsia"/>
@@ -2770,6 +2414,8 @@
           <w:rFonts w:hint="eastAsia"/>
         </w:rPr>
       </w:pPr>
+      <w:bookmarkStart w:id="3" w:name="_2）天窗层的底图"/>
+      <w:bookmarkEnd w:id="3"/>
       <w:r>
         <w:t>2</w:t>
       </w:r>
@@ -2777,19 +2423,7 @@
         <w:rPr>
           <w:rFonts w:hint="eastAsia"/>
         </w:rPr>
-        <w:t>）</w:t>
-      </w:r>
-      <w:r>
-        <w:rPr>
-          <w:rFonts w:hint="eastAsia"/>
-        </w:rPr>
-        <w:t>天窗层的</w:t>
-      </w:r>
-      <w:r>
-        <w:rPr>
-          <w:rFonts w:hint="eastAsia"/>
-        </w:rPr>
-        <w:t>底图</w:t>
+        <w:t>）天窗层的底图</w:t>
       </w:r>
     </w:p>
     <w:p>
@@ -2861,15 +2495,7 @@
           <w:kern w:val="0"/>
           <w:sz w:val="22"/>
         </w:rPr>
-        <w:t>）</w:t>
-      </w:r>
-      <w:r>
-        <w:rPr>
-          <w:rFonts w:ascii="Tahoma" w:eastAsia="微软雅黑" w:hAnsi="Tahoma" w:hint="eastAsia"/>
-          <w:kern w:val="0"/>
-          <w:sz w:val="22"/>
-        </w:rPr>
-        <w:t>。</w:t>
+        <w:t>）。</w:t>
       </w:r>
     </w:p>
     <w:p>
@@ -2890,39 +2516,7 @@
           <w:kern w:val="0"/>
           <w:sz w:val="22"/>
         </w:rPr>
-        <w:t>并且</w:t>
-      </w:r>
-      <w:r>
-        <w:rPr>
-          <w:rFonts w:ascii="Tahoma" w:eastAsia="微软雅黑" w:hAnsi="Tahoma" w:hint="eastAsia"/>
-          <w:kern w:val="0"/>
-          <w:sz w:val="22"/>
-        </w:rPr>
-        <w:t>动态快照</w:t>
-      </w:r>
-      <w:r>
-        <w:rPr>
-          <w:rFonts w:ascii="Tahoma" w:eastAsia="微软雅黑" w:hAnsi="Tahoma" w:hint="eastAsia"/>
-          <w:kern w:val="0"/>
-          <w:sz w:val="22"/>
-        </w:rPr>
-        <w:t>支持添加多个</w:t>
-      </w:r>
-      <w:r>
-        <w:rPr>
-          <w:rFonts w:ascii="Tahoma" w:eastAsia="微软雅黑" w:hAnsi="Tahoma" w:hint="eastAsia"/>
-          <w:kern w:val="0"/>
-          <w:sz w:val="22"/>
-        </w:rPr>
-        <w:t>，复制多个游戏画面</w:t>
-      </w:r>
-      <w:r>
-        <w:rPr>
-          <w:rFonts w:ascii="Tahoma" w:eastAsia="微软雅黑" w:hAnsi="Tahoma" w:hint="eastAsia"/>
-          <w:kern w:val="0"/>
-          <w:sz w:val="22"/>
-        </w:rPr>
-        <w:t>，而且能进行各种变换操作。</w:t>
+        <w:t>并且动态快照支持添加多个，复制多个游戏画面，而且能进行各种变换操作。</w:t>
       </w:r>
     </w:p>
     <w:p>
@@ -2940,7 +2534,7 @@
           <w:noProof/>
         </w:rPr>
         <w:drawing>
-          <wp:inline distT="0" distB="0" distL="0" distR="0" wp14:anchorId="442E9DD4" wp14:editId="66875BA1">
+          <wp:inline distT="0" distB="0" distL="0" distR="0" wp14:anchorId="3AD712D0" wp14:editId="67F9977E">
             <wp:extent cx="2856698" cy="2171700"/>
             <wp:effectExtent l="0" t="0" r="1270" b="0"/>
             <wp:docPr id="716537525" name="图片 1"/>
@@ -3011,8 +2605,1167 @@
           <w:rFonts w:hint="eastAsia"/>
         </w:rPr>
       </w:pPr>
-      <w:bookmarkStart w:id="2" w:name="_图片层级"/>
-      <w:bookmarkEnd w:id="2"/>
+      <w:bookmarkStart w:id="4" w:name="_静态装饰设计"/>
+      <w:bookmarkEnd w:id="4"/>
+      <w:r>
+        <w:rPr>
+          <w:rFonts w:hint="eastAsia"/>
+        </w:rPr>
+        <w:lastRenderedPageBreak/>
+        <w:t>静态装饰设计</w:t>
+      </w:r>
+    </w:p>
+    <w:p>
+      <w:pPr>
+        <w:pStyle w:val="4"/>
+        <w:rPr>
+          <w:rFonts w:hint="eastAsia"/>
+        </w:rPr>
+      </w:pPr>
+      <w:r>
+        <w:rPr>
+          <w:rFonts w:hint="eastAsia"/>
+        </w:rPr>
+        <w:t>1）插件参数配置</w:t>
+      </w:r>
+    </w:p>
+    <w:p>
+      <w:pPr>
+        <w:rPr>
+          <w:rFonts w:ascii="Tahoma" w:eastAsia="微软雅黑" w:hAnsi="Tahoma"/>
+          <w:kern w:val="0"/>
+          <w:sz w:val="22"/>
+          <w:szCs w:val="24"/>
+        </w:rPr>
+      </w:pPr>
+      <w:r>
+        <w:rPr>
+          <w:rFonts w:ascii="Tahoma" w:eastAsia="微软雅黑" w:hAnsi="Tahoma" w:hint="eastAsia"/>
+          <w:kern w:val="0"/>
+          <w:sz w:val="22"/>
+          <w:szCs w:val="24"/>
+        </w:rPr>
+        <w:t>天窗层</w:t>
+      </w:r>
+      <w:r>
+        <w:rPr>
+          <w:rFonts w:ascii="Tahoma" w:eastAsia="微软雅黑" w:hAnsi="Tahoma" w:hint="eastAsia"/>
+          <w:kern w:val="0"/>
+          <w:sz w:val="22"/>
+          <w:szCs w:val="24"/>
+        </w:rPr>
+        <w:t>的装饰插件，打开</w:t>
+      </w:r>
+      <w:r>
+        <w:rPr>
+          <w:rFonts w:ascii="Tahoma" w:eastAsia="微软雅黑" w:hAnsi="Tahoma" w:hint="eastAsia"/>
+          <w:kern w:val="0"/>
+          <w:sz w:val="22"/>
+          <w:szCs w:val="24"/>
+        </w:rPr>
+        <w:t>参数配置即可配置。</w:t>
+      </w:r>
+    </w:p>
+    <w:p>
+      <w:pPr>
+        <w:snapToGrid w:val="0"/>
+        <w:jc w:val="center"/>
+        <w:rPr>
+          <w:rFonts w:ascii="Tahoma" w:eastAsia="微软雅黑" w:hAnsi="Tahoma"/>
+          <w:kern w:val="0"/>
+          <w:sz w:val="22"/>
+          <w:szCs w:val="24"/>
+        </w:rPr>
+      </w:pPr>
+      <w:r>
+        <w:rPr>
+          <w:noProof/>
+        </w:rPr>
+        <w:drawing>
+          <wp:inline distT="0" distB="0" distL="0" distR="0" wp14:anchorId="6D3EC42A" wp14:editId="2B22C81E">
+            <wp:extent cx="4756150" cy="2323676"/>
+            <wp:effectExtent l="0" t="0" r="6350" b="635"/>
+            <wp:docPr id="1853678411" name="图片 1"/>
+            <wp:cNvGraphicFramePr>
+              <a:graphicFrameLocks xmlns:a="http://schemas.openxmlformats.org/drawingml/2006/main" noChangeAspect="1"/>
+            </wp:cNvGraphicFramePr>
+            <a:graphic xmlns:a="http://schemas.openxmlformats.org/drawingml/2006/main">
+              <a:graphicData uri="http://schemas.openxmlformats.org/drawingml/2006/picture">
+                <pic:pic xmlns:pic="http://schemas.openxmlformats.org/drawingml/2006/picture">
+                  <pic:nvPicPr>
+                    <pic:cNvPr id="0" name="Picture 2"/>
+                    <pic:cNvPicPr>
+                      <a:picLocks noChangeAspect="1" noChangeArrowheads="1"/>
+                    </pic:cNvPicPr>
+                  </pic:nvPicPr>
+                  <pic:blipFill>
+                    <a:blip r:embed="rId14">
+                      <a:extLst>
+                        <a:ext uri="{28A0092B-C50C-407E-A947-70E740481C1C}">
+                          <a14:useLocalDpi xmlns:a14="http://schemas.microsoft.com/office/drawing/2010/main" val="0"/>
+                        </a:ext>
+                      </a:extLst>
+                    </a:blip>
+                    <a:srcRect/>
+                    <a:stretch>
+                      <a:fillRect/>
+                    </a:stretch>
+                  </pic:blipFill>
+                  <pic:spPr bwMode="auto">
+                    <a:xfrm>
+                      <a:off x="0" y="0"/>
+                      <a:ext cx="4759689" cy="2325405"/>
+                    </a:xfrm>
+                    <a:prstGeom prst="rect">
+                      <a:avLst/>
+                    </a:prstGeom>
+                    <a:noFill/>
+                    <a:ln>
+                      <a:noFill/>
+                    </a:ln>
+                  </pic:spPr>
+                </pic:pic>
+              </a:graphicData>
+            </a:graphic>
+          </wp:inline>
+        </w:drawing>
+      </w:r>
+    </w:p>
+    <w:p>
+      <w:pPr>
+        <w:widowControl/>
+        <w:adjustRightInd w:val="0"/>
+        <w:snapToGrid w:val="0"/>
+        <w:jc w:val="left"/>
+        <w:rPr>
+          <w:rFonts w:ascii="Tahoma" w:eastAsia="微软雅黑" w:hAnsi="Tahoma"/>
+          <w:kern w:val="0"/>
+          <w:sz w:val="22"/>
+          <w:szCs w:val="24"/>
+        </w:rPr>
+      </w:pPr>
+      <w:r>
+        <w:rPr>
+          <w:rFonts w:ascii="Tahoma" w:eastAsia="微软雅黑" w:hAnsi="Tahoma" w:hint="eastAsia"/>
+          <w:kern w:val="0"/>
+          <w:sz w:val="22"/>
+          <w:szCs w:val="24"/>
+        </w:rPr>
+        <w:t>天窗层的插件可以自定义在哪些界面中启用。</w:t>
+      </w:r>
+    </w:p>
+    <w:p>
+      <w:pPr>
+        <w:widowControl/>
+        <w:adjustRightInd w:val="0"/>
+        <w:snapToGrid w:val="0"/>
+        <w:jc w:val="left"/>
+        <w:rPr>
+          <w:rFonts w:ascii="Tahoma" w:eastAsia="微软雅黑" w:hAnsi="Tahoma"/>
+          <w:kern w:val="0"/>
+          <w:sz w:val="22"/>
+          <w:szCs w:val="24"/>
+        </w:rPr>
+      </w:pPr>
+      <w:r>
+        <w:rPr>
+          <w:rFonts w:ascii="Tahoma" w:eastAsia="微软雅黑" w:hAnsi="Tahoma" w:hint="eastAsia"/>
+          <w:kern w:val="0"/>
+          <w:sz w:val="22"/>
+          <w:szCs w:val="24"/>
+        </w:rPr>
+        <w:t>如果为</w:t>
+      </w:r>
+      <w:r>
+        <w:rPr>
+          <w:rFonts w:ascii="Tahoma" w:eastAsia="微软雅黑" w:hAnsi="Tahoma" w:hint="eastAsia"/>
+          <w:kern w:val="0"/>
+          <w:sz w:val="22"/>
+          <w:szCs w:val="24"/>
+        </w:rPr>
+        <w:t>false</w:t>
+      </w:r>
+      <w:r>
+        <w:rPr>
+          <w:rFonts w:ascii="Tahoma" w:eastAsia="微软雅黑" w:hAnsi="Tahoma" w:hint="eastAsia"/>
+          <w:kern w:val="0"/>
+          <w:sz w:val="22"/>
+          <w:szCs w:val="24"/>
+        </w:rPr>
+        <w:t>，则目标界面不会创建贴图。（未创建的贴图，设置显示</w:t>
+      </w:r>
+      <w:r>
+        <w:rPr>
+          <w:rFonts w:ascii="Tahoma" w:eastAsia="微软雅黑" w:hAnsi="Tahoma" w:hint="eastAsia"/>
+          <w:kern w:val="0"/>
+          <w:sz w:val="22"/>
+          <w:szCs w:val="24"/>
+        </w:rPr>
+        <w:t>也</w:t>
+      </w:r>
+      <w:r>
+        <w:rPr>
+          <w:rFonts w:ascii="Tahoma" w:eastAsia="微软雅黑" w:hAnsi="Tahoma" w:hint="eastAsia"/>
+          <w:kern w:val="0"/>
+          <w:sz w:val="22"/>
+          <w:szCs w:val="24"/>
+        </w:rPr>
+        <w:t>不会生效）</w:t>
+      </w:r>
+    </w:p>
+    <w:p>
+      <w:pPr>
+        <w:widowControl/>
+        <w:adjustRightInd w:val="0"/>
+        <w:snapToGrid w:val="0"/>
+        <w:jc w:val="center"/>
+        <w:rPr>
+          <w:rFonts w:ascii="Tahoma" w:eastAsia="微软雅黑" w:hAnsi="Tahoma"/>
+          <w:kern w:val="0"/>
+          <w:sz w:val="22"/>
+          <w:szCs w:val="24"/>
+        </w:rPr>
+      </w:pPr>
+      <w:r>
+        <w:rPr>
+          <w:noProof/>
+        </w:rPr>
+        <w:drawing>
+          <wp:inline distT="0" distB="0" distL="0" distR="0" wp14:anchorId="654F3C0B" wp14:editId="2C850687">
+            <wp:extent cx="2766060" cy="805309"/>
+            <wp:effectExtent l="0" t="0" r="0" b="0"/>
+            <wp:docPr id="100038921" name="图片 2"/>
+            <wp:cNvGraphicFramePr>
+              <a:graphicFrameLocks xmlns:a="http://schemas.openxmlformats.org/drawingml/2006/main" noChangeAspect="1"/>
+            </wp:cNvGraphicFramePr>
+            <a:graphic xmlns:a="http://schemas.openxmlformats.org/drawingml/2006/main">
+              <a:graphicData uri="http://schemas.openxmlformats.org/drawingml/2006/picture">
+                <pic:pic xmlns:pic="http://schemas.openxmlformats.org/drawingml/2006/picture">
+                  <pic:nvPicPr>
+                    <pic:cNvPr id="0" name="Picture 4"/>
+                    <pic:cNvPicPr>
+                      <a:picLocks noChangeAspect="1" noChangeArrowheads="1"/>
+                    </pic:cNvPicPr>
+                  </pic:nvPicPr>
+                  <pic:blipFill>
+                    <a:blip r:embed="rId15">
+                      <a:extLst>
+                        <a:ext uri="{28A0092B-C50C-407E-A947-70E740481C1C}">
+                          <a14:useLocalDpi xmlns:a14="http://schemas.microsoft.com/office/drawing/2010/main" val="0"/>
+                        </a:ext>
+                      </a:extLst>
+                    </a:blip>
+                    <a:srcRect/>
+                    <a:stretch>
+                      <a:fillRect/>
+                    </a:stretch>
+                  </pic:blipFill>
+                  <pic:spPr bwMode="auto">
+                    <a:xfrm>
+                      <a:off x="0" y="0"/>
+                      <a:ext cx="2774037" cy="807631"/>
+                    </a:xfrm>
+                    <a:prstGeom prst="rect">
+                      <a:avLst/>
+                    </a:prstGeom>
+                    <a:noFill/>
+                    <a:ln>
+                      <a:noFill/>
+                    </a:ln>
+                  </pic:spPr>
+                </pic:pic>
+              </a:graphicData>
+            </a:graphic>
+          </wp:inline>
+        </w:drawing>
+      </w:r>
+    </w:p>
+    <w:p>
+      <w:pPr>
+        <w:widowControl/>
+        <w:adjustRightInd w:val="0"/>
+        <w:snapToGrid w:val="0"/>
+        <w:jc w:val="left"/>
+        <w:rPr>
+          <w:rFonts w:ascii="Tahoma" w:eastAsia="微软雅黑" w:hAnsi="Tahoma"/>
+          <w:kern w:val="0"/>
+          <w:sz w:val="22"/>
+          <w:szCs w:val="24"/>
+        </w:rPr>
+      </w:pPr>
+    </w:p>
+    <w:p>
+      <w:pPr>
+        <w:pStyle w:val="4"/>
+        <w:rPr>
+          <w:rFonts w:hint="eastAsia"/>
+        </w:rPr>
+      </w:pPr>
+      <w:r>
+        <w:rPr>
+          <w:rFonts w:hint="eastAsia"/>
+        </w:rPr>
+        <w:t>2）插件指令</w:t>
+      </w:r>
+      <w:r>
+        <w:rPr>
+          <w:rFonts w:hint="eastAsia"/>
+        </w:rPr>
+        <w:t>调整</w:t>
+      </w:r>
+    </w:p>
+    <w:p>
+      <w:pPr>
+        <w:widowControl/>
+        <w:adjustRightInd w:val="0"/>
+        <w:snapToGrid w:val="0"/>
+        <w:jc w:val="left"/>
+        <w:rPr>
+          <w:rFonts w:ascii="Tahoma" w:eastAsia="微软雅黑" w:hAnsi="Tahoma"/>
+          <w:kern w:val="0"/>
+          <w:sz w:val="22"/>
+        </w:rPr>
+      </w:pPr>
+      <w:r>
+        <w:rPr>
+          <w:rFonts w:ascii="Tahoma" w:eastAsia="微软雅黑" w:hAnsi="Tahoma" w:hint="eastAsia"/>
+          <w:kern w:val="0"/>
+          <w:sz w:val="22"/>
+          <w:szCs w:val="24"/>
+        </w:rPr>
+        <w:t>注意，所有天窗层的装饰，默认都处于</w:t>
+      </w:r>
+      <w:r>
+        <w:rPr>
+          <w:rFonts w:ascii="Tahoma" w:eastAsia="微软雅黑" w:hAnsi="Tahoma" w:hint="eastAsia"/>
+          <w:kern w:val="0"/>
+          <w:sz w:val="22"/>
+          <w:szCs w:val="24"/>
+        </w:rPr>
+        <w:t xml:space="preserve"> </w:t>
+      </w:r>
+      <w:r>
+        <w:rPr>
+          <w:rFonts w:ascii="Tahoma" w:eastAsia="微软雅黑" w:hAnsi="Tahoma" w:hint="eastAsia"/>
+          <w:b/>
+          <w:bCs/>
+          <w:kern w:val="0"/>
+          <w:sz w:val="22"/>
+          <w:szCs w:val="24"/>
+        </w:rPr>
+        <w:t>隐藏状态</w:t>
+      </w:r>
+      <w:r>
+        <w:rPr>
+          <w:rFonts w:ascii="Tahoma" w:eastAsia="微软雅黑" w:hAnsi="Tahoma" w:hint="eastAsia"/>
+          <w:kern w:val="0"/>
+          <w:sz w:val="22"/>
+          <w:szCs w:val="24"/>
+        </w:rPr>
+        <w:t xml:space="preserve"> </w:t>
+      </w:r>
+      <w:r>
+        <w:rPr>
+          <w:rFonts w:ascii="Tahoma" w:eastAsia="微软雅黑" w:hAnsi="Tahoma" w:hint="eastAsia"/>
+          <w:kern w:val="0"/>
+          <w:sz w:val="22"/>
+          <w:szCs w:val="24"/>
+        </w:rPr>
+        <w:t>。</w:t>
+      </w:r>
+    </w:p>
+    <w:p>
+      <w:pPr>
+        <w:widowControl/>
+        <w:adjustRightInd w:val="0"/>
+        <w:snapToGrid w:val="0"/>
+        <w:jc w:val="left"/>
+        <w:rPr>
+          <w:rFonts w:ascii="Tahoma" w:eastAsia="微软雅黑" w:hAnsi="Tahoma"/>
+          <w:kern w:val="0"/>
+          <w:sz w:val="22"/>
+        </w:rPr>
+      </w:pPr>
+      <w:r>
+        <w:rPr>
+          <w:rFonts w:ascii="Tahoma" w:eastAsia="微软雅黑" w:hAnsi="Tahoma" w:hint="eastAsia"/>
+          <w:kern w:val="0"/>
+          <w:sz w:val="22"/>
+        </w:rPr>
+        <w:t>需要手动使用插件指令</w:t>
+      </w:r>
+      <w:r>
+        <w:rPr>
+          <w:rFonts w:ascii="Tahoma" w:eastAsia="微软雅黑" w:hAnsi="Tahoma" w:hint="eastAsia"/>
+          <w:kern w:val="0"/>
+          <w:sz w:val="22"/>
+        </w:rPr>
+        <w:t xml:space="preserve"> </w:t>
+      </w:r>
+      <w:r>
+        <w:rPr>
+          <w:rFonts w:ascii="Tahoma" w:eastAsia="微软雅黑" w:hAnsi="Tahoma" w:hint="eastAsia"/>
+          <w:kern w:val="0"/>
+          <w:sz w:val="22"/>
+        </w:rPr>
+        <w:t>显示，才能看见</w:t>
+      </w:r>
+      <w:r>
+        <w:rPr>
+          <w:rFonts w:ascii="Tahoma" w:eastAsia="微软雅黑" w:hAnsi="Tahoma" w:hint="eastAsia"/>
+          <w:kern w:val="0"/>
+          <w:sz w:val="22"/>
+        </w:rPr>
+        <w:t>贴图</w:t>
+      </w:r>
+      <w:r>
+        <w:rPr>
+          <w:rFonts w:ascii="Tahoma" w:eastAsia="微软雅黑" w:hAnsi="Tahoma" w:hint="eastAsia"/>
+          <w:kern w:val="0"/>
+          <w:sz w:val="22"/>
+        </w:rPr>
+        <w:t>。</w:t>
+      </w:r>
+    </w:p>
+    <w:p>
+      <w:pPr>
+        <w:widowControl/>
+        <w:adjustRightInd w:val="0"/>
+        <w:snapToGrid w:val="0"/>
+        <w:jc w:val="center"/>
+        <w:rPr>
+          <w:rFonts w:ascii="Tahoma" w:eastAsia="微软雅黑" w:hAnsi="Tahoma"/>
+          <w:kern w:val="0"/>
+          <w:sz w:val="22"/>
+          <w:szCs w:val="24"/>
+        </w:rPr>
+      </w:pPr>
+      <w:r>
+        <w:rPr>
+          <w:noProof/>
+        </w:rPr>
+        <w:drawing>
+          <wp:inline distT="0" distB="0" distL="0" distR="0" wp14:anchorId="54B3ED11" wp14:editId="365705B7">
+            <wp:extent cx="4876800" cy="2529994"/>
+            <wp:effectExtent l="0" t="0" r="0" b="3810"/>
+            <wp:docPr id="52021808" name="图片 3"/>
+            <wp:cNvGraphicFramePr>
+              <a:graphicFrameLocks xmlns:a="http://schemas.openxmlformats.org/drawingml/2006/main" noChangeAspect="1"/>
+            </wp:cNvGraphicFramePr>
+            <a:graphic xmlns:a="http://schemas.openxmlformats.org/drawingml/2006/main">
+              <a:graphicData uri="http://schemas.openxmlformats.org/drawingml/2006/picture">
+                <pic:pic xmlns:pic="http://schemas.openxmlformats.org/drawingml/2006/picture">
+                  <pic:nvPicPr>
+                    <pic:cNvPr id="0" name="Picture 6"/>
+                    <pic:cNvPicPr>
+                      <a:picLocks noChangeAspect="1" noChangeArrowheads="1"/>
+                    </pic:cNvPicPr>
+                  </pic:nvPicPr>
+                  <pic:blipFill>
+                    <a:blip r:embed="rId16">
+                      <a:extLst>
+                        <a:ext uri="{28A0092B-C50C-407E-A947-70E740481C1C}">
+                          <a14:useLocalDpi xmlns:a14="http://schemas.microsoft.com/office/drawing/2010/main" val="0"/>
+                        </a:ext>
+                      </a:extLst>
+                    </a:blip>
+                    <a:srcRect/>
+                    <a:stretch>
+                      <a:fillRect/>
+                    </a:stretch>
+                  </pic:blipFill>
+                  <pic:spPr bwMode="auto">
+                    <a:xfrm>
+                      <a:off x="0" y="0"/>
+                      <a:ext cx="4878782" cy="2531022"/>
+                    </a:xfrm>
+                    <a:prstGeom prst="rect">
+                      <a:avLst/>
+                    </a:prstGeom>
+                    <a:noFill/>
+                    <a:ln>
+                      <a:noFill/>
+                    </a:ln>
+                  </pic:spPr>
+                </pic:pic>
+              </a:graphicData>
+            </a:graphic>
+          </wp:inline>
+        </w:drawing>
+      </w:r>
+    </w:p>
+    <w:p>
+      <w:pPr>
+        <w:widowControl/>
+        <w:jc w:val="left"/>
+        <w:rPr>
+          <w:rFonts w:ascii="Tahoma" w:eastAsia="微软雅黑" w:hAnsi="Tahoma"/>
+          <w:kern w:val="0"/>
+          <w:sz w:val="22"/>
+          <w:szCs w:val="24"/>
+        </w:rPr>
+      </w:pPr>
+    </w:p>
+    <w:p>
+      <w:pPr>
+        <w:pStyle w:val="4"/>
+        <w:rPr>
+          <w:rFonts w:hint="eastAsia"/>
+        </w:rPr>
+      </w:pPr>
+      <w:r>
+        <w:rPr>
+          <w:rFonts w:hint="eastAsia"/>
+        </w:rPr>
+        <w:t>3</w:t>
+      </w:r>
+      <w:r>
+        <w:rPr>
+          <w:rFonts w:hint="eastAsia"/>
+        </w:rPr>
+        <w:t>）</w:t>
+      </w:r>
+      <w:r>
+        <w:rPr>
+          <w:rFonts w:hint="eastAsia"/>
+        </w:rPr>
+        <w:t>标签</w:t>
+      </w:r>
+      <w:r>
+        <w:rPr>
+          <w:rFonts w:hint="eastAsia"/>
+        </w:rPr>
+        <w:t>说明</w:t>
+      </w:r>
+    </w:p>
+    <w:p>
+      <w:pPr>
+        <w:widowControl/>
+        <w:adjustRightInd w:val="0"/>
+        <w:snapToGrid w:val="0"/>
+        <w:spacing w:after="200"/>
+        <w:jc w:val="left"/>
+        <w:rPr>
+          <w:rFonts w:ascii="Tahoma" w:eastAsia="微软雅黑" w:hAnsi="Tahoma"/>
+          <w:kern w:val="0"/>
+          <w:sz w:val="22"/>
+        </w:rPr>
+      </w:pPr>
+      <w:r>
+        <w:rPr>
+          <w:rFonts w:ascii="Tahoma" w:eastAsia="微软雅黑" w:hAnsi="Tahoma" w:hint="eastAsia"/>
+          <w:kern w:val="0"/>
+          <w:sz w:val="22"/>
+        </w:rPr>
+        <w:t>由于你需要配置大量</w:t>
+      </w:r>
+      <w:r>
+        <w:rPr>
+          <w:rFonts w:ascii="Tahoma" w:eastAsia="微软雅黑" w:hAnsi="Tahoma" w:hint="eastAsia"/>
+          <w:kern w:val="0"/>
+          <w:sz w:val="22"/>
+        </w:rPr>
+        <w:t>背景内容到相应的插件中，你不能一次性看见全部内容，这里用标签来进行区分。</w:t>
+      </w:r>
+      <w:r>
+        <w:rPr>
+          <w:rFonts w:ascii="Tahoma" w:eastAsia="微软雅黑" w:hAnsi="Tahoma" w:hint="eastAsia"/>
+          <w:b/>
+          <w:kern w:val="0"/>
+          <w:sz w:val="22"/>
+        </w:rPr>
+        <w:t>标签不作用在插件中，只是在配置的时候方便查看</w:t>
+      </w:r>
+      <w:r>
+        <w:rPr>
+          <w:rFonts w:ascii="Tahoma" w:eastAsia="微软雅黑" w:hAnsi="Tahoma" w:hint="eastAsia"/>
+          <w:kern w:val="0"/>
+          <w:sz w:val="22"/>
+        </w:rPr>
+        <w:t>。</w:t>
+      </w:r>
+    </w:p>
+    <w:p>
+      <w:pPr>
+        <w:widowControl/>
+        <w:adjustRightInd w:val="0"/>
+        <w:snapToGrid w:val="0"/>
+        <w:spacing w:after="120"/>
+        <w:jc w:val="center"/>
+        <w:rPr>
+          <w:rFonts w:ascii="Tahoma" w:eastAsia="微软雅黑" w:hAnsi="Tahoma"/>
+          <w:kern w:val="0"/>
+          <w:sz w:val="22"/>
+        </w:rPr>
+      </w:pPr>
+      <w:r>
+        <w:rPr>
+          <w:noProof/>
+        </w:rPr>
+        <w:drawing>
+          <wp:inline distT="0" distB="0" distL="0" distR="0" wp14:anchorId="6A4847AA" wp14:editId="09FC7EC1">
+            <wp:extent cx="4617720" cy="2179320"/>
+            <wp:effectExtent l="0" t="0" r="0" b="0"/>
+            <wp:docPr id="559035190" name="图片 1"/>
+            <wp:cNvGraphicFramePr>
+              <a:graphicFrameLocks xmlns:a="http://schemas.openxmlformats.org/drawingml/2006/main" noChangeAspect="1"/>
+            </wp:cNvGraphicFramePr>
+            <a:graphic xmlns:a="http://schemas.openxmlformats.org/drawingml/2006/main">
+              <a:graphicData uri="http://schemas.openxmlformats.org/drawingml/2006/picture">
+                <pic:pic xmlns:pic="http://schemas.openxmlformats.org/drawingml/2006/picture">
+                  <pic:nvPicPr>
+                    <pic:cNvPr id="0" name="Picture 1"/>
+                    <pic:cNvPicPr>
+                      <a:picLocks noChangeAspect="1" noChangeArrowheads="1"/>
+                    </pic:cNvPicPr>
+                  </pic:nvPicPr>
+                  <pic:blipFill>
+                    <a:blip r:embed="rId17">
+                      <a:extLst>
+                        <a:ext uri="{28A0092B-C50C-407E-A947-70E740481C1C}">
+                          <a14:useLocalDpi xmlns:a14="http://schemas.microsoft.com/office/drawing/2010/main" val="0"/>
+                        </a:ext>
+                      </a:extLst>
+                    </a:blip>
+                    <a:srcRect/>
+                    <a:stretch>
+                      <a:fillRect/>
+                    </a:stretch>
+                  </pic:blipFill>
+                  <pic:spPr bwMode="auto">
+                    <a:xfrm>
+                      <a:off x="0" y="0"/>
+                      <a:ext cx="4617720" cy="2179320"/>
+                    </a:xfrm>
+                    <a:prstGeom prst="rect">
+                      <a:avLst/>
+                    </a:prstGeom>
+                    <a:noFill/>
+                    <a:ln>
+                      <a:noFill/>
+                    </a:ln>
+                  </pic:spPr>
+                </pic:pic>
+              </a:graphicData>
+            </a:graphic>
+          </wp:inline>
+        </w:drawing>
+      </w:r>
+    </w:p>
+    <w:p>
+      <w:pPr>
+        <w:widowControl/>
+        <w:adjustRightInd w:val="0"/>
+        <w:snapToGrid w:val="0"/>
+        <w:spacing w:after="120"/>
+        <w:jc w:val="left"/>
+        <w:rPr>
+          <w:rFonts w:ascii="Tahoma" w:eastAsia="微软雅黑" w:hAnsi="Tahoma"/>
+          <w:kern w:val="0"/>
+          <w:sz w:val="22"/>
+        </w:rPr>
+      </w:pPr>
+      <w:r>
+        <w:rPr>
+          <w:rFonts w:ascii="Tahoma" w:eastAsia="微软雅黑" w:hAnsi="Tahoma" w:hint="eastAsia"/>
+          <w:kern w:val="0"/>
+          <w:sz w:val="22"/>
+        </w:rPr>
+        <w:t>如果标签名长了，你可以拖拽下面两个竖线，把值拉开查看。</w:t>
+      </w:r>
+    </w:p>
+    <w:p>
+      <w:pPr>
+        <w:widowControl/>
+        <w:adjustRightInd w:val="0"/>
+        <w:snapToGrid w:val="0"/>
+        <w:spacing w:after="120"/>
+        <w:jc w:val="center"/>
+        <w:rPr>
+          <w:rFonts w:ascii="Tahoma" w:eastAsia="微软雅黑" w:hAnsi="Tahoma"/>
+          <w:kern w:val="0"/>
+          <w:sz w:val="22"/>
+        </w:rPr>
+      </w:pPr>
+      <w:r>
+        <w:rPr>
+          <w:noProof/>
+        </w:rPr>
+        <w:drawing>
+          <wp:inline distT="0" distB="0" distL="0" distR="0" wp14:anchorId="34EC513D" wp14:editId="53FC5125">
+            <wp:extent cx="4488180" cy="1051560"/>
+            <wp:effectExtent l="0" t="0" r="7620" b="0"/>
+            <wp:docPr id="1412788721" name="图片 2"/>
+            <wp:cNvGraphicFramePr>
+              <a:graphicFrameLocks xmlns:a="http://schemas.openxmlformats.org/drawingml/2006/main" noChangeAspect="1"/>
+            </wp:cNvGraphicFramePr>
+            <a:graphic xmlns:a="http://schemas.openxmlformats.org/drawingml/2006/main">
+              <a:graphicData uri="http://schemas.openxmlformats.org/drawingml/2006/picture">
+                <pic:pic xmlns:pic="http://schemas.openxmlformats.org/drawingml/2006/picture">
+                  <pic:nvPicPr>
+                    <pic:cNvPr id="0" name="Picture 3"/>
+                    <pic:cNvPicPr>
+                      <a:picLocks noChangeAspect="1" noChangeArrowheads="1"/>
+                    </pic:cNvPicPr>
+                  </pic:nvPicPr>
+                  <pic:blipFill>
+                    <a:blip r:embed="rId18">
+                      <a:extLst>
+                        <a:ext uri="{28A0092B-C50C-407E-A947-70E740481C1C}">
+                          <a14:useLocalDpi xmlns:a14="http://schemas.microsoft.com/office/drawing/2010/main" val="0"/>
+                        </a:ext>
+                      </a:extLst>
+                    </a:blip>
+                    <a:srcRect/>
+                    <a:stretch>
+                      <a:fillRect/>
+                    </a:stretch>
+                  </pic:blipFill>
+                  <pic:spPr bwMode="auto">
+                    <a:xfrm>
+                      <a:off x="0" y="0"/>
+                      <a:ext cx="4488180" cy="1051560"/>
+                    </a:xfrm>
+                    <a:prstGeom prst="rect">
+                      <a:avLst/>
+                    </a:prstGeom>
+                    <a:noFill/>
+                    <a:ln>
+                      <a:noFill/>
+                    </a:ln>
+                  </pic:spPr>
+                </pic:pic>
+              </a:graphicData>
+            </a:graphic>
+          </wp:inline>
+        </w:drawing>
+      </w:r>
+    </w:p>
+    <w:p>
+      <w:pPr>
+        <w:widowControl/>
+        <w:jc w:val="left"/>
+        <w:rPr>
+          <w:rFonts w:ascii="Tahoma" w:eastAsia="微软雅黑" w:hAnsi="Tahoma"/>
+          <w:kern w:val="0"/>
+          <w:sz w:val="22"/>
+        </w:rPr>
+      </w:pPr>
+      <w:r>
+        <w:rPr>
+          <w:rFonts w:ascii="Tahoma" w:eastAsia="微软雅黑" w:hAnsi="Tahoma"/>
+          <w:kern w:val="0"/>
+          <w:sz w:val="22"/>
+        </w:rPr>
+        <w:br w:type="page"/>
+      </w:r>
+    </w:p>
+    <w:p>
+      <w:pPr>
+        <w:pStyle w:val="3"/>
+        <w:rPr>
+          <w:rFonts w:hint="eastAsia"/>
+        </w:rPr>
+      </w:pPr>
+      <w:bookmarkStart w:id="5" w:name="_图片层级"/>
+      <w:bookmarkStart w:id="6" w:name="_变换动画设计"/>
+      <w:bookmarkEnd w:id="5"/>
+      <w:bookmarkEnd w:id="6"/>
+      <w:r>
+        <w:rPr>
+          <w:rFonts w:hint="eastAsia"/>
+        </w:rPr>
+        <w:lastRenderedPageBreak/>
+        <w:t>变换动画设计</w:t>
+      </w:r>
+    </w:p>
+    <w:p>
+      <w:pPr>
+        <w:pStyle w:val="4"/>
+        <w:rPr>
+          <w:rFonts w:hint="eastAsia"/>
+        </w:rPr>
+      </w:pPr>
+      <w:r>
+        <w:rPr>
+          <w:rFonts w:hint="eastAsia"/>
+        </w:rPr>
+        <w:t>1）纯色幕布</w:t>
+      </w:r>
+    </w:p>
+    <w:p>
+      <w:pPr>
+        <w:snapToGrid w:val="0"/>
+        <w:rPr>
+          <w:rFonts w:ascii="Tahoma" w:eastAsia="微软雅黑" w:hAnsi="Tahoma"/>
+          <w:kern w:val="0"/>
+          <w:sz w:val="22"/>
+        </w:rPr>
+      </w:pPr>
+      <w:r>
+        <w:rPr>
+          <w:rFonts w:ascii="Tahoma" w:eastAsia="微软雅黑" w:hAnsi="Tahoma" w:hint="eastAsia"/>
+          <w:kern w:val="0"/>
+          <w:sz w:val="22"/>
+        </w:rPr>
+        <w:t>天窗层</w:t>
+      </w:r>
+      <w:r>
+        <w:rPr>
+          <w:rFonts w:ascii="Tahoma" w:eastAsia="微软雅黑" w:hAnsi="Tahoma" w:hint="eastAsia"/>
+          <w:kern w:val="0"/>
+          <w:sz w:val="22"/>
+        </w:rPr>
+        <w:t>，基于</w:t>
+      </w:r>
+      <w:r>
+        <w:rPr>
+          <w:rFonts w:ascii="Tahoma" w:eastAsia="微软雅黑" w:hAnsi="Tahoma" w:hint="eastAsia"/>
+          <w:kern w:val="0"/>
+          <w:sz w:val="22"/>
+        </w:rPr>
+        <w:t xml:space="preserve"> </w:t>
+      </w:r>
+      <w:r>
+        <w:rPr>
+          <w:rFonts w:ascii="Tahoma" w:eastAsia="微软雅黑" w:hAnsi="Tahoma" w:hint="eastAsia"/>
+          <w:kern w:val="0"/>
+          <w:sz w:val="22"/>
+        </w:rPr>
+        <w:t>修改单属性、延迟指令、周期指令</w:t>
+      </w:r>
+      <w:r>
+        <w:rPr>
+          <w:rFonts w:ascii="Tahoma" w:eastAsia="微软雅黑" w:hAnsi="Tahoma" w:hint="eastAsia"/>
+          <w:kern w:val="0"/>
+          <w:sz w:val="22"/>
+        </w:rPr>
+        <w:t xml:space="preserve"> </w:t>
+      </w:r>
+      <w:r>
+        <w:rPr>
+          <w:rFonts w:ascii="Tahoma" w:eastAsia="微软雅黑" w:hAnsi="Tahoma" w:hint="eastAsia"/>
+          <w:kern w:val="0"/>
+          <w:sz w:val="22"/>
+        </w:rPr>
+        <w:t>可以设计许多变换动画。</w:t>
+      </w:r>
+    </w:p>
+    <w:p>
+      <w:pPr>
+        <w:snapToGrid w:val="0"/>
+        <w:rPr>
+          <w:rFonts w:ascii="Tahoma" w:eastAsia="微软雅黑" w:hAnsi="Tahoma"/>
+          <w:kern w:val="0"/>
+          <w:sz w:val="22"/>
+        </w:rPr>
+      </w:pPr>
+      <w:r>
+        <w:rPr>
+          <w:rFonts w:ascii="Tahoma" w:eastAsia="微软雅黑" w:hAnsi="Tahoma" w:hint="eastAsia"/>
+          <w:kern w:val="0"/>
+          <w:sz w:val="22"/>
+        </w:rPr>
+        <w:t>其中最常用的有灯光、滤镜变换。</w:t>
+      </w:r>
+    </w:p>
+    <w:p>
+      <w:pPr>
+        <w:snapToGrid w:val="0"/>
+        <w:rPr>
+          <w:rFonts w:ascii="Tahoma" w:eastAsia="微软雅黑" w:hAnsi="Tahoma"/>
+          <w:kern w:val="0"/>
+          <w:sz w:val="22"/>
+        </w:rPr>
+      </w:pPr>
+      <w:r>
+        <w:rPr>
+          <w:rFonts w:ascii="Tahoma" w:eastAsia="微软雅黑" w:hAnsi="Tahoma" w:hint="eastAsia"/>
+          <w:kern w:val="0"/>
+          <w:sz w:val="22"/>
+        </w:rPr>
+        <w:t>为方便随时调用，作者我将纯色幕布固定在</w:t>
+      </w:r>
+      <w:r>
+        <w:rPr>
+          <w:rFonts w:ascii="Tahoma" w:eastAsia="微软雅黑" w:hAnsi="Tahoma" w:hint="eastAsia"/>
+          <w:kern w:val="0"/>
+          <w:sz w:val="22"/>
+        </w:rPr>
+        <w:t>1~10</w:t>
+      </w:r>
+      <w:r>
+        <w:rPr>
+          <w:rFonts w:ascii="Tahoma" w:eastAsia="微软雅黑" w:hAnsi="Tahoma" w:hint="eastAsia"/>
+          <w:kern w:val="0"/>
+          <w:sz w:val="22"/>
+        </w:rPr>
+        <w:t>的背景位置。</w:t>
+      </w:r>
+    </w:p>
+    <w:p>
+      <w:pPr>
+        <w:snapToGrid w:val="0"/>
+        <w:jc w:val="center"/>
+        <w:rPr>
+          <w:rFonts w:ascii="Tahoma" w:eastAsia="微软雅黑" w:hAnsi="Tahoma"/>
+          <w:kern w:val="0"/>
+          <w:sz w:val="22"/>
+        </w:rPr>
+      </w:pPr>
+      <w:r>
+        <w:rPr>
+          <w:noProof/>
+        </w:rPr>
+        <w:drawing>
+          <wp:inline distT="0" distB="0" distL="0" distR="0" wp14:anchorId="1FE5C529" wp14:editId="4CC96A92">
+            <wp:extent cx="4169077" cy="2218517"/>
+            <wp:effectExtent l="0" t="0" r="3175" b="0"/>
+            <wp:docPr id="2043812245" name="图片 1"/>
+            <wp:cNvGraphicFramePr>
+              <a:graphicFrameLocks xmlns:a="http://schemas.openxmlformats.org/drawingml/2006/main" noChangeAspect="1"/>
+            </wp:cNvGraphicFramePr>
+            <a:graphic xmlns:a="http://schemas.openxmlformats.org/drawingml/2006/main">
+              <a:graphicData uri="http://schemas.openxmlformats.org/drawingml/2006/picture">
+                <pic:pic xmlns:pic="http://schemas.openxmlformats.org/drawingml/2006/picture">
+                  <pic:nvPicPr>
+                    <pic:cNvPr id="0" name="Picture 2"/>
+                    <pic:cNvPicPr>
+                      <a:picLocks noChangeAspect="1" noChangeArrowheads="1"/>
+                    </pic:cNvPicPr>
+                  </pic:nvPicPr>
+                  <pic:blipFill>
+                    <a:blip r:embed="rId19">
+                      <a:extLst>
+                        <a:ext uri="{28A0092B-C50C-407E-A947-70E740481C1C}">
+                          <a14:useLocalDpi xmlns:a14="http://schemas.microsoft.com/office/drawing/2010/main" val="0"/>
+                        </a:ext>
+                      </a:extLst>
+                    </a:blip>
+                    <a:srcRect/>
+                    <a:stretch>
+                      <a:fillRect/>
+                    </a:stretch>
+                  </pic:blipFill>
+                  <pic:spPr bwMode="auto">
+                    <a:xfrm>
+                      <a:off x="0" y="0"/>
+                      <a:ext cx="4171926" cy="2220033"/>
+                    </a:xfrm>
+                    <a:prstGeom prst="rect">
+                      <a:avLst/>
+                    </a:prstGeom>
+                    <a:noFill/>
+                    <a:ln>
+                      <a:noFill/>
+                    </a:ln>
+                  </pic:spPr>
+                </pic:pic>
+              </a:graphicData>
+            </a:graphic>
+          </wp:inline>
+        </w:drawing>
+      </w:r>
+    </w:p>
+    <w:p>
+      <w:pPr>
+        <w:snapToGrid w:val="0"/>
+        <w:rPr>
+          <w:rFonts w:ascii="Tahoma" w:eastAsia="微软雅黑" w:hAnsi="Tahoma"/>
+          <w:kern w:val="0"/>
+          <w:sz w:val="22"/>
+        </w:rPr>
+      </w:pPr>
+      <w:r>
+        <w:rPr>
+          <w:rFonts w:ascii="Tahoma" w:eastAsia="微软雅黑" w:hAnsi="Tahoma" w:hint="eastAsia"/>
+          <w:kern w:val="0"/>
+          <w:sz w:val="22"/>
+        </w:rPr>
+        <w:t>天窗层的转换，使用纯色幕布较多，可作为动画转场来用。</w:t>
+      </w:r>
+    </w:p>
+    <w:p>
+      <w:pPr>
+        <w:snapToGrid w:val="0"/>
+        <w:rPr>
+          <w:rFonts w:ascii="Tahoma" w:eastAsia="微软雅黑" w:hAnsi="Tahoma"/>
+          <w:kern w:val="0"/>
+          <w:sz w:val="22"/>
+        </w:rPr>
+      </w:pPr>
+      <w:r>
+        <w:rPr>
+          <w:rFonts w:ascii="Tahoma" w:eastAsia="微软雅黑" w:hAnsi="Tahoma" w:hint="eastAsia"/>
+          <w:kern w:val="0"/>
+          <w:sz w:val="22"/>
+        </w:rPr>
+        <w:t>默认天窗层的所有贴图都是隐藏状态，</w:t>
+      </w:r>
+    </w:p>
+    <w:p>
+      <w:pPr>
+        <w:snapToGrid w:val="0"/>
+        <w:rPr>
+          <w:rFonts w:ascii="Tahoma" w:eastAsia="微软雅黑" w:hAnsi="Tahoma"/>
+          <w:kern w:val="0"/>
+          <w:sz w:val="22"/>
+        </w:rPr>
+      </w:pPr>
+      <w:r>
+        <w:rPr>
+          <w:rFonts w:ascii="Tahoma" w:eastAsia="微软雅黑" w:hAnsi="Tahoma" w:hint="eastAsia"/>
+          <w:kern w:val="0"/>
+          <w:sz w:val="22"/>
+        </w:rPr>
+        <w:t>你需要手动显示它们，并且根据情况自定义混合模式与透明度。</w:t>
+      </w:r>
+    </w:p>
+    <w:p>
+      <w:pPr>
+        <w:widowControl/>
+        <w:adjustRightInd w:val="0"/>
+        <w:jc w:val="center"/>
+        <w:rPr>
+          <w:rFonts w:ascii="Tahoma" w:eastAsia="微软雅黑" w:hAnsi="Tahoma"/>
+          <w:kern w:val="0"/>
+          <w:sz w:val="22"/>
+        </w:rPr>
+      </w:pPr>
+      <w:r>
+        <w:rPr>
+          <w:noProof/>
+        </w:rPr>
+        <w:drawing>
+          <wp:inline distT="0" distB="0" distL="0" distR="0" wp14:anchorId="660A311D" wp14:editId="300B09B7">
+            <wp:extent cx="5142575" cy="1282858"/>
+            <wp:effectExtent l="0" t="0" r="1270" b="0"/>
+            <wp:docPr id="1607254307" name="图片 1"/>
+            <wp:cNvGraphicFramePr>
+              <a:graphicFrameLocks xmlns:a="http://schemas.openxmlformats.org/drawingml/2006/main" noChangeAspect="1"/>
+            </wp:cNvGraphicFramePr>
+            <a:graphic xmlns:a="http://schemas.openxmlformats.org/drawingml/2006/main">
+              <a:graphicData uri="http://schemas.openxmlformats.org/drawingml/2006/picture">
+                <pic:pic xmlns:pic="http://schemas.openxmlformats.org/drawingml/2006/picture">
+                  <pic:nvPicPr>
+                    <pic:cNvPr id="0" name="Picture 2"/>
+                    <pic:cNvPicPr>
+                      <a:picLocks noChangeAspect="1" noChangeArrowheads="1"/>
+                    </pic:cNvPicPr>
+                  </pic:nvPicPr>
+                  <pic:blipFill>
+                    <a:blip r:embed="rId20">
+                      <a:extLst>
+                        <a:ext uri="{28A0092B-C50C-407E-A947-70E740481C1C}">
+                          <a14:useLocalDpi xmlns:a14="http://schemas.microsoft.com/office/drawing/2010/main" val="0"/>
+                        </a:ext>
+                      </a:extLst>
+                    </a:blip>
+                    <a:srcRect/>
+                    <a:stretch>
+                      <a:fillRect/>
+                    </a:stretch>
+                  </pic:blipFill>
+                  <pic:spPr bwMode="auto">
+                    <a:xfrm>
+                      <a:off x="0" y="0"/>
+                      <a:ext cx="5145574" cy="1283606"/>
+                    </a:xfrm>
+                    <a:prstGeom prst="rect">
+                      <a:avLst/>
+                    </a:prstGeom>
+                    <a:noFill/>
+                    <a:ln>
+                      <a:noFill/>
+                    </a:ln>
+                  </pic:spPr>
+                </pic:pic>
+              </a:graphicData>
+            </a:graphic>
+          </wp:inline>
+        </w:drawing>
+      </w:r>
+    </w:p>
+    <w:tbl>
+      <w:tblPr>
+        <w:tblStyle w:val="af"/>
+        <w:tblW w:w="0" w:type="auto"/>
+        <w:shd w:val="clear" w:color="auto" w:fill="DEEAF6" w:themeFill="accent1" w:themeFillTint="33"/>
+        <w:tblLook w:val="04A0" w:firstRow="1" w:lastRow="0" w:firstColumn="1" w:lastColumn="0" w:noHBand="0" w:noVBand="1"/>
+      </w:tblPr>
+      <w:tblGrid>
+        <w:gridCol w:w="8522"/>
+      </w:tblGrid>
+      <w:tr>
+        <w:tc>
+          <w:tcPr>
+            <w:tcW w:w="8522" w:type="dxa"/>
+            <w:shd w:val="clear" w:color="auto" w:fill="DEEAF6" w:themeFill="accent1" w:themeFillTint="33"/>
+          </w:tcPr>
+          <w:p>
+            <w:pPr>
+              <w:widowControl/>
+              <w:adjustRightInd w:val="0"/>
+              <w:jc w:val="left"/>
+              <w:rPr>
+                <w:rFonts w:ascii="Tahoma" w:eastAsia="微软雅黑" w:hAnsi="Tahoma"/>
+                <w:kern w:val="0"/>
+                <w:sz w:val="22"/>
+              </w:rPr>
+            </w:pPr>
+            <w:r>
+              <w:rPr>
+                <w:rFonts w:ascii="Tahoma" w:eastAsia="微软雅黑" w:hAnsi="Tahoma" w:hint="eastAsia"/>
+                <w:kern w:val="0"/>
+                <w:sz w:val="22"/>
+              </w:rPr>
+              <w:t>图片也有纯色幕布，你也可以挂图片来实现幕布效果哦。</w:t>
+            </w:r>
+          </w:p>
+        </w:tc>
+      </w:tr>
+    </w:tbl>
+    <w:p>
+      <w:pPr>
+        <w:widowControl/>
+        <w:adjustRightInd w:val="0"/>
+        <w:jc w:val="left"/>
+        <w:rPr>
+          <w:rFonts w:ascii="Tahoma" w:eastAsia="微软雅黑" w:hAnsi="Tahoma"/>
+          <w:kern w:val="0"/>
+          <w:sz w:val="22"/>
+        </w:rPr>
+      </w:pPr>
+    </w:p>
+    <w:p>
+      <w:pPr>
+        <w:widowControl/>
+        <w:adjustRightInd w:val="0"/>
+        <w:jc w:val="left"/>
+        <w:rPr>
+          <w:rFonts w:ascii="Tahoma" w:eastAsia="微软雅黑" w:hAnsi="Tahoma"/>
+          <w:kern w:val="0"/>
+          <w:sz w:val="22"/>
+        </w:rPr>
+      </w:pPr>
+      <w:r>
+        <w:rPr>
+          <w:rFonts w:ascii="Tahoma" w:eastAsia="微软雅黑" w:hAnsi="Tahoma" w:hint="eastAsia"/>
+          <w:kern w:val="0"/>
+          <w:sz w:val="22"/>
+        </w:rPr>
+        <w:br w:type="page"/>
+      </w:r>
+    </w:p>
+    <w:p>
+      <w:pPr>
+        <w:pStyle w:val="3"/>
+        <w:rPr>
+          <w:rFonts w:hint="eastAsia"/>
+        </w:rPr>
+      </w:pPr>
+      <w:bookmarkStart w:id="7" w:name="_预加载"/>
+      <w:bookmarkEnd w:id="7"/>
       <w:r>
         <w:rPr>
           <w:rFonts w:hint="eastAsia"/>
@@ -3147,7 +3900,7 @@
                     </pic:cNvPicPr>
                   </pic:nvPicPr>
                   <pic:blipFill>
-                    <a:blip r:embed="rId19">
+                    <a:blip r:embed="rId21">
                       <a:extLst>
                         <a:ext uri="{28A0092B-C50C-407E-A947-70E740481C1C}">
                           <a14:useLocalDpi xmlns:a14="http://schemas.microsoft.com/office/drawing/2010/main" val="0"/>
@@ -3213,7 +3966,7 @@
                     </pic:cNvPicPr>
                   </pic:nvPicPr>
                   <pic:blipFill>
-                    <a:blip r:embed="rId20">
+                    <a:blip r:embed="rId22">
                       <a:extLst>
                         <a:ext uri="{28A0092B-C50C-407E-A947-70E740481C1C}">
                           <a14:useLocalDpi xmlns:a14="http://schemas.microsoft.com/office/drawing/2010/main" val="0"/>
@@ -3564,10 +4317,1473 @@
           <w:rFonts w:hint="eastAsia"/>
         </w:rPr>
       </w:pPr>
-      <w:r>
-        <w:rPr>
-          <w:rFonts w:hint="eastAsia"/>
-        </w:rPr>
+      <w:bookmarkStart w:id="8" w:name="_延迟指令与周期指令"/>
+      <w:bookmarkEnd w:id="8"/>
+      <w:r>
+        <w:rPr>
+          <w:rFonts w:hint="eastAsia"/>
+        </w:rPr>
+        <w:t>延迟指令与周期指令</w:t>
+      </w:r>
+    </w:p>
+    <w:p>
+      <w:pPr>
+        <w:pStyle w:val="4"/>
+        <w:rPr>
+          <w:rFonts w:hint="eastAsia"/>
+        </w:rPr>
+      </w:pPr>
+      <w:r>
+        <w:rPr>
+          <w:rFonts w:hint="eastAsia"/>
+        </w:rPr>
+        <w:t>1）关系表</w:t>
+      </w:r>
+    </w:p>
+    <w:p>
+      <w:pPr>
+        <w:widowControl/>
+        <w:adjustRightInd w:val="0"/>
+        <w:jc w:val="left"/>
+        <w:rPr>
+          <w:rFonts w:ascii="Tahoma" w:eastAsia="微软雅黑" w:hAnsi="Tahoma"/>
+          <w:kern w:val="0"/>
+          <w:sz w:val="22"/>
+        </w:rPr>
+      </w:pPr>
+      <w:r>
+        <w:rPr>
+          <w:rFonts w:ascii="Tahoma" w:eastAsia="微软雅黑" w:hAnsi="Tahoma" w:hint="eastAsia"/>
+          <w:kern w:val="0"/>
+          <w:sz w:val="22"/>
+        </w:rPr>
+        <w:t>修改单属性、延迟指令、周期指令，在不同界面的关系如下表。</w:t>
+      </w:r>
+    </w:p>
+    <w:tbl>
+      <w:tblPr>
+        <w:tblStyle w:val="af"/>
+        <w:tblW w:w="0" w:type="auto"/>
+        <w:jc w:val="center"/>
+        <w:tblLook w:val="04A0" w:firstRow="1" w:lastRow="0" w:firstColumn="1" w:lastColumn="0" w:noHBand="0" w:noVBand="1"/>
+      </w:tblPr>
+      <w:tblGrid>
+        <w:gridCol w:w="1559"/>
+        <w:gridCol w:w="1707"/>
+        <w:gridCol w:w="2262"/>
+        <w:gridCol w:w="2377"/>
+      </w:tblGrid>
+      <w:tr>
+        <w:trPr>
+          <w:trHeight w:hRule="exact" w:val="794"/>
+          <w:jc w:val="center"/>
+        </w:trPr>
+        <w:tc>
+          <w:tcPr>
+            <w:tcW w:w="1559" w:type="dxa"/>
+            <w:shd w:val="clear" w:color="auto" w:fill="D9D9D9" w:themeFill="background1" w:themeFillShade="D9"/>
+            <w:vAlign w:val="center"/>
+          </w:tcPr>
+          <w:p>
+            <w:pPr>
+              <w:widowControl/>
+              <w:snapToGrid w:val="0"/>
+              <w:jc w:val="left"/>
+              <w:rPr>
+                <w:rFonts w:ascii="Tahoma" w:eastAsia="微软雅黑" w:hAnsi="Tahoma"/>
+                <w:b/>
+                <w:bCs/>
+                <w:kern w:val="0"/>
+                <w:sz w:val="22"/>
+              </w:rPr>
+            </w:pPr>
+            <w:r>
+              <w:rPr>
+                <w:rFonts w:ascii="Tahoma" w:eastAsia="微软雅黑" w:hAnsi="Tahoma" w:hint="eastAsia"/>
+                <w:b/>
+                <w:bCs/>
+                <w:kern w:val="0"/>
+                <w:sz w:val="22"/>
+              </w:rPr>
+              <w:t>插件</w:t>
+            </w:r>
+          </w:p>
+        </w:tc>
+        <w:tc>
+          <w:tcPr>
+            <w:tcW w:w="1707" w:type="dxa"/>
+            <w:shd w:val="clear" w:color="auto" w:fill="D9D9D9" w:themeFill="background1" w:themeFillShade="D9"/>
+            <w:vAlign w:val="center"/>
+          </w:tcPr>
+          <w:p>
+            <w:pPr>
+              <w:widowControl/>
+              <w:snapToGrid w:val="0"/>
+              <w:jc w:val="left"/>
+              <w:rPr>
+                <w:rFonts w:ascii="Tahoma" w:eastAsia="微软雅黑" w:hAnsi="Tahoma"/>
+                <w:b/>
+                <w:bCs/>
+                <w:kern w:val="0"/>
+                <w:sz w:val="22"/>
+              </w:rPr>
+            </w:pPr>
+            <w:r>
+              <w:rPr>
+                <w:rFonts w:ascii="Tahoma" w:eastAsia="微软雅黑" w:hAnsi="Tahoma" w:hint="eastAsia"/>
+                <w:b/>
+                <w:bCs/>
+                <w:kern w:val="0"/>
+                <w:sz w:val="22"/>
+              </w:rPr>
+              <w:t>修改单属性</w:t>
+            </w:r>
+          </w:p>
+        </w:tc>
+        <w:tc>
+          <w:tcPr>
+            <w:tcW w:w="2262" w:type="dxa"/>
+            <w:shd w:val="clear" w:color="auto" w:fill="D9D9D9" w:themeFill="background1" w:themeFillShade="D9"/>
+            <w:vAlign w:val="center"/>
+          </w:tcPr>
+          <w:p>
+            <w:pPr>
+              <w:widowControl/>
+              <w:snapToGrid w:val="0"/>
+              <w:jc w:val="left"/>
+              <w:rPr>
+                <w:rFonts w:ascii="Tahoma" w:eastAsia="微软雅黑" w:hAnsi="Tahoma"/>
+                <w:b/>
+                <w:bCs/>
+                <w:kern w:val="0"/>
+                <w:sz w:val="22"/>
+              </w:rPr>
+            </w:pPr>
+            <w:r>
+              <w:rPr>
+                <w:rFonts w:ascii="Tahoma" w:eastAsia="微软雅黑" w:hAnsi="Tahoma" w:hint="eastAsia"/>
+                <w:b/>
+                <w:bCs/>
+                <w:kern w:val="0"/>
+                <w:sz w:val="22"/>
+              </w:rPr>
+              <w:t>延迟指令</w:t>
+            </w:r>
+          </w:p>
+        </w:tc>
+        <w:tc>
+          <w:tcPr>
+            <w:tcW w:w="2377" w:type="dxa"/>
+            <w:shd w:val="clear" w:color="auto" w:fill="D9D9D9" w:themeFill="background1" w:themeFillShade="D9"/>
+            <w:vAlign w:val="center"/>
+          </w:tcPr>
+          <w:p>
+            <w:pPr>
+              <w:widowControl/>
+              <w:snapToGrid w:val="0"/>
+              <w:jc w:val="left"/>
+              <w:rPr>
+                <w:rFonts w:ascii="Tahoma" w:eastAsia="微软雅黑" w:hAnsi="Tahoma"/>
+                <w:b/>
+                <w:bCs/>
+                <w:kern w:val="0"/>
+                <w:sz w:val="22"/>
+              </w:rPr>
+            </w:pPr>
+            <w:r>
+              <w:rPr>
+                <w:rFonts w:ascii="Tahoma" w:eastAsia="微软雅黑" w:hAnsi="Tahoma" w:hint="eastAsia"/>
+                <w:b/>
+                <w:bCs/>
+                <w:kern w:val="0"/>
+                <w:sz w:val="22"/>
+              </w:rPr>
+              <w:t>周期指令</w:t>
+            </w:r>
+          </w:p>
+        </w:tc>
+      </w:tr>
+      <w:tr>
+        <w:trPr>
+          <w:trHeight w:hRule="exact" w:val="794"/>
+          <w:jc w:val="center"/>
+        </w:trPr>
+        <w:tc>
+          <w:tcPr>
+            <w:tcW w:w="1559" w:type="dxa"/>
+            <w:vAlign w:val="center"/>
+          </w:tcPr>
+          <w:p>
+            <w:pPr>
+              <w:widowControl/>
+              <w:snapToGrid w:val="0"/>
+              <w:jc w:val="left"/>
+              <w:rPr>
+                <w:rFonts w:ascii="Tahoma" w:eastAsia="微软雅黑" w:hAnsi="Tahoma"/>
+                <w:kern w:val="0"/>
+                <w:sz w:val="22"/>
+              </w:rPr>
+            </w:pPr>
+            <w:r>
+              <w:rPr>
+                <w:rFonts w:ascii="Tahoma" w:eastAsia="微软雅黑" w:hAnsi="Tahoma" w:hint="eastAsia"/>
+                <w:kern w:val="0"/>
+                <w:sz w:val="22"/>
+              </w:rPr>
+              <w:t>地图插件</w:t>
+            </w:r>
+          </w:p>
+        </w:tc>
+        <w:tc>
+          <w:tcPr>
+            <w:tcW w:w="1707" w:type="dxa"/>
+            <w:vAlign w:val="center"/>
+          </w:tcPr>
+          <w:p>
+            <w:pPr>
+              <w:widowControl/>
+              <w:snapToGrid w:val="0"/>
+              <w:jc w:val="left"/>
+              <w:rPr>
+                <w:rFonts w:ascii="Tahoma" w:eastAsia="微软雅黑" w:hAnsi="Tahoma"/>
+                <w:kern w:val="0"/>
+                <w:sz w:val="22"/>
+              </w:rPr>
+            </w:pPr>
+            <w:r>
+              <w:rPr>
+                <w:rFonts w:ascii="Tahoma" w:eastAsia="微软雅黑" w:hAnsi="Tahoma" w:hint="eastAsia"/>
+                <w:kern w:val="0"/>
+                <w:sz w:val="22"/>
+              </w:rPr>
+              <w:t>支持（常用）</w:t>
+            </w:r>
+          </w:p>
+        </w:tc>
+        <w:tc>
+          <w:tcPr>
+            <w:tcW w:w="2262" w:type="dxa"/>
+            <w:vAlign w:val="center"/>
+          </w:tcPr>
+          <w:p>
+            <w:pPr>
+              <w:widowControl/>
+              <w:snapToGrid w:val="0"/>
+              <w:jc w:val="left"/>
+              <w:rPr>
+                <w:rFonts w:ascii="Tahoma" w:eastAsia="微软雅黑" w:hAnsi="Tahoma"/>
+                <w:kern w:val="0"/>
+                <w:sz w:val="22"/>
+              </w:rPr>
+            </w:pPr>
+            <w:r>
+              <w:rPr>
+                <w:rFonts w:ascii="Tahoma" w:eastAsia="微软雅黑" w:hAnsi="Tahoma" w:hint="eastAsia"/>
+                <w:kern w:val="0"/>
+                <w:sz w:val="22"/>
+              </w:rPr>
+              <w:t>支持</w:t>
+            </w:r>
+          </w:p>
+        </w:tc>
+        <w:tc>
+          <w:tcPr>
+            <w:tcW w:w="2377" w:type="dxa"/>
+            <w:vAlign w:val="center"/>
+          </w:tcPr>
+          <w:p>
+            <w:pPr>
+              <w:widowControl/>
+              <w:snapToGrid w:val="0"/>
+              <w:jc w:val="left"/>
+              <w:rPr>
+                <w:rFonts w:ascii="Tahoma" w:eastAsia="微软雅黑" w:hAnsi="Tahoma"/>
+                <w:kern w:val="0"/>
+                <w:sz w:val="22"/>
+              </w:rPr>
+            </w:pPr>
+            <w:r>
+              <w:rPr>
+                <w:rFonts w:ascii="Tahoma" w:eastAsia="微软雅黑" w:hAnsi="Tahoma" w:hint="eastAsia"/>
+                <w:kern w:val="0"/>
+                <w:sz w:val="22"/>
+              </w:rPr>
+              <w:t>支持</w:t>
+            </w:r>
+          </w:p>
+        </w:tc>
+      </w:tr>
+      <w:tr>
+        <w:trPr>
+          <w:trHeight w:hRule="exact" w:val="794"/>
+          <w:jc w:val="center"/>
+        </w:trPr>
+        <w:tc>
+          <w:tcPr>
+            <w:tcW w:w="1559" w:type="dxa"/>
+            <w:vAlign w:val="center"/>
+          </w:tcPr>
+          <w:p>
+            <w:pPr>
+              <w:widowControl/>
+              <w:snapToGrid w:val="0"/>
+              <w:jc w:val="left"/>
+              <w:rPr>
+                <w:rFonts w:ascii="Tahoma" w:eastAsia="微软雅黑" w:hAnsi="Tahoma"/>
+                <w:kern w:val="0"/>
+                <w:sz w:val="22"/>
+              </w:rPr>
+            </w:pPr>
+            <w:r>
+              <w:rPr>
+                <w:rFonts w:ascii="Tahoma" w:eastAsia="微软雅黑" w:hAnsi="Tahoma" w:hint="eastAsia"/>
+                <w:kern w:val="0"/>
+                <w:sz w:val="22"/>
+              </w:rPr>
+              <w:t>战斗插件</w:t>
+            </w:r>
+          </w:p>
+        </w:tc>
+        <w:tc>
+          <w:tcPr>
+            <w:tcW w:w="1707" w:type="dxa"/>
+            <w:vAlign w:val="center"/>
+          </w:tcPr>
+          <w:p>
+            <w:pPr>
+              <w:widowControl/>
+              <w:snapToGrid w:val="0"/>
+              <w:jc w:val="left"/>
+              <w:rPr>
+                <w:rFonts w:ascii="Tahoma" w:eastAsia="微软雅黑" w:hAnsi="Tahoma"/>
+                <w:kern w:val="0"/>
+                <w:sz w:val="22"/>
+              </w:rPr>
+            </w:pPr>
+            <w:r>
+              <w:rPr>
+                <w:rFonts w:ascii="Tahoma" w:eastAsia="微软雅黑" w:hAnsi="Tahoma" w:hint="eastAsia"/>
+                <w:kern w:val="0"/>
+                <w:sz w:val="22"/>
+              </w:rPr>
+              <w:t>支持</w:t>
+            </w:r>
+          </w:p>
+        </w:tc>
+        <w:tc>
+          <w:tcPr>
+            <w:tcW w:w="2262" w:type="dxa"/>
+            <w:vAlign w:val="center"/>
+          </w:tcPr>
+          <w:p>
+            <w:pPr>
+              <w:widowControl/>
+              <w:snapToGrid w:val="0"/>
+              <w:jc w:val="left"/>
+              <w:rPr>
+                <w:rFonts w:ascii="Tahoma" w:eastAsia="微软雅黑" w:hAnsi="Tahoma"/>
+                <w:kern w:val="0"/>
+                <w:sz w:val="22"/>
+              </w:rPr>
+            </w:pPr>
+            <w:r>
+              <w:rPr>
+                <w:rFonts w:ascii="Tahoma" w:eastAsia="微软雅黑" w:hAnsi="Tahoma" w:hint="eastAsia"/>
+                <w:kern w:val="0"/>
+                <w:sz w:val="22"/>
+              </w:rPr>
+              <w:t>支持（常用）</w:t>
+            </w:r>
+          </w:p>
+          <w:p>
+            <w:pPr>
+              <w:widowControl/>
+              <w:snapToGrid w:val="0"/>
+              <w:jc w:val="left"/>
+              <w:rPr>
+                <w:rFonts w:ascii="Tahoma" w:eastAsia="微软雅黑" w:hAnsi="Tahoma"/>
+                <w:kern w:val="0"/>
+                <w:sz w:val="22"/>
+              </w:rPr>
+            </w:pPr>
+            <w:r>
+              <w:rPr>
+                <w:rFonts w:ascii="Tahoma" w:eastAsia="微软雅黑" w:hAnsi="Tahoma" w:hint="eastAsia"/>
+                <w:kern w:val="0"/>
+                <w:sz w:val="22"/>
+              </w:rPr>
+              <w:t>(</w:t>
+            </w:r>
+            <w:r>
+              <w:rPr>
+                <w:rFonts w:ascii="Tahoma" w:eastAsia="微软雅黑" w:hAnsi="Tahoma" w:hint="eastAsia"/>
+                <w:kern w:val="0"/>
+                <w:sz w:val="22"/>
+              </w:rPr>
+              <w:t>最好放公共事件</w:t>
+            </w:r>
+            <w:r>
+              <w:rPr>
+                <w:rFonts w:ascii="Tahoma" w:eastAsia="微软雅黑" w:hAnsi="Tahoma" w:hint="eastAsia"/>
+                <w:kern w:val="0"/>
+                <w:sz w:val="22"/>
+              </w:rPr>
+              <w:t>)</w:t>
+            </w:r>
+          </w:p>
+        </w:tc>
+        <w:tc>
+          <w:tcPr>
+            <w:tcW w:w="2377" w:type="dxa"/>
+            <w:vAlign w:val="center"/>
+          </w:tcPr>
+          <w:p>
+            <w:pPr>
+              <w:widowControl/>
+              <w:snapToGrid w:val="0"/>
+              <w:jc w:val="left"/>
+              <w:rPr>
+                <w:rFonts w:ascii="Tahoma" w:eastAsia="微软雅黑" w:hAnsi="Tahoma"/>
+                <w:kern w:val="0"/>
+                <w:sz w:val="22"/>
+              </w:rPr>
+            </w:pPr>
+            <w:r>
+              <w:rPr>
+                <w:rFonts w:ascii="Tahoma" w:eastAsia="微软雅黑" w:hAnsi="Tahoma" w:hint="eastAsia"/>
+                <w:kern w:val="0"/>
+                <w:sz w:val="22"/>
+              </w:rPr>
+              <w:t>支持</w:t>
+            </w:r>
+          </w:p>
+        </w:tc>
+      </w:tr>
+      <w:tr>
+        <w:trPr>
+          <w:trHeight w:hRule="exact" w:val="794"/>
+          <w:jc w:val="center"/>
+        </w:trPr>
+        <w:tc>
+          <w:tcPr>
+            <w:tcW w:w="1559" w:type="dxa"/>
+            <w:vAlign w:val="center"/>
+          </w:tcPr>
+          <w:p>
+            <w:pPr>
+              <w:widowControl/>
+              <w:snapToGrid w:val="0"/>
+              <w:jc w:val="left"/>
+              <w:rPr>
+                <w:rFonts w:ascii="Tahoma" w:eastAsia="微软雅黑" w:hAnsi="Tahoma"/>
+                <w:kern w:val="0"/>
+                <w:sz w:val="22"/>
+              </w:rPr>
+            </w:pPr>
+            <w:r>
+              <w:rPr>
+                <w:rFonts w:ascii="Tahoma" w:eastAsia="微软雅黑" w:hAnsi="Tahoma" w:hint="eastAsia"/>
+                <w:kern w:val="0"/>
+                <w:sz w:val="22"/>
+              </w:rPr>
+              <w:t>菜单插件</w:t>
+            </w:r>
+          </w:p>
+        </w:tc>
+        <w:tc>
+          <w:tcPr>
+            <w:tcW w:w="1707" w:type="dxa"/>
+            <w:vAlign w:val="center"/>
+          </w:tcPr>
+          <w:p>
+            <w:pPr>
+              <w:widowControl/>
+              <w:snapToGrid w:val="0"/>
+              <w:jc w:val="left"/>
+              <w:rPr>
+                <w:rFonts w:ascii="Tahoma" w:eastAsia="微软雅黑" w:hAnsi="Tahoma"/>
+                <w:kern w:val="0"/>
+                <w:sz w:val="22"/>
+              </w:rPr>
+            </w:pPr>
+            <w:r>
+              <w:rPr>
+                <w:rFonts w:ascii="Tahoma" w:eastAsia="微软雅黑" w:hAnsi="Tahoma" w:hint="eastAsia"/>
+                <w:color w:val="A6A6A6" w:themeColor="background1" w:themeShade="A6"/>
+                <w:kern w:val="0"/>
+                <w:sz w:val="22"/>
+              </w:rPr>
+              <w:t>不支持</w:t>
+            </w:r>
+          </w:p>
+        </w:tc>
+        <w:tc>
+          <w:tcPr>
+            <w:tcW w:w="2262" w:type="dxa"/>
+            <w:vAlign w:val="center"/>
+          </w:tcPr>
+          <w:p>
+            <w:pPr>
+              <w:widowControl/>
+              <w:snapToGrid w:val="0"/>
+              <w:jc w:val="left"/>
+              <w:rPr>
+                <w:rFonts w:ascii="Tahoma" w:eastAsia="微软雅黑" w:hAnsi="Tahoma"/>
+                <w:kern w:val="0"/>
+                <w:sz w:val="22"/>
+              </w:rPr>
+            </w:pPr>
+            <w:r>
+              <w:rPr>
+                <w:rFonts w:ascii="Tahoma" w:eastAsia="微软雅黑" w:hAnsi="Tahoma" w:hint="eastAsia"/>
+                <w:kern w:val="0"/>
+                <w:sz w:val="22"/>
+              </w:rPr>
+              <w:t>支持</w:t>
+            </w:r>
+          </w:p>
+          <w:p>
+            <w:pPr>
+              <w:widowControl/>
+              <w:snapToGrid w:val="0"/>
+              <w:jc w:val="left"/>
+              <w:rPr>
+                <w:rFonts w:ascii="Tahoma" w:eastAsia="微软雅黑" w:hAnsi="Tahoma"/>
+                <w:kern w:val="0"/>
+                <w:sz w:val="22"/>
+              </w:rPr>
+            </w:pPr>
+            <w:r>
+              <w:rPr>
+                <w:rFonts w:ascii="Tahoma" w:eastAsia="微软雅黑" w:hAnsi="Tahoma" w:hint="eastAsia"/>
+                <w:kern w:val="0"/>
+                <w:sz w:val="22"/>
+              </w:rPr>
+              <w:t>(</w:t>
+            </w:r>
+            <w:r>
+              <w:rPr>
+                <w:rFonts w:ascii="Tahoma" w:eastAsia="微软雅黑" w:hAnsi="Tahoma" w:hint="eastAsia"/>
+                <w:kern w:val="0"/>
+                <w:sz w:val="22"/>
+              </w:rPr>
+              <w:t>最好放容器初始化</w:t>
+            </w:r>
+            <w:r>
+              <w:rPr>
+                <w:rFonts w:ascii="Tahoma" w:eastAsia="微软雅黑" w:hAnsi="Tahoma" w:hint="eastAsia"/>
+                <w:kern w:val="0"/>
+                <w:sz w:val="22"/>
+              </w:rPr>
+              <w:t>)</w:t>
+            </w:r>
+          </w:p>
+        </w:tc>
+        <w:tc>
+          <w:tcPr>
+            <w:tcW w:w="2377" w:type="dxa"/>
+            <w:vAlign w:val="center"/>
+          </w:tcPr>
+          <w:p>
+            <w:pPr>
+              <w:widowControl/>
+              <w:snapToGrid w:val="0"/>
+              <w:jc w:val="left"/>
+              <w:rPr>
+                <w:rFonts w:ascii="Tahoma" w:eastAsia="微软雅黑" w:hAnsi="Tahoma"/>
+                <w:kern w:val="0"/>
+                <w:sz w:val="22"/>
+              </w:rPr>
+            </w:pPr>
+            <w:r>
+              <w:rPr>
+                <w:rFonts w:ascii="Tahoma" w:eastAsia="微软雅黑" w:hAnsi="Tahoma" w:hint="eastAsia"/>
+                <w:kern w:val="0"/>
+                <w:sz w:val="22"/>
+              </w:rPr>
+              <w:t>支持</w:t>
+            </w:r>
+          </w:p>
+          <w:p>
+            <w:pPr>
+              <w:widowControl/>
+              <w:snapToGrid w:val="0"/>
+              <w:jc w:val="left"/>
+              <w:rPr>
+                <w:rFonts w:ascii="Tahoma" w:eastAsia="微软雅黑" w:hAnsi="Tahoma"/>
+                <w:kern w:val="0"/>
+                <w:sz w:val="22"/>
+              </w:rPr>
+            </w:pPr>
+            <w:r>
+              <w:rPr>
+                <w:rFonts w:ascii="Tahoma" w:eastAsia="微软雅黑" w:hAnsi="Tahoma" w:hint="eastAsia"/>
+                <w:kern w:val="0"/>
+                <w:sz w:val="22"/>
+              </w:rPr>
+              <w:t>(</w:t>
+            </w:r>
+            <w:r>
+              <w:rPr>
+                <w:rFonts w:ascii="Tahoma" w:eastAsia="微软雅黑" w:hAnsi="Tahoma" w:hint="eastAsia"/>
+                <w:kern w:val="0"/>
+                <w:sz w:val="22"/>
+              </w:rPr>
+              <w:t>最好放容器初始化</w:t>
+            </w:r>
+            <w:r>
+              <w:rPr>
+                <w:rFonts w:ascii="Tahoma" w:eastAsia="微软雅黑" w:hAnsi="Tahoma" w:hint="eastAsia"/>
+                <w:kern w:val="0"/>
+                <w:sz w:val="22"/>
+              </w:rPr>
+              <w:t>)</w:t>
+            </w:r>
+          </w:p>
+        </w:tc>
+      </w:tr>
+      <w:tr>
+        <w:trPr>
+          <w:trHeight w:hRule="exact" w:val="794"/>
+          <w:jc w:val="center"/>
+        </w:trPr>
+        <w:tc>
+          <w:tcPr>
+            <w:tcW w:w="1559" w:type="dxa"/>
+            <w:vAlign w:val="center"/>
+          </w:tcPr>
+          <w:p>
+            <w:pPr>
+              <w:widowControl/>
+              <w:snapToGrid w:val="0"/>
+              <w:jc w:val="left"/>
+              <w:rPr>
+                <w:rFonts w:ascii="Tahoma" w:eastAsia="微软雅黑" w:hAnsi="Tahoma"/>
+                <w:kern w:val="0"/>
+                <w:sz w:val="22"/>
+              </w:rPr>
+            </w:pPr>
+            <w:r>
+              <w:rPr>
+                <w:rFonts w:ascii="Tahoma" w:eastAsia="微软雅黑" w:hAnsi="Tahoma" w:hint="eastAsia"/>
+                <w:kern w:val="0"/>
+                <w:sz w:val="22"/>
+              </w:rPr>
+              <w:t>标题插件</w:t>
+            </w:r>
+          </w:p>
+        </w:tc>
+        <w:tc>
+          <w:tcPr>
+            <w:tcW w:w="1707" w:type="dxa"/>
+            <w:vAlign w:val="center"/>
+          </w:tcPr>
+          <w:p>
+            <w:pPr>
+              <w:widowControl/>
+              <w:snapToGrid w:val="0"/>
+              <w:jc w:val="left"/>
+              <w:rPr>
+                <w:rFonts w:ascii="Tahoma" w:eastAsia="微软雅黑" w:hAnsi="Tahoma"/>
+                <w:color w:val="A6A6A6" w:themeColor="background1" w:themeShade="A6"/>
+                <w:kern w:val="0"/>
+                <w:sz w:val="22"/>
+              </w:rPr>
+            </w:pPr>
+            <w:r>
+              <w:rPr>
+                <w:rFonts w:ascii="Tahoma" w:eastAsia="微软雅黑" w:hAnsi="Tahoma" w:hint="eastAsia"/>
+                <w:color w:val="A6A6A6" w:themeColor="background1" w:themeShade="A6"/>
+                <w:kern w:val="0"/>
+                <w:sz w:val="22"/>
+              </w:rPr>
+              <w:t>不支持</w:t>
+            </w:r>
+          </w:p>
+        </w:tc>
+        <w:tc>
+          <w:tcPr>
+            <w:tcW w:w="2262" w:type="dxa"/>
+            <w:vAlign w:val="center"/>
+          </w:tcPr>
+          <w:p>
+            <w:pPr>
+              <w:widowControl/>
+              <w:snapToGrid w:val="0"/>
+              <w:jc w:val="left"/>
+              <w:rPr>
+                <w:rFonts w:ascii="Tahoma" w:eastAsia="微软雅黑" w:hAnsi="Tahoma"/>
+                <w:color w:val="A6A6A6" w:themeColor="background1" w:themeShade="A6"/>
+                <w:kern w:val="0"/>
+                <w:sz w:val="22"/>
+              </w:rPr>
+            </w:pPr>
+            <w:r>
+              <w:rPr>
+                <w:rFonts w:ascii="Tahoma" w:eastAsia="微软雅黑" w:hAnsi="Tahoma" w:hint="eastAsia"/>
+                <w:color w:val="A6A6A6" w:themeColor="background1" w:themeShade="A6"/>
+                <w:kern w:val="0"/>
+                <w:sz w:val="22"/>
+              </w:rPr>
+              <w:t>不支持</w:t>
+            </w:r>
+          </w:p>
+        </w:tc>
+        <w:tc>
+          <w:tcPr>
+            <w:tcW w:w="2377" w:type="dxa"/>
+            <w:vAlign w:val="center"/>
+          </w:tcPr>
+          <w:p>
+            <w:pPr>
+              <w:widowControl/>
+              <w:snapToGrid w:val="0"/>
+              <w:jc w:val="left"/>
+              <w:rPr>
+                <w:rFonts w:ascii="Tahoma" w:eastAsia="微软雅黑" w:hAnsi="Tahoma"/>
+                <w:color w:val="A6A6A6" w:themeColor="background1" w:themeShade="A6"/>
+                <w:kern w:val="0"/>
+                <w:sz w:val="22"/>
+              </w:rPr>
+            </w:pPr>
+            <w:r>
+              <w:rPr>
+                <w:rFonts w:ascii="Tahoma" w:eastAsia="微软雅黑" w:hAnsi="Tahoma" w:hint="eastAsia"/>
+                <w:color w:val="A6A6A6" w:themeColor="background1" w:themeShade="A6"/>
+                <w:kern w:val="0"/>
+                <w:sz w:val="22"/>
+              </w:rPr>
+              <w:t>不支持</w:t>
+            </w:r>
+          </w:p>
+        </w:tc>
+      </w:tr>
+      <w:tr>
+        <w:trPr>
+          <w:trHeight w:hRule="exact" w:val="794"/>
+          <w:jc w:val="center"/>
+        </w:trPr>
+        <w:tc>
+          <w:tcPr>
+            <w:tcW w:w="1559" w:type="dxa"/>
+            <w:vAlign w:val="center"/>
+          </w:tcPr>
+          <w:p>
+            <w:pPr>
+              <w:widowControl/>
+              <w:snapToGrid w:val="0"/>
+              <w:jc w:val="left"/>
+              <w:rPr>
+                <w:rFonts w:ascii="Tahoma" w:eastAsia="微软雅黑" w:hAnsi="Tahoma"/>
+                <w:kern w:val="0"/>
+                <w:sz w:val="22"/>
+              </w:rPr>
+            </w:pPr>
+            <w:r>
+              <w:rPr>
+                <w:rFonts w:ascii="Tahoma" w:eastAsia="微软雅黑" w:hAnsi="Tahoma" w:hint="eastAsia"/>
+                <w:kern w:val="0"/>
+                <w:sz w:val="22"/>
+              </w:rPr>
+              <w:t>天窗层插件</w:t>
+            </w:r>
+          </w:p>
+        </w:tc>
+        <w:tc>
+          <w:tcPr>
+            <w:tcW w:w="1707" w:type="dxa"/>
+            <w:vAlign w:val="center"/>
+          </w:tcPr>
+          <w:p>
+            <w:pPr>
+              <w:widowControl/>
+              <w:snapToGrid w:val="0"/>
+              <w:jc w:val="left"/>
+              <w:rPr>
+                <w:rFonts w:ascii="Tahoma" w:eastAsia="微软雅黑" w:hAnsi="Tahoma"/>
+                <w:kern w:val="0"/>
+                <w:sz w:val="22"/>
+              </w:rPr>
+            </w:pPr>
+            <w:r>
+              <w:rPr>
+                <w:rFonts w:ascii="Tahoma" w:eastAsia="微软雅黑" w:hAnsi="Tahoma" w:hint="eastAsia"/>
+                <w:kern w:val="0"/>
+                <w:sz w:val="22"/>
+              </w:rPr>
+              <w:t>支持（常用）</w:t>
+            </w:r>
+          </w:p>
+        </w:tc>
+        <w:tc>
+          <w:tcPr>
+            <w:tcW w:w="2262" w:type="dxa"/>
+            <w:vAlign w:val="center"/>
+          </w:tcPr>
+          <w:p>
+            <w:pPr>
+              <w:widowControl/>
+              <w:snapToGrid w:val="0"/>
+              <w:jc w:val="left"/>
+              <w:rPr>
+                <w:rFonts w:ascii="Tahoma" w:eastAsia="微软雅黑" w:hAnsi="Tahoma"/>
+                <w:kern w:val="0"/>
+                <w:sz w:val="22"/>
+              </w:rPr>
+            </w:pPr>
+            <w:r>
+              <w:rPr>
+                <w:rFonts w:ascii="Tahoma" w:eastAsia="微软雅黑" w:hAnsi="Tahoma" w:hint="eastAsia"/>
+                <w:kern w:val="0"/>
+                <w:sz w:val="22"/>
+              </w:rPr>
+              <w:t>支持</w:t>
+            </w:r>
+          </w:p>
+        </w:tc>
+        <w:tc>
+          <w:tcPr>
+            <w:tcW w:w="2377" w:type="dxa"/>
+            <w:vAlign w:val="center"/>
+          </w:tcPr>
+          <w:p>
+            <w:pPr>
+              <w:widowControl/>
+              <w:snapToGrid w:val="0"/>
+              <w:jc w:val="left"/>
+              <w:rPr>
+                <w:rFonts w:ascii="Tahoma" w:eastAsia="微软雅黑" w:hAnsi="Tahoma"/>
+                <w:kern w:val="0"/>
+                <w:sz w:val="22"/>
+              </w:rPr>
+            </w:pPr>
+            <w:r>
+              <w:rPr>
+                <w:rFonts w:ascii="Tahoma" w:eastAsia="微软雅黑" w:hAnsi="Tahoma" w:hint="eastAsia"/>
+                <w:kern w:val="0"/>
+                <w:sz w:val="22"/>
+              </w:rPr>
+              <w:t>支持</w:t>
+            </w:r>
+          </w:p>
+        </w:tc>
+      </w:tr>
+    </w:tbl>
+    <w:p>
+      <w:pPr>
+        <w:pStyle w:val="4"/>
+        <w:rPr>
+          <w:rFonts w:hint="eastAsia"/>
+        </w:rPr>
+      </w:pPr>
+      <w:r>
+        <w:rPr>
+          <w:rFonts w:hint="eastAsia"/>
+        </w:rPr>
+        <w:t>2）使用细节</w:t>
+      </w:r>
+      <w:r>
+        <w:rPr>
+          <w:rFonts w:hint="eastAsia"/>
+        </w:rPr>
+        <w:t>（天窗层）</w:t>
+      </w:r>
+    </w:p>
+    <w:p>
+      <w:pPr>
+        <w:snapToGrid w:val="0"/>
+        <w:spacing w:after="200"/>
+        <w:rPr>
+          <w:rFonts w:ascii="Tahoma" w:eastAsia="微软雅黑" w:hAnsi="Tahoma"/>
+          <w:kern w:val="0"/>
+          <w:sz w:val="22"/>
+        </w:rPr>
+      </w:pPr>
+      <w:r>
+        <w:rPr>
+          <w:rFonts w:ascii="Tahoma" w:eastAsia="微软雅黑" w:hAnsi="Tahoma" w:hint="eastAsia"/>
+          <w:kern w:val="0"/>
+          <w:sz w:val="22"/>
+        </w:rPr>
+        <w:t>》</w:t>
+      </w:r>
+      <w:r>
+        <w:rPr>
+          <w:rFonts w:ascii="Tahoma" w:eastAsia="微软雅黑" w:hAnsi="Tahoma" w:hint="eastAsia"/>
+          <w:kern w:val="0"/>
+          <w:sz w:val="22"/>
+        </w:rPr>
+        <w:t>天窗层的指令可以实时修改，可以加等待指令控制动画。</w:t>
+      </w:r>
+    </w:p>
+    <w:p>
+      <w:pPr>
+        <w:snapToGrid w:val="0"/>
+        <w:spacing w:after="200"/>
+        <w:rPr>
+          <w:rFonts w:ascii="Tahoma" w:eastAsia="微软雅黑" w:hAnsi="Tahoma"/>
+          <w:kern w:val="0"/>
+          <w:sz w:val="22"/>
+        </w:rPr>
+      </w:pPr>
+      <w:r>
+        <w:rPr>
+          <w:rFonts w:ascii="Tahoma" w:eastAsia="微软雅黑" w:hAnsi="Tahoma" w:hint="eastAsia"/>
+          <w:kern w:val="0"/>
+          <w:sz w:val="22"/>
+        </w:rPr>
+        <w:t>》天窗层的指令跨界面，但实时修改只能在地图界面、战斗界面实现。</w:t>
+      </w:r>
+    </w:p>
+    <w:p>
+      <w:pPr>
+        <w:widowControl/>
+        <w:jc w:val="left"/>
+        <w:rPr>
+          <w:rFonts w:ascii="Tahoma" w:eastAsia="微软雅黑" w:hAnsi="Tahoma"/>
+          <w:kern w:val="0"/>
+          <w:sz w:val="22"/>
+        </w:rPr>
+      </w:pPr>
+      <w:r>
+        <w:rPr>
+          <w:rFonts w:ascii="Tahoma" w:eastAsia="微软雅黑" w:hAnsi="Tahoma"/>
+          <w:kern w:val="0"/>
+          <w:sz w:val="22"/>
+        </w:rPr>
+        <w:br w:type="page"/>
+      </w:r>
+    </w:p>
+    <w:p>
+      <w:pPr>
+        <w:pStyle w:val="4"/>
+        <w:rPr>
+          <w:rFonts w:hint="eastAsia"/>
+        </w:rPr>
+      </w:pPr>
+      <w:r>
+        <w:rPr>
+          <w:rFonts w:hint="eastAsia"/>
+        </w:rPr>
+        <w:lastRenderedPageBreak/>
+        <w:t>3）使用细节（指令）</w:t>
+      </w:r>
+    </w:p>
+    <w:tbl>
+      <w:tblPr>
+        <w:tblStyle w:val="af"/>
+        <w:tblW w:w="0" w:type="auto"/>
+        <w:shd w:val="clear" w:color="auto" w:fill="FFF2CC" w:themeFill="accent4" w:themeFillTint="33"/>
+        <w:tblLook w:val="04A0" w:firstRow="1" w:lastRow="0" w:firstColumn="1" w:lastColumn="0" w:noHBand="0" w:noVBand="1"/>
+      </w:tblPr>
+      <w:tblGrid>
+        <w:gridCol w:w="8522"/>
+      </w:tblGrid>
+      <w:tr>
+        <w:tc>
+          <w:tcPr>
+            <w:tcW w:w="8522" w:type="dxa"/>
+            <w:shd w:val="clear" w:color="auto" w:fill="FFF2CC" w:themeFill="accent4" w:themeFillTint="33"/>
+          </w:tcPr>
+          <w:p>
+            <w:pPr>
+              <w:snapToGrid w:val="0"/>
+              <w:rPr>
+                <w:rFonts w:ascii="Tahoma" w:eastAsia="微软雅黑" w:hAnsi="Tahoma"/>
+                <w:kern w:val="0"/>
+                <w:sz w:val="22"/>
+              </w:rPr>
+            </w:pPr>
+            <w:r>
+              <w:rPr>
+                <w:rFonts w:ascii="Tahoma" w:eastAsia="微软雅黑" w:hAnsi="Tahoma" w:hint="eastAsia"/>
+                <w:kern w:val="0"/>
+                <w:sz w:val="22"/>
+              </w:rPr>
+              <w:t>修改</w:t>
+            </w:r>
+            <w:r>
+              <w:rPr>
+                <w:rFonts w:ascii="Tahoma" w:eastAsia="微软雅黑" w:hAnsi="Tahoma" w:hint="eastAsia"/>
+                <w:kern w:val="0"/>
+                <w:sz w:val="22"/>
+              </w:rPr>
+              <w:t>单属性、延迟指令、周期指令</w:t>
+            </w:r>
+            <w:r>
+              <w:rPr>
+                <w:rFonts w:ascii="Tahoma" w:eastAsia="微软雅黑" w:hAnsi="Tahoma" w:hint="eastAsia"/>
+                <w:kern w:val="0"/>
+                <w:sz w:val="22"/>
+              </w:rPr>
+              <w:t xml:space="preserve"> </w:t>
+            </w:r>
+            <w:r>
+              <w:rPr>
+                <w:rFonts w:ascii="Tahoma" w:eastAsia="微软雅黑" w:hAnsi="Tahoma" w:hint="eastAsia"/>
+                <w:kern w:val="0"/>
+                <w:sz w:val="22"/>
+              </w:rPr>
+              <w:t>的变换时长参数，</w:t>
+            </w:r>
+          </w:p>
+          <w:p>
+            <w:pPr>
+              <w:snapToGrid w:val="0"/>
+              <w:rPr>
+                <w:rFonts w:ascii="Tahoma" w:eastAsia="微软雅黑" w:hAnsi="Tahoma"/>
+                <w:kern w:val="0"/>
+                <w:sz w:val="22"/>
+              </w:rPr>
+            </w:pPr>
+            <w:r>
+              <w:rPr>
+                <w:rFonts w:ascii="Tahoma" w:eastAsia="微软雅黑" w:hAnsi="Tahoma" w:hint="eastAsia"/>
+                <w:kern w:val="0"/>
+                <w:sz w:val="22"/>
+              </w:rPr>
+              <w:t>设置“时间</w:t>
+            </w:r>
+            <w:r>
+              <w:rPr>
+                <w:rFonts w:ascii="Tahoma" w:eastAsia="微软雅黑" w:hAnsi="Tahoma" w:hint="eastAsia"/>
+                <w:kern w:val="0"/>
+                <w:sz w:val="22"/>
+              </w:rPr>
+              <w:t>[1]</w:t>
+            </w:r>
+            <w:r>
+              <w:rPr>
+                <w:rFonts w:ascii="Tahoma" w:eastAsia="微软雅黑" w:hAnsi="Tahoma" w:hint="eastAsia"/>
+                <w:kern w:val="0"/>
+                <w:sz w:val="22"/>
+              </w:rPr>
+              <w:t>”和“时间</w:t>
+            </w:r>
+            <w:r>
+              <w:rPr>
+                <w:rFonts w:ascii="Tahoma" w:eastAsia="微软雅黑" w:hAnsi="Tahoma" w:hint="eastAsia"/>
+                <w:kern w:val="0"/>
+                <w:sz w:val="22"/>
+              </w:rPr>
+              <w:t>[0]</w:t>
+            </w:r>
+            <w:r>
+              <w:rPr>
+                <w:rFonts w:ascii="Tahoma" w:eastAsia="微软雅黑" w:hAnsi="Tahoma" w:hint="eastAsia"/>
+                <w:kern w:val="0"/>
+                <w:sz w:val="22"/>
+              </w:rPr>
+              <w:t>”没有区别</w:t>
+            </w:r>
+            <w:r>
+              <w:rPr>
+                <w:rFonts w:ascii="Tahoma" w:eastAsia="微软雅黑" w:hAnsi="Tahoma" w:hint="eastAsia"/>
+                <w:kern w:val="0"/>
+                <w:sz w:val="22"/>
+              </w:rPr>
+              <w:t>，</w:t>
+            </w:r>
+            <w:r>
+              <w:rPr>
+                <w:rFonts w:ascii="Tahoma" w:eastAsia="微软雅黑" w:hAnsi="Tahoma" w:hint="eastAsia"/>
+                <w:kern w:val="0"/>
+                <w:sz w:val="22"/>
+              </w:rPr>
+              <w:t>因为变换切换至少要</w:t>
+            </w:r>
+            <w:r>
+              <w:rPr>
+                <w:rFonts w:ascii="Tahoma" w:eastAsia="微软雅黑" w:hAnsi="Tahoma" w:hint="eastAsia"/>
+                <w:kern w:val="0"/>
+                <w:sz w:val="22"/>
+              </w:rPr>
+              <w:t>1</w:t>
+            </w:r>
+            <w:r>
+              <w:rPr>
+                <w:rFonts w:ascii="Tahoma" w:eastAsia="微软雅黑" w:hAnsi="Tahoma" w:hint="eastAsia"/>
+                <w:kern w:val="0"/>
+                <w:sz w:val="22"/>
+              </w:rPr>
+              <w:t>帧的时间</w:t>
+            </w:r>
+            <w:r>
+              <w:rPr>
+                <w:rFonts w:ascii="Tahoma" w:eastAsia="微软雅黑" w:hAnsi="Tahoma" w:hint="eastAsia"/>
+                <w:kern w:val="0"/>
+                <w:sz w:val="22"/>
+              </w:rPr>
+              <w:t>。</w:t>
+            </w:r>
+          </w:p>
+          <w:p>
+            <w:pPr>
+              <w:snapToGrid w:val="0"/>
+              <w:rPr>
+                <w:rFonts w:ascii="Tahoma" w:eastAsia="微软雅黑" w:hAnsi="Tahoma"/>
+                <w:kern w:val="0"/>
+                <w:sz w:val="22"/>
+              </w:rPr>
+            </w:pPr>
+            <w:r>
+              <w:rPr>
+                <w:rFonts w:ascii="Tahoma" w:eastAsia="微软雅黑" w:hAnsi="Tahoma" w:hint="eastAsia"/>
+                <w:kern w:val="0"/>
+                <w:sz w:val="22"/>
+              </w:rPr>
+              <w:t>因此</w:t>
+            </w:r>
+            <w:r>
+              <w:rPr>
+                <w:rFonts w:ascii="Tahoma" w:eastAsia="微软雅黑" w:hAnsi="Tahoma" w:hint="eastAsia"/>
+                <w:kern w:val="0"/>
+                <w:sz w:val="22"/>
+              </w:rPr>
+              <w:t>设计动画时，</w:t>
+            </w:r>
+            <w:r>
+              <w:rPr>
+                <w:rFonts w:ascii="Tahoma" w:eastAsia="微软雅黑" w:hAnsi="Tahoma" w:hint="eastAsia"/>
+                <w:kern w:val="0"/>
+                <w:sz w:val="22"/>
+              </w:rPr>
+              <w:t>要考虑加等待指令；设计</w:t>
+            </w:r>
+            <w:r>
+              <w:rPr>
+                <w:rFonts w:ascii="Tahoma" w:eastAsia="微软雅黑" w:hAnsi="Tahoma"/>
+                <w:kern w:val="0"/>
+                <w:sz w:val="22"/>
+              </w:rPr>
+              <w:t>周期时长</w:t>
+            </w:r>
+            <w:r>
+              <w:rPr>
+                <w:rFonts w:ascii="Tahoma" w:eastAsia="微软雅黑" w:hAnsi="Tahoma" w:hint="eastAsia"/>
+                <w:kern w:val="0"/>
+                <w:sz w:val="22"/>
+              </w:rPr>
+              <w:t>时</w:t>
+            </w:r>
+            <w:r>
+              <w:rPr>
+                <w:rFonts w:ascii="Tahoma" w:eastAsia="微软雅黑" w:hAnsi="Tahoma" w:hint="eastAsia"/>
+                <w:kern w:val="0"/>
+                <w:sz w:val="22"/>
+              </w:rPr>
+              <w:t>，要把这</w:t>
+            </w:r>
+            <w:r>
+              <w:rPr>
+                <w:rFonts w:ascii="Tahoma" w:eastAsia="微软雅黑" w:hAnsi="Tahoma" w:hint="eastAsia"/>
+                <w:kern w:val="0"/>
+                <w:sz w:val="22"/>
+              </w:rPr>
+              <w:t>1</w:t>
+            </w:r>
+            <w:r>
+              <w:rPr>
+                <w:rFonts w:ascii="Tahoma" w:eastAsia="微软雅黑" w:hAnsi="Tahoma" w:hint="eastAsia"/>
+                <w:kern w:val="0"/>
+                <w:sz w:val="22"/>
+              </w:rPr>
+              <w:t>帧</w:t>
+            </w:r>
+            <w:r>
+              <w:rPr>
+                <w:rFonts w:ascii="Tahoma" w:eastAsia="微软雅黑" w:hAnsi="Tahoma" w:hint="eastAsia"/>
+                <w:kern w:val="0"/>
+                <w:sz w:val="22"/>
+              </w:rPr>
+              <w:t>也</w:t>
+            </w:r>
+            <w:r>
+              <w:rPr>
+                <w:rFonts w:ascii="Tahoma" w:eastAsia="微软雅黑" w:hAnsi="Tahoma" w:hint="eastAsia"/>
+                <w:kern w:val="0"/>
+                <w:sz w:val="22"/>
+              </w:rPr>
+              <w:t>考虑进去。</w:t>
+            </w:r>
+          </w:p>
+        </w:tc>
+      </w:tr>
+    </w:tbl>
+    <w:p>
+      <w:pPr>
+        <w:rPr>
+          <w:rFonts w:hint="eastAsia"/>
+        </w:rPr>
+      </w:pPr>
+    </w:p>
+    <w:tbl>
+      <w:tblPr>
+        <w:tblStyle w:val="af"/>
+        <w:tblW w:w="0" w:type="auto"/>
+        <w:shd w:val="clear" w:color="auto" w:fill="FFF2CC" w:themeFill="accent4" w:themeFillTint="33"/>
+        <w:tblLook w:val="04A0" w:firstRow="1" w:lastRow="0" w:firstColumn="1" w:lastColumn="0" w:noHBand="0" w:noVBand="1"/>
+      </w:tblPr>
+      <w:tblGrid>
+        <w:gridCol w:w="8522"/>
+      </w:tblGrid>
+      <w:tr>
+        <w:tc>
+          <w:tcPr>
+            <w:tcW w:w="8522" w:type="dxa"/>
+            <w:shd w:val="clear" w:color="auto" w:fill="FFF2CC" w:themeFill="accent4" w:themeFillTint="33"/>
+          </w:tcPr>
+          <w:p>
+            <w:pPr>
+              <w:snapToGrid w:val="0"/>
+              <w:rPr>
+                <w:rFonts w:ascii="Tahoma" w:eastAsia="微软雅黑" w:hAnsi="Tahoma"/>
+                <w:kern w:val="0"/>
+                <w:sz w:val="22"/>
+              </w:rPr>
+            </w:pPr>
+            <w:r>
+              <w:rPr>
+                <w:rFonts w:ascii="Tahoma" w:eastAsia="微软雅黑" w:hAnsi="Tahoma"/>
+                <w:kern w:val="0"/>
+                <w:sz w:val="22"/>
+              </w:rPr>
+              <w:t>修改单属性</w:t>
+            </w:r>
+            <w:r>
+              <w:rPr>
+                <w:rFonts w:ascii="Tahoma" w:eastAsia="微软雅黑" w:hAnsi="Tahoma" w:hint="eastAsia"/>
+                <w:kern w:val="0"/>
+                <w:sz w:val="22"/>
+              </w:rPr>
+              <w:t xml:space="preserve"> </w:t>
+            </w:r>
+            <w:r>
+              <w:rPr>
+                <w:rFonts w:ascii="Tahoma" w:eastAsia="微软雅黑" w:hAnsi="Tahoma" w:hint="eastAsia"/>
+                <w:kern w:val="0"/>
+                <w:sz w:val="22"/>
+              </w:rPr>
+              <w:t>对应</w:t>
+            </w:r>
+            <w:r>
+              <w:rPr>
+                <w:rFonts w:ascii="Tahoma" w:eastAsia="微软雅黑" w:hAnsi="Tahoma" w:hint="eastAsia"/>
+                <w:kern w:val="0"/>
+                <w:sz w:val="22"/>
+              </w:rPr>
+              <w:t xml:space="preserve"> </w:t>
+            </w:r>
+            <w:r>
+              <w:rPr>
+                <w:rFonts w:ascii="Tahoma" w:eastAsia="微软雅黑" w:hAnsi="Tahoma"/>
+                <w:kern w:val="0"/>
+                <w:sz w:val="22"/>
+              </w:rPr>
+              <w:t>还原所有单属性</w:t>
+            </w:r>
+            <w:r>
+              <w:rPr>
+                <w:rFonts w:ascii="Tahoma" w:eastAsia="微软雅黑" w:hAnsi="Tahoma" w:hint="eastAsia"/>
+                <w:kern w:val="0"/>
+                <w:sz w:val="22"/>
+              </w:rPr>
+              <w:t>；</w:t>
+            </w:r>
+          </w:p>
+          <w:p>
+            <w:pPr>
+              <w:snapToGrid w:val="0"/>
+              <w:rPr>
+                <w:rFonts w:ascii="Tahoma" w:eastAsia="微软雅黑" w:hAnsi="Tahoma"/>
+                <w:kern w:val="0"/>
+                <w:sz w:val="22"/>
+              </w:rPr>
+            </w:pPr>
+            <w:r>
+              <w:rPr>
+                <w:rFonts w:ascii="Tahoma" w:eastAsia="微软雅黑" w:hAnsi="Tahoma"/>
+                <w:kern w:val="0"/>
+                <w:sz w:val="22"/>
+              </w:rPr>
+              <w:t>切换混合模式</w:t>
+            </w:r>
+            <w:r>
+              <w:rPr>
+                <w:rFonts w:ascii="Tahoma" w:eastAsia="微软雅黑" w:hAnsi="Tahoma" w:hint="eastAsia"/>
+                <w:kern w:val="0"/>
+                <w:sz w:val="22"/>
+              </w:rPr>
+              <w:t xml:space="preserve"> </w:t>
+            </w:r>
+            <w:r>
+              <w:rPr>
+                <w:rFonts w:ascii="Tahoma" w:eastAsia="微软雅黑" w:hAnsi="Tahoma" w:hint="eastAsia"/>
+                <w:kern w:val="0"/>
+                <w:sz w:val="22"/>
+              </w:rPr>
+              <w:t>对应</w:t>
+            </w:r>
+            <w:r>
+              <w:rPr>
+                <w:rFonts w:ascii="Tahoma" w:eastAsia="微软雅黑" w:hAnsi="Tahoma" w:hint="eastAsia"/>
+                <w:kern w:val="0"/>
+                <w:sz w:val="22"/>
+              </w:rPr>
+              <w:t xml:space="preserve"> </w:t>
+            </w:r>
+            <w:r>
+              <w:rPr>
+                <w:rFonts w:ascii="Tahoma" w:eastAsia="微软雅黑" w:hAnsi="Tahoma"/>
+                <w:kern w:val="0"/>
+                <w:sz w:val="22"/>
+              </w:rPr>
+              <w:t>还原混合模式</w:t>
+            </w:r>
+            <w:r>
+              <w:rPr>
+                <w:rFonts w:ascii="Tahoma" w:eastAsia="微软雅黑" w:hAnsi="Tahoma" w:hint="eastAsia"/>
+                <w:kern w:val="0"/>
+                <w:sz w:val="22"/>
+              </w:rPr>
+              <w:t>；</w:t>
+            </w:r>
+            <w:r>
+              <w:rPr>
+                <w:rFonts w:ascii="Tahoma" w:eastAsia="微软雅黑" w:hAnsi="Tahoma"/>
+                <w:kern w:val="0"/>
+                <w:sz w:val="22"/>
+              </w:rPr>
+              <w:t>切换图片层级</w:t>
+            </w:r>
+            <w:r>
+              <w:rPr>
+                <w:rFonts w:ascii="Tahoma" w:eastAsia="微软雅黑" w:hAnsi="Tahoma" w:hint="eastAsia"/>
+                <w:kern w:val="0"/>
+                <w:sz w:val="22"/>
+              </w:rPr>
+              <w:t xml:space="preserve"> </w:t>
+            </w:r>
+            <w:r>
+              <w:rPr>
+                <w:rFonts w:ascii="Tahoma" w:eastAsia="微软雅黑" w:hAnsi="Tahoma" w:hint="eastAsia"/>
+                <w:kern w:val="0"/>
+                <w:sz w:val="22"/>
+              </w:rPr>
+              <w:t>对应</w:t>
+            </w:r>
+            <w:r>
+              <w:rPr>
+                <w:rFonts w:ascii="Tahoma" w:eastAsia="微软雅黑" w:hAnsi="Tahoma" w:hint="eastAsia"/>
+                <w:kern w:val="0"/>
+                <w:sz w:val="22"/>
+              </w:rPr>
+              <w:t xml:space="preserve"> </w:t>
+            </w:r>
+            <w:r>
+              <w:rPr>
+                <w:rFonts w:ascii="Tahoma" w:eastAsia="微软雅黑" w:hAnsi="Tahoma"/>
+                <w:kern w:val="0"/>
+                <w:sz w:val="22"/>
+              </w:rPr>
+              <w:t>还原混合模式</w:t>
+            </w:r>
+            <w:r>
+              <w:rPr>
+                <w:rFonts w:ascii="Tahoma" w:eastAsia="微软雅黑" w:hAnsi="Tahoma" w:hint="eastAsia"/>
+                <w:kern w:val="0"/>
+                <w:sz w:val="22"/>
+              </w:rPr>
+              <w:t>。</w:t>
+            </w:r>
+          </w:p>
+          <w:p>
+            <w:pPr>
+              <w:snapToGrid w:val="0"/>
+              <w:rPr>
+                <w:rFonts w:ascii="Tahoma" w:eastAsia="微软雅黑" w:hAnsi="Tahoma"/>
+                <w:kern w:val="0"/>
+                <w:sz w:val="22"/>
+              </w:rPr>
+            </w:pPr>
+            <w:r>
+              <w:rPr>
+                <w:rFonts w:ascii="Tahoma" w:eastAsia="微软雅黑" w:hAnsi="Tahoma" w:hint="eastAsia"/>
+                <w:kern w:val="0"/>
+                <w:sz w:val="22"/>
+              </w:rPr>
+              <w:t>没有全部还原的指令，你要根据设计的动画情况来加</w:t>
+            </w:r>
+            <w:r>
+              <w:rPr>
+                <w:rFonts w:ascii="Tahoma" w:eastAsia="微软雅黑" w:hAnsi="Tahoma" w:hint="eastAsia"/>
+                <w:kern w:val="0"/>
+                <w:sz w:val="22"/>
+              </w:rPr>
+              <w:t xml:space="preserve"> </w:t>
+            </w:r>
+            <w:r>
+              <w:rPr>
+                <w:rFonts w:ascii="Tahoma" w:eastAsia="微软雅黑" w:hAnsi="Tahoma" w:hint="eastAsia"/>
+                <w:kern w:val="0"/>
+                <w:sz w:val="22"/>
+              </w:rPr>
+              <w:t>还原</w:t>
+            </w:r>
+            <w:r>
+              <w:rPr>
+                <w:rFonts w:ascii="Tahoma" w:eastAsia="微软雅黑" w:hAnsi="Tahoma" w:hint="eastAsia"/>
+                <w:kern w:val="0"/>
+                <w:sz w:val="22"/>
+              </w:rPr>
+              <w:t xml:space="preserve"> </w:t>
+            </w:r>
+            <w:r>
+              <w:rPr>
+                <w:rFonts w:ascii="Tahoma" w:eastAsia="微软雅黑" w:hAnsi="Tahoma" w:hint="eastAsia"/>
+                <w:kern w:val="0"/>
+                <w:sz w:val="22"/>
+              </w:rPr>
+              <w:t>指令，不要漏了。</w:t>
+            </w:r>
+          </w:p>
+        </w:tc>
+      </w:tr>
+    </w:tbl>
+    <w:p>
+      <w:pPr>
+        <w:rPr>
+          <w:rFonts w:hint="eastAsia"/>
+        </w:rPr>
+      </w:pPr>
+    </w:p>
+    <w:p>
+      <w:pPr>
+        <w:widowControl/>
+        <w:jc w:val="left"/>
+        <w:rPr>
+          <w:rFonts w:hint="eastAsia"/>
+        </w:rPr>
+      </w:pPr>
+      <w:r>
+        <w:rPr>
+          <w:rFonts w:hint="eastAsia"/>
+        </w:rPr>
+        <w:br w:type="page"/>
+      </w:r>
+    </w:p>
+    <w:p>
+      <w:pPr>
+        <w:pStyle w:val="3"/>
+        <w:rPr>
+          <w:rFonts w:hint="eastAsia"/>
+        </w:rPr>
+      </w:pPr>
+      <w:r>
+        <w:rPr>
+          <w:rFonts w:hint="eastAsia"/>
+        </w:rPr>
+        <w:lastRenderedPageBreak/>
         <w:t>数据更新与旧存档</w:t>
       </w:r>
     </w:p>
@@ -3661,7 +5877,7 @@
                     </pic:cNvPicPr>
                   </pic:nvPicPr>
                   <pic:blipFill>
-                    <a:blip r:embed="rId21">
+                    <a:blip r:embed="rId23">
                       <a:extLst>
                         <a:ext uri="{28A0092B-C50C-407E-A947-70E740481C1C}">
                           <a14:useLocalDpi xmlns:a14="http://schemas.microsoft.com/office/drawing/2010/main" val="0"/>
@@ -3865,25 +6081,7 @@
           <w:kern w:val="0"/>
           <w:sz w:val="22"/>
         </w:rPr>
-        <w:t>若开启存储功能，则修改永久有效；若关闭存储功能，则</w:t>
-      </w:r>
-      <w:proofErr w:type="gramStart"/>
-      <w:r>
-        <w:rPr>
-          <w:rFonts w:ascii="Tahoma" w:eastAsia="微软雅黑" w:hAnsi="Tahoma" w:hint="eastAsia"/>
-          <w:kern w:val="0"/>
-          <w:sz w:val="22"/>
-        </w:rPr>
-        <w:t>只临时</w:t>
-      </w:r>
-      <w:proofErr w:type="gramEnd"/>
-      <w:r>
-        <w:rPr>
-          <w:rFonts w:ascii="Tahoma" w:eastAsia="微软雅黑" w:hAnsi="Tahoma" w:hint="eastAsia"/>
-          <w:kern w:val="0"/>
-          <w:sz w:val="22"/>
-        </w:rPr>
-        <w:t>有效。</w:t>
+        <w:t>若开启存储功能，则修改永久有效；若关闭存储功能，则只临时有效。</w:t>
       </w:r>
     </w:p>
     <w:p>
@@ -3918,7 +6116,7 @@
                     </pic:cNvPicPr>
                   </pic:nvPicPr>
                   <pic:blipFill>
-                    <a:blip r:embed="rId22">
+                    <a:blip r:embed="rId24">
                       <a:extLst>
                         <a:ext uri="{28A0092B-C50C-407E-A947-70E740481C1C}">
                           <a14:useLocalDpi xmlns:a14="http://schemas.microsoft.com/office/drawing/2010/main" val="0"/>
@@ -4144,27 +6342,7 @@
                 <w:kern w:val="0"/>
                 <w:sz w:val="22"/>
               </w:rPr>
-              <w:t>如果你直接更新了插件，旧存档赶紧</w:t>
-            </w:r>
-            <w:proofErr w:type="gramStart"/>
-            <w:r>
-              <w:rPr>
-                <w:rFonts w:ascii="Tahoma" w:eastAsia="微软雅黑" w:hAnsi="Tahoma" w:hint="eastAsia"/>
-                <w:bCs/>
-                <w:kern w:val="0"/>
-                <w:sz w:val="22"/>
-              </w:rPr>
-              <w:t>删</w:t>
-            </w:r>
-            <w:proofErr w:type="gramEnd"/>
-            <w:r>
-              <w:rPr>
-                <w:rFonts w:ascii="Tahoma" w:eastAsia="微软雅黑" w:hAnsi="Tahoma" w:hint="eastAsia"/>
-                <w:bCs/>
-                <w:kern w:val="0"/>
-                <w:sz w:val="22"/>
-              </w:rPr>
-              <w:t>了。</w:t>
+              <w:t>如果你直接更新了插件，旧存档赶紧删了。</w:t>
             </w:r>
           </w:p>
           <w:p>
@@ -4239,19 +6417,35 @@
     </w:p>
     <w:p>
       <w:pPr>
+        <w:widowControl/>
+        <w:jc w:val="left"/>
+        <w:rPr>
+          <w:rFonts w:hint="eastAsia"/>
+        </w:rPr>
+      </w:pPr>
+      <w:r>
+        <w:rPr>
+          <w:rFonts w:hint="eastAsia"/>
+        </w:rPr>
+        <w:br w:type="page"/>
+      </w:r>
+    </w:p>
+    <w:p>
+      <w:pPr>
         <w:pStyle w:val="3"/>
         <w:rPr>
           <w:rFonts w:hint="eastAsia"/>
         </w:rPr>
       </w:pPr>
-      <w:bookmarkStart w:id="3" w:name="_动态快照"/>
-      <w:bookmarkStart w:id="4" w:name="_静态快照与动态快照"/>
-      <w:bookmarkEnd w:id="3"/>
-      <w:bookmarkEnd w:id="4"/>
-      <w:r>
-        <w:rPr>
-          <w:rFonts w:hint="eastAsia"/>
-        </w:rPr>
+      <w:bookmarkStart w:id="9" w:name="_动态快照"/>
+      <w:bookmarkStart w:id="10" w:name="_静态快照与动态快照"/>
+      <w:bookmarkEnd w:id="9"/>
+      <w:bookmarkEnd w:id="10"/>
+      <w:r>
+        <w:rPr>
+          <w:rFonts w:hint="eastAsia"/>
+        </w:rPr>
+        <w:lastRenderedPageBreak/>
         <w:t>静态快照与</w:t>
       </w:r>
       <w:r>
@@ -4894,8 +7088,10 @@
           <w:rFonts w:hint="eastAsia"/>
         </w:rPr>
       </w:pPr>
-      <w:bookmarkStart w:id="5" w:name="_地图界面_-_位移比"/>
-      <w:bookmarkEnd w:id="5"/>
+      <w:bookmarkStart w:id="11" w:name="_地图界面_-_位移比"/>
+      <w:bookmarkStart w:id="12" w:name="_【游戏窗体_-_天窗层的多层动态快照】"/>
+      <w:bookmarkEnd w:id="11"/>
+      <w:bookmarkEnd w:id="12"/>
       <w:r>
         <w:rPr>
           <w:rFonts w:hint="eastAsia"/>
@@ -5242,7 +7438,7 @@
                     </pic:cNvPicPr>
                   </pic:nvPicPr>
                   <pic:blipFill>
-                    <a:blip r:embed="rId23">
+                    <a:blip r:embed="rId25">
                       <a:extLst>
                         <a:ext uri="{28A0092B-C50C-407E-A947-70E740481C1C}">
                           <a14:useLocalDpi xmlns:a14="http://schemas.microsoft.com/office/drawing/2010/main" val="0"/>
@@ -5428,6 +7624,1042 @@
     </w:p>
     <w:p>
       <w:pPr>
+        <w:pStyle w:val="3"/>
+        <w:rPr>
+          <w:rFonts w:hint="eastAsia"/>
+        </w:rPr>
+      </w:pPr>
+      <w:bookmarkStart w:id="13" w:name="_【游戏窗体_-_天窗层装饰的指令容器】"/>
+      <w:bookmarkEnd w:id="13"/>
+      <w:r>
+        <w:rPr>
+          <w:rFonts w:hint="eastAsia"/>
+        </w:rPr>
+        <w:lastRenderedPageBreak/>
+        <w:t>【</w:t>
+      </w:r>
+      <w:r>
+        <w:rPr>
+          <w:rFonts w:hint="eastAsia"/>
+        </w:rPr>
+        <w:t>游戏窗体 - 天窗层装饰的指令容器</w:t>
+      </w:r>
+      <w:r>
+        <w:rPr>
+          <w:rFonts w:hint="eastAsia"/>
+        </w:rPr>
+        <w:t>】</w:t>
+      </w:r>
+    </w:p>
+    <w:p>
+      <w:pPr>
+        <w:widowControl/>
+        <w:adjustRightInd w:val="0"/>
+        <w:jc w:val="left"/>
+        <w:rPr>
+          <w:rFonts w:ascii="Tahoma" w:eastAsia="微软雅黑" w:hAnsi="Tahoma"/>
+          <w:kern w:val="0"/>
+          <w:sz w:val="22"/>
+        </w:rPr>
+      </w:pPr>
+      <w:r>
+        <w:rPr>
+          <w:rFonts w:ascii="Tahoma" w:eastAsia="微软雅黑" w:hAnsi="Tahoma" w:hint="eastAsia"/>
+          <w:kern w:val="0"/>
+          <w:sz w:val="22"/>
+        </w:rPr>
+        <w:t>天窗层的延迟指令、周期指令也可以放指令容器中，来自插件：</w:t>
+      </w:r>
+    </w:p>
+    <w:p>
+      <w:pPr>
+        <w:widowControl/>
+        <w:adjustRightInd w:val="0"/>
+        <w:jc w:val="left"/>
+        <w:rPr>
+          <w:rFonts w:ascii="Tahoma" w:eastAsia="微软雅黑" w:hAnsi="Tahoma"/>
+          <w:kern w:val="0"/>
+          <w:sz w:val="22"/>
+        </w:rPr>
+      </w:pPr>
+      <w:r>
+        <w:rPr>
+          <w:rFonts w:ascii="Tahoma" w:eastAsia="微软雅黑" w:hAnsi="Tahoma"/>
+          <w:kern w:val="0"/>
+          <w:sz w:val="22"/>
+        </w:rPr>
+        <w:tab/>
+      </w:r>
+      <w:r>
+        <w:rPr>
+          <w:rFonts w:ascii="Tahoma" w:eastAsia="微软雅黑" w:hAnsi="Tahoma" w:hint="eastAsia"/>
+          <w:kern w:val="0"/>
+          <w:sz w:val="22"/>
+        </w:rPr>
+        <w:t>◆</w:t>
+      </w:r>
+      <w:r>
+        <w:rPr>
+          <w:rFonts w:ascii="Tahoma" w:eastAsia="微软雅黑" w:hAnsi="Tahoma" w:hint="eastAsia"/>
+          <w:kern w:val="0"/>
+          <w:sz w:val="22"/>
+        </w:rPr>
+        <w:t>Drill_</w:t>
+      </w:r>
+      <w:r>
+        <w:rPr>
+          <w:rFonts w:ascii="Tahoma" w:eastAsia="微软雅黑" w:hAnsi="Tahoma" w:hint="eastAsia"/>
+          <w:kern w:val="0"/>
+          <w:sz w:val="22"/>
+        </w:rPr>
+        <w:t>Html</w:t>
+      </w:r>
+      <w:r>
+        <w:rPr>
+          <w:rFonts w:ascii="Tahoma" w:eastAsia="微软雅黑" w:hAnsi="Tahoma" w:hint="eastAsia"/>
+          <w:kern w:val="0"/>
+          <w:sz w:val="22"/>
+        </w:rPr>
+        <w:t>DecorationPluginCommandList</w:t>
+      </w:r>
+      <w:r>
+        <w:rPr>
+          <w:rFonts w:ascii="Tahoma" w:eastAsia="微软雅黑" w:hAnsi="Tahoma"/>
+          <w:kern w:val="0"/>
+          <w:sz w:val="22"/>
+        </w:rPr>
+        <w:tab/>
+      </w:r>
+      <w:r>
+        <w:rPr>
+          <w:rFonts w:ascii="Tahoma" w:eastAsia="微软雅黑" w:hAnsi="Tahoma" w:hint="eastAsia"/>
+          <w:kern w:val="0"/>
+          <w:sz w:val="22"/>
+        </w:rPr>
+        <w:t>游戏窗体</w:t>
+      </w:r>
+      <w:r>
+        <w:rPr>
+          <w:rFonts w:ascii="Tahoma" w:eastAsia="微软雅黑" w:hAnsi="Tahoma" w:hint="eastAsia"/>
+          <w:kern w:val="0"/>
+          <w:sz w:val="22"/>
+        </w:rPr>
+        <w:t xml:space="preserve"> - </w:t>
+      </w:r>
+      <w:r>
+        <w:rPr>
+          <w:rFonts w:ascii="Tahoma" w:eastAsia="微软雅黑" w:hAnsi="Tahoma" w:hint="eastAsia"/>
+          <w:kern w:val="0"/>
+          <w:sz w:val="22"/>
+        </w:rPr>
+        <w:t>天窗层装饰的指令容器</w:t>
+      </w:r>
+    </w:p>
+    <w:p>
+      <w:pPr>
+        <w:widowControl/>
+        <w:adjustRightInd w:val="0"/>
+        <w:snapToGrid w:val="0"/>
+        <w:jc w:val="left"/>
+        <w:rPr>
+          <w:rFonts w:ascii="Tahoma" w:eastAsia="微软雅黑" w:hAnsi="Tahoma"/>
+          <w:kern w:val="0"/>
+          <w:sz w:val="22"/>
+        </w:rPr>
+      </w:pPr>
+      <w:r>
+        <w:rPr>
+          <w:rFonts w:ascii="Tahoma" w:eastAsia="微软雅黑" w:hAnsi="Tahoma" w:hint="eastAsia"/>
+          <w:kern w:val="0"/>
+          <w:sz w:val="22"/>
+        </w:rPr>
+        <w:t>指令容器可存放</w:t>
+      </w:r>
+      <w:r>
+        <w:rPr>
+          <w:rFonts w:ascii="Tahoma" w:eastAsia="微软雅黑" w:hAnsi="Tahoma" w:hint="eastAsia"/>
+          <w:kern w:val="0"/>
+          <w:sz w:val="22"/>
+        </w:rPr>
+        <w:t xml:space="preserve"> </w:t>
+      </w:r>
+      <w:r>
+        <w:rPr>
+          <w:rFonts w:ascii="Tahoma" w:eastAsia="微软雅黑" w:hAnsi="Tahoma" w:hint="eastAsia"/>
+          <w:kern w:val="0"/>
+          <w:sz w:val="22"/>
+        </w:rPr>
+        <w:t>天窗层装饰的插件指令，并支持多行编辑，每行代表一条插件指令。</w:t>
+      </w:r>
+    </w:p>
+    <w:p>
+      <w:pPr>
+        <w:widowControl/>
+        <w:adjustRightInd w:val="0"/>
+        <w:snapToGrid w:val="0"/>
+        <w:jc w:val="left"/>
+        <w:rPr>
+          <w:rFonts w:ascii="Tahoma" w:eastAsia="微软雅黑" w:hAnsi="Tahoma"/>
+          <w:kern w:val="0"/>
+          <w:sz w:val="22"/>
+        </w:rPr>
+      </w:pPr>
+      <w:r>
+        <w:rPr>
+          <w:rFonts w:ascii="Tahoma" w:eastAsia="微软雅黑" w:hAnsi="Tahoma" w:hint="eastAsia"/>
+          <w:kern w:val="0"/>
+          <w:sz w:val="22"/>
+        </w:rPr>
+        <w:t>常用于快速存放、修改大量插件指令。</w:t>
+      </w:r>
+    </w:p>
+    <w:p>
+      <w:pPr>
+        <w:jc w:val="center"/>
+        <w:rPr>
+          <w:rFonts w:hint="eastAsia"/>
+        </w:rPr>
+      </w:pPr>
+      <w:r>
+        <w:rPr>
+          <w:noProof/>
+        </w:rPr>
+        <w:drawing>
+          <wp:inline distT="0" distB="0" distL="0" distR="0" wp14:anchorId="2D0A24A3" wp14:editId="792C5881">
+            <wp:extent cx="2247254" cy="1536144"/>
+            <wp:effectExtent l="0" t="0" r="1270" b="6985"/>
+            <wp:docPr id="360787702" name="图片 1"/>
+            <wp:cNvGraphicFramePr>
+              <a:graphicFrameLocks xmlns:a="http://schemas.openxmlformats.org/drawingml/2006/main" noChangeAspect="1"/>
+            </wp:cNvGraphicFramePr>
+            <a:graphic xmlns:a="http://schemas.openxmlformats.org/drawingml/2006/main">
+              <a:graphicData uri="http://schemas.openxmlformats.org/drawingml/2006/picture">
+                <pic:pic xmlns:pic="http://schemas.openxmlformats.org/drawingml/2006/picture">
+                  <pic:nvPicPr>
+                    <pic:cNvPr id="0" name="Picture 5"/>
+                    <pic:cNvPicPr>
+                      <a:picLocks noChangeAspect="1" noChangeArrowheads="1"/>
+                    </pic:cNvPicPr>
+                  </pic:nvPicPr>
+                  <pic:blipFill>
+                    <a:blip r:embed="rId26">
+                      <a:extLst>
+                        <a:ext uri="{28A0092B-C50C-407E-A947-70E740481C1C}">
+                          <a14:useLocalDpi xmlns:a14="http://schemas.microsoft.com/office/drawing/2010/main" val="0"/>
+                        </a:ext>
+                      </a:extLst>
+                    </a:blip>
+                    <a:srcRect/>
+                    <a:stretch>
+                      <a:fillRect/>
+                    </a:stretch>
+                  </pic:blipFill>
+                  <pic:spPr bwMode="auto">
+                    <a:xfrm>
+                      <a:off x="0" y="0"/>
+                      <a:ext cx="2252782" cy="1539922"/>
+                    </a:xfrm>
+                    <a:prstGeom prst="rect">
+                      <a:avLst/>
+                    </a:prstGeom>
+                    <a:noFill/>
+                    <a:ln>
+                      <a:noFill/>
+                    </a:ln>
+                  </pic:spPr>
+                </pic:pic>
+              </a:graphicData>
+            </a:graphic>
+          </wp:inline>
+        </w:drawing>
+      </w:r>
+      <w:r>
+        <w:rPr>
+          <w:rFonts w:hint="eastAsia"/>
+        </w:rPr>
+        <w:t xml:space="preserve"> </w:t>
+      </w:r>
+      <w:r>
+        <w:rPr>
+          <w:noProof/>
+        </w:rPr>
+        <w:drawing>
+          <wp:inline distT="0" distB="0" distL="0" distR="0" wp14:anchorId="41A49C3E" wp14:editId="05AAF873">
+            <wp:extent cx="2758247" cy="1552823"/>
+            <wp:effectExtent l="0" t="0" r="4445" b="0"/>
+            <wp:docPr id="375237498" name="图片 1"/>
+            <wp:cNvGraphicFramePr>
+              <a:graphicFrameLocks xmlns:a="http://schemas.openxmlformats.org/drawingml/2006/main" noChangeAspect="1"/>
+            </wp:cNvGraphicFramePr>
+            <a:graphic xmlns:a="http://schemas.openxmlformats.org/drawingml/2006/main">
+              <a:graphicData uri="http://schemas.openxmlformats.org/drawingml/2006/picture">
+                <pic:pic xmlns:pic="http://schemas.openxmlformats.org/drawingml/2006/picture">
+                  <pic:nvPicPr>
+                    <pic:cNvPr id="0" name="Picture 2"/>
+                    <pic:cNvPicPr>
+                      <a:picLocks noChangeAspect="1" noChangeArrowheads="1"/>
+                    </pic:cNvPicPr>
+                  </pic:nvPicPr>
+                  <pic:blipFill>
+                    <a:blip r:embed="rId27">
+                      <a:extLst>
+                        <a:ext uri="{28A0092B-C50C-407E-A947-70E740481C1C}">
+                          <a14:useLocalDpi xmlns:a14="http://schemas.microsoft.com/office/drawing/2010/main" val="0"/>
+                        </a:ext>
+                      </a:extLst>
+                    </a:blip>
+                    <a:srcRect/>
+                    <a:stretch>
+                      <a:fillRect/>
+                    </a:stretch>
+                  </pic:blipFill>
+                  <pic:spPr bwMode="auto">
+                    <a:xfrm>
+                      <a:off x="0" y="0"/>
+                      <a:ext cx="2765391" cy="1556845"/>
+                    </a:xfrm>
+                    <a:prstGeom prst="rect">
+                      <a:avLst/>
+                    </a:prstGeom>
+                    <a:noFill/>
+                    <a:ln>
+                      <a:noFill/>
+                    </a:ln>
+                  </pic:spPr>
+                </pic:pic>
+              </a:graphicData>
+            </a:graphic>
+          </wp:inline>
+        </w:drawing>
+      </w:r>
+    </w:p>
+    <w:p>
+      <w:pPr>
+        <w:widowControl/>
+        <w:adjustRightInd w:val="0"/>
+        <w:snapToGrid w:val="0"/>
+        <w:jc w:val="left"/>
+        <w:rPr>
+          <w:rFonts w:ascii="Tahoma" w:eastAsia="微软雅黑" w:hAnsi="Tahoma"/>
+          <w:kern w:val="0"/>
+          <w:sz w:val="22"/>
+        </w:rPr>
+      </w:pPr>
+      <w:r>
+        <w:rPr>
+          <w:rFonts w:ascii="Tahoma" w:eastAsia="微软雅黑" w:hAnsi="Tahoma" w:hint="eastAsia"/>
+          <w:kern w:val="0"/>
+          <w:sz w:val="22"/>
+        </w:rPr>
+        <w:t>游戏中调用下面的插件指令即可执行指令容器。</w:t>
+      </w:r>
+    </w:p>
+    <w:p>
+      <w:pPr>
+        <w:jc w:val="center"/>
+        <w:rPr>
+          <w:rFonts w:hint="eastAsia"/>
+        </w:rPr>
+      </w:pPr>
+      <w:r>
+        <w:rPr>
+          <w:noProof/>
+        </w:rPr>
+        <w:drawing>
+          <wp:inline distT="0" distB="0" distL="0" distR="0" wp14:anchorId="4F3F10E8" wp14:editId="0A16CD0F">
+            <wp:extent cx="5127077" cy="995663"/>
+            <wp:effectExtent l="0" t="0" r="0" b="0"/>
+            <wp:docPr id="1400799967" name="图片 2"/>
+            <wp:cNvGraphicFramePr>
+              <a:graphicFrameLocks xmlns:a="http://schemas.openxmlformats.org/drawingml/2006/main" noChangeAspect="1"/>
+            </wp:cNvGraphicFramePr>
+            <a:graphic xmlns:a="http://schemas.openxmlformats.org/drawingml/2006/main">
+              <a:graphicData uri="http://schemas.openxmlformats.org/drawingml/2006/picture">
+                <pic:pic xmlns:pic="http://schemas.openxmlformats.org/drawingml/2006/picture">
+                  <pic:nvPicPr>
+                    <pic:cNvPr id="0" name="Picture 4"/>
+                    <pic:cNvPicPr>
+                      <a:picLocks noChangeAspect="1" noChangeArrowheads="1"/>
+                    </pic:cNvPicPr>
+                  </pic:nvPicPr>
+                  <pic:blipFill>
+                    <a:blip r:embed="rId28">
+                      <a:extLst>
+                        <a:ext uri="{28A0092B-C50C-407E-A947-70E740481C1C}">
+                          <a14:useLocalDpi xmlns:a14="http://schemas.microsoft.com/office/drawing/2010/main" val="0"/>
+                        </a:ext>
+                      </a:extLst>
+                    </a:blip>
+                    <a:srcRect/>
+                    <a:stretch>
+                      <a:fillRect/>
+                    </a:stretch>
+                  </pic:blipFill>
+                  <pic:spPr bwMode="auto">
+                    <a:xfrm>
+                      <a:off x="0" y="0"/>
+                      <a:ext cx="5132178" cy="996654"/>
+                    </a:xfrm>
+                    <a:prstGeom prst="rect">
+                      <a:avLst/>
+                    </a:prstGeom>
+                    <a:noFill/>
+                    <a:ln>
+                      <a:noFill/>
+                    </a:ln>
+                  </pic:spPr>
+                </pic:pic>
+              </a:graphicData>
+            </a:graphic>
+          </wp:inline>
+        </w:drawing>
+      </w:r>
+    </w:p>
+    <w:tbl>
+      <w:tblPr>
+        <w:tblStyle w:val="af"/>
+        <w:tblW w:w="0" w:type="auto"/>
+        <w:shd w:val="clear" w:color="auto" w:fill="DEEAF6" w:themeFill="accent1" w:themeFillTint="33"/>
+        <w:tblLook w:val="04A0" w:firstRow="1" w:lastRow="0" w:firstColumn="1" w:lastColumn="0" w:noHBand="0" w:noVBand="1"/>
+      </w:tblPr>
+      <w:tblGrid>
+        <w:gridCol w:w="8522"/>
+      </w:tblGrid>
+      <w:tr>
+        <w:tc>
+          <w:tcPr>
+            <w:tcW w:w="8522" w:type="dxa"/>
+            <w:shd w:val="clear" w:color="auto" w:fill="DEEAF6" w:themeFill="accent1" w:themeFillTint="33"/>
+          </w:tcPr>
+          <w:p>
+            <w:pPr>
+              <w:widowControl/>
+              <w:adjustRightInd w:val="0"/>
+              <w:snapToGrid w:val="0"/>
+              <w:jc w:val="left"/>
+              <w:rPr>
+                <w:rFonts w:ascii="Tahoma" w:eastAsia="微软雅黑" w:hAnsi="Tahoma"/>
+                <w:kern w:val="0"/>
+                <w:sz w:val="22"/>
+              </w:rPr>
+            </w:pPr>
+            <w:r>
+              <w:rPr>
+                <w:rFonts w:ascii="Tahoma" w:eastAsia="微软雅黑" w:hAnsi="Tahoma" w:hint="eastAsia"/>
+                <w:kern w:val="0"/>
+                <w:sz w:val="22"/>
+              </w:rPr>
+              <w:t>指令容器的灵活性非常高，可以制作复杂动画，该文档就不赘述了。</w:t>
+            </w:r>
+          </w:p>
+          <w:p>
+            <w:pPr>
+              <w:widowControl/>
+              <w:adjustRightInd w:val="0"/>
+              <w:snapToGrid w:val="0"/>
+              <w:jc w:val="left"/>
+              <w:rPr>
+                <w:rFonts w:ascii="Tahoma" w:eastAsia="微软雅黑" w:hAnsi="Tahoma"/>
+                <w:kern w:val="0"/>
+                <w:sz w:val="22"/>
+              </w:rPr>
+            </w:pPr>
+            <w:r>
+              <w:rPr>
+                <w:rFonts w:ascii="Tahoma" w:eastAsia="微软雅黑" w:hAnsi="Tahoma" w:hint="eastAsia"/>
+                <w:kern w:val="0"/>
+                <w:sz w:val="22"/>
+              </w:rPr>
+              <w:t>详细去看看文档：“</w:t>
+            </w:r>
+            <w:r>
+              <w:rPr>
+                <w:rFonts w:ascii="Tahoma" w:eastAsia="微软雅黑" w:hAnsi="Tahoma" w:hint="eastAsia"/>
+                <w:color w:val="0070C0"/>
+                <w:kern w:val="0"/>
+                <w:sz w:val="22"/>
+              </w:rPr>
+              <w:t>17.</w:t>
+            </w:r>
+            <w:r>
+              <w:rPr>
+                <w:rFonts w:ascii="Tahoma" w:eastAsia="微软雅黑" w:hAnsi="Tahoma" w:hint="eastAsia"/>
+                <w:color w:val="0070C0"/>
+                <w:kern w:val="0"/>
+                <w:sz w:val="22"/>
+              </w:rPr>
+              <w:t>主菜单</w:t>
+            </w:r>
+            <w:r>
+              <w:rPr>
+                <w:rFonts w:ascii="Tahoma" w:eastAsia="微软雅黑" w:hAnsi="Tahoma" w:hint="eastAsia"/>
+                <w:color w:val="0070C0"/>
+                <w:kern w:val="0"/>
+                <w:sz w:val="22"/>
+              </w:rPr>
+              <w:t xml:space="preserve"> &gt; </w:t>
+            </w:r>
+            <w:r>
+              <w:rPr>
+                <w:rFonts w:ascii="Tahoma" w:eastAsia="微软雅黑" w:hAnsi="Tahoma" w:hint="eastAsia"/>
+                <w:color w:val="0070C0"/>
+                <w:kern w:val="0"/>
+                <w:sz w:val="22"/>
+              </w:rPr>
+              <w:t>多层组合装饰插件的指令容器</w:t>
+            </w:r>
+            <w:r>
+              <w:rPr>
+                <w:rFonts w:ascii="Tahoma" w:eastAsia="微软雅黑" w:hAnsi="Tahoma" w:hint="eastAsia"/>
+                <w:color w:val="0070C0"/>
+                <w:kern w:val="0"/>
+                <w:sz w:val="22"/>
+              </w:rPr>
+              <w:t>.docx</w:t>
+            </w:r>
+            <w:r>
+              <w:rPr>
+                <w:rFonts w:ascii="Tahoma" w:eastAsia="微软雅黑" w:hAnsi="Tahoma" w:hint="eastAsia"/>
+                <w:kern w:val="0"/>
+                <w:sz w:val="22"/>
+              </w:rPr>
+              <w:t>”。</w:t>
+            </w:r>
+          </w:p>
+        </w:tc>
+      </w:tr>
+    </w:tbl>
+    <w:p>
+      <w:pPr>
+        <w:rPr>
+          <w:rFonts w:hint="eastAsia"/>
+        </w:rPr>
+      </w:pPr>
+    </w:p>
+    <w:p>
+      <w:pPr>
+        <w:rPr>
+          <w:rFonts w:hint="eastAsia"/>
+        </w:rPr>
+      </w:pPr>
+    </w:p>
+    <w:p>
+      <w:pPr>
+        <w:widowControl/>
+        <w:jc w:val="left"/>
+      </w:pPr>
+      <w:r>
+        <w:rPr>
+          <w:rFonts w:hint="eastAsia"/>
+        </w:rPr>
+        <w:br w:type="page"/>
+      </w:r>
+    </w:p>
+    <w:p>
+      <w:pPr>
+        <w:pStyle w:val="3"/>
+        <w:rPr>
+          <w:rFonts w:hint="eastAsia"/>
+        </w:rPr>
+      </w:pPr>
+      <w:bookmarkStart w:id="14" w:name="_【游戏窗体_-_动态快照次元斩】"/>
+      <w:bookmarkEnd w:id="14"/>
+      <w:r>
+        <w:rPr>
+          <w:rFonts w:hint="eastAsia"/>
+        </w:rPr>
+        <w:lastRenderedPageBreak/>
+        <w:t>【</w:t>
+      </w:r>
+      <w:r>
+        <w:rPr>
+          <w:rFonts w:hint="eastAsia"/>
+        </w:rPr>
+        <w:t xml:space="preserve">游戏窗体 - </w:t>
+      </w:r>
+      <w:r>
+        <w:t>动态快照次元斩</w:t>
+      </w:r>
+      <w:r>
+        <w:rPr>
+          <w:rFonts w:hint="eastAsia"/>
+        </w:rPr>
+        <w:t>】</w:t>
+      </w:r>
+    </w:p>
+    <w:p>
+      <w:pPr>
+        <w:widowControl/>
+        <w:adjustRightInd w:val="0"/>
+        <w:jc w:val="left"/>
+        <w:rPr>
+          <w:rFonts w:ascii="Tahoma" w:eastAsia="微软雅黑" w:hAnsi="Tahoma"/>
+          <w:kern w:val="0"/>
+          <w:sz w:val="22"/>
+        </w:rPr>
+      </w:pPr>
+      <w:r>
+        <w:rPr>
+          <w:rFonts w:ascii="Tahoma" w:eastAsia="微软雅黑" w:hAnsi="Tahoma" w:hint="eastAsia"/>
+          <w:kern w:val="0"/>
+          <w:sz w:val="22"/>
+        </w:rPr>
+        <w:t>你可以直接设计次元斩效果</w:t>
+      </w:r>
+      <w:r>
+        <w:rPr>
+          <w:rFonts w:ascii="Tahoma" w:eastAsia="微软雅黑" w:hAnsi="Tahoma" w:hint="eastAsia"/>
+          <w:kern w:val="0"/>
+          <w:sz w:val="22"/>
+        </w:rPr>
+        <w:t>，来自插件：</w:t>
+      </w:r>
+    </w:p>
+    <w:p>
+      <w:pPr>
+        <w:widowControl/>
+        <w:adjustRightInd w:val="0"/>
+        <w:jc w:val="left"/>
+        <w:rPr>
+          <w:rFonts w:ascii="Tahoma" w:eastAsia="微软雅黑" w:hAnsi="Tahoma" w:hint="eastAsia"/>
+          <w:kern w:val="0"/>
+          <w:sz w:val="22"/>
+        </w:rPr>
+      </w:pPr>
+      <w:r>
+        <w:rPr>
+          <w:rFonts w:ascii="Tahoma" w:eastAsia="微软雅黑" w:hAnsi="Tahoma"/>
+          <w:kern w:val="0"/>
+          <w:sz w:val="22"/>
+        </w:rPr>
+        <w:tab/>
+      </w:r>
+      <w:r>
+        <w:rPr>
+          <w:rFonts w:ascii="Tahoma" w:eastAsia="微软雅黑" w:hAnsi="Tahoma" w:hint="eastAsia"/>
+          <w:kern w:val="0"/>
+          <w:sz w:val="22"/>
+        </w:rPr>
+        <w:t>◆</w:t>
+      </w:r>
+      <w:r>
+        <w:rPr>
+          <w:rFonts w:ascii="Tahoma" w:eastAsia="微软雅黑" w:hAnsi="Tahoma"/>
+          <w:kern w:val="0"/>
+          <w:sz w:val="22"/>
+        </w:rPr>
+        <w:t>Drill_HtmlDynamicSnapshotSpaceWrench</w:t>
+      </w:r>
+      <w:r>
+        <w:rPr>
+          <w:rFonts w:ascii="Tahoma" w:eastAsia="微软雅黑" w:hAnsi="Tahoma"/>
+          <w:kern w:val="0"/>
+          <w:sz w:val="22"/>
+        </w:rPr>
+        <w:tab/>
+      </w:r>
+      <w:r>
+        <w:rPr>
+          <w:rFonts w:ascii="Tahoma" w:eastAsia="微软雅黑" w:hAnsi="Tahoma" w:hint="eastAsia"/>
+          <w:kern w:val="0"/>
+          <w:sz w:val="22"/>
+        </w:rPr>
+        <w:t>游戏窗体</w:t>
+      </w:r>
+      <w:r>
+        <w:rPr>
+          <w:rFonts w:ascii="Tahoma" w:eastAsia="微软雅黑" w:hAnsi="Tahoma"/>
+          <w:kern w:val="0"/>
+          <w:sz w:val="22"/>
+        </w:rPr>
+        <w:t xml:space="preserve"> - </w:t>
+      </w:r>
+      <w:r>
+        <w:rPr>
+          <w:rFonts w:ascii="Tahoma" w:eastAsia="微软雅黑" w:hAnsi="Tahoma"/>
+          <w:kern w:val="0"/>
+          <w:sz w:val="22"/>
+        </w:rPr>
+        <w:t>动态快照次元斩</w:t>
+      </w:r>
+    </w:p>
+    <w:p>
+      <w:pPr>
+        <w:widowControl/>
+        <w:adjustRightInd w:val="0"/>
+        <w:snapToGrid w:val="0"/>
+        <w:jc w:val="left"/>
+        <w:rPr>
+          <w:rFonts w:ascii="Tahoma" w:eastAsia="微软雅黑" w:hAnsi="Tahoma"/>
+          <w:kern w:val="0"/>
+          <w:sz w:val="22"/>
+        </w:rPr>
+      </w:pPr>
+      <w:r>
+        <w:rPr>
+          <w:rFonts w:ascii="Tahoma" w:eastAsia="微软雅黑" w:hAnsi="Tahoma"/>
+          <w:kern w:val="0"/>
+          <w:sz w:val="22"/>
+        </w:rPr>
+        <w:t>次元斩是固定写好的一套动画流程</w:t>
+      </w:r>
+      <w:r>
+        <w:rPr>
+          <w:rFonts w:ascii="Tahoma" w:eastAsia="微软雅黑" w:hAnsi="Tahoma" w:hint="eastAsia"/>
+          <w:kern w:val="0"/>
+          <w:sz w:val="22"/>
+        </w:rPr>
+        <w:t>，你只能在流程基础上，修改图片资源和参数。</w:t>
+      </w:r>
+    </w:p>
+    <w:p>
+      <w:pPr>
+        <w:widowControl/>
+        <w:adjustRightInd w:val="0"/>
+        <w:snapToGrid w:val="0"/>
+        <w:jc w:val="left"/>
+        <w:rPr>
+          <w:rFonts w:ascii="Tahoma" w:eastAsia="微软雅黑" w:hAnsi="Tahoma" w:hint="eastAsia"/>
+          <w:kern w:val="0"/>
+          <w:sz w:val="22"/>
+        </w:rPr>
+      </w:pPr>
+      <w:r>
+        <w:rPr>
+          <w:rFonts w:ascii="Tahoma" w:eastAsia="微软雅黑" w:hAnsi="Tahoma"/>
+          <w:kern w:val="0"/>
+          <w:sz w:val="22"/>
+        </w:rPr>
+        <w:t>灵活度没有</w:t>
+      </w:r>
+      <w:r>
+        <w:rPr>
+          <w:rFonts w:ascii="Tahoma" w:eastAsia="微软雅黑" w:hAnsi="Tahoma"/>
+          <w:kern w:val="0"/>
+          <w:sz w:val="22"/>
+        </w:rPr>
+        <w:t xml:space="preserve"> </w:t>
+      </w:r>
+      <w:r>
+        <w:rPr>
+          <w:rFonts w:ascii="Tahoma" w:eastAsia="微软雅黑" w:hAnsi="Tahoma" w:hint="eastAsia"/>
+          <w:kern w:val="0"/>
+          <w:sz w:val="22"/>
+        </w:rPr>
+        <w:t>界面</w:t>
+      </w:r>
+      <w:r>
+        <w:rPr>
+          <w:rFonts w:ascii="Tahoma" w:eastAsia="微软雅黑" w:hAnsi="Tahoma"/>
+          <w:kern w:val="0"/>
+          <w:sz w:val="22"/>
+        </w:rPr>
+        <w:t>装饰插件</w:t>
+      </w:r>
+      <w:r>
+        <w:rPr>
+          <w:rFonts w:ascii="Tahoma" w:eastAsia="微软雅黑" w:hAnsi="Tahoma"/>
+          <w:kern w:val="0"/>
+          <w:sz w:val="22"/>
+        </w:rPr>
+        <w:t xml:space="preserve"> </w:t>
+      </w:r>
+      <w:r>
+        <w:rPr>
+          <w:rFonts w:ascii="Tahoma" w:eastAsia="微软雅黑" w:hAnsi="Tahoma"/>
+          <w:kern w:val="0"/>
+          <w:sz w:val="22"/>
+        </w:rPr>
+        <w:t>那么高</w:t>
+      </w:r>
+      <w:r>
+        <w:rPr>
+          <w:rFonts w:ascii="Tahoma" w:eastAsia="微软雅黑" w:hAnsi="Tahoma" w:hint="eastAsia"/>
+          <w:kern w:val="0"/>
+          <w:sz w:val="22"/>
+        </w:rPr>
+        <w:t>。</w:t>
+      </w:r>
+    </w:p>
+    <w:p>
+      <w:pPr>
+        <w:widowControl/>
+        <w:snapToGrid w:val="0"/>
+        <w:rPr>
+          <w:rFonts w:ascii="Tahoma" w:eastAsia="微软雅黑" w:hAnsi="Tahoma"/>
+          <w:bCs/>
+          <w:kern w:val="0"/>
+          <w:sz w:val="22"/>
+        </w:rPr>
+      </w:pPr>
+      <w:r>
+        <w:rPr>
+          <w:rFonts w:ascii="Tahoma" w:eastAsia="微软雅黑" w:hAnsi="Tahoma" w:hint="eastAsia"/>
+          <w:kern w:val="0"/>
+          <w:sz w:val="22"/>
+        </w:rPr>
+        <w:t>详细设计可以去看看：“</w:t>
+      </w:r>
+      <w:r>
+        <w:rPr>
+          <w:rFonts w:ascii="Tahoma" w:eastAsia="微软雅黑" w:hAnsi="Tahoma"/>
+          <w:color w:val="0070C0"/>
+          <w:kern w:val="0"/>
+          <w:sz w:val="22"/>
+        </w:rPr>
+        <w:t>22.</w:t>
+      </w:r>
+      <w:r>
+        <w:rPr>
+          <w:rFonts w:ascii="Tahoma" w:eastAsia="微软雅黑" w:hAnsi="Tahoma"/>
+          <w:color w:val="0070C0"/>
+          <w:kern w:val="0"/>
+          <w:sz w:val="22"/>
+        </w:rPr>
+        <w:t>游戏窗体</w:t>
+      </w:r>
+      <w:r>
+        <w:rPr>
+          <w:rFonts w:ascii="Tahoma" w:eastAsia="微软雅黑" w:hAnsi="Tahoma" w:hint="eastAsia"/>
+          <w:color w:val="0070C0"/>
+          <w:kern w:val="0"/>
+          <w:sz w:val="22"/>
+        </w:rPr>
+        <w:t xml:space="preserve"> &gt; </w:t>
+      </w:r>
+      <w:r>
+        <w:rPr>
+          <w:rFonts w:ascii="Tahoma" w:eastAsia="微软雅黑" w:hAnsi="Tahoma"/>
+          <w:color w:val="0070C0"/>
+          <w:kern w:val="0"/>
+          <w:sz w:val="22"/>
+        </w:rPr>
+        <w:t>关于动态快照次元斩</w:t>
+      </w:r>
+      <w:r>
+        <w:rPr>
+          <w:rFonts w:ascii="Tahoma" w:eastAsia="微软雅黑" w:hAnsi="Tahoma"/>
+          <w:color w:val="0070C0"/>
+          <w:kern w:val="0"/>
+          <w:sz w:val="22"/>
+        </w:rPr>
+        <w:t>.docx</w:t>
+      </w:r>
+      <w:r>
+        <w:rPr>
+          <w:rFonts w:ascii="Tahoma" w:eastAsia="微软雅黑" w:hAnsi="Tahoma" w:hint="eastAsia"/>
+          <w:kern w:val="0"/>
+          <w:sz w:val="22"/>
+        </w:rPr>
+        <w:t>”。</w:t>
+      </w:r>
+    </w:p>
+    <w:p>
+      <w:pPr>
+        <w:widowControl/>
+        <w:jc w:val="center"/>
+        <w:rPr>
+          <w:rFonts w:ascii="Tahoma" w:eastAsia="微软雅黑" w:hAnsi="Tahoma"/>
+          <w:bCs/>
+          <w:kern w:val="0"/>
+          <w:sz w:val="22"/>
+        </w:rPr>
+      </w:pPr>
+      <w:r>
+        <w:rPr>
+          <w:noProof/>
+        </w:rPr>
+        <w:drawing>
+          <wp:inline distT="0" distB="0" distL="0" distR="0" wp14:anchorId="20D80E9B" wp14:editId="1BB51133">
+            <wp:extent cx="2557397" cy="1866900"/>
+            <wp:effectExtent l="0" t="0" r="0" b="0"/>
+            <wp:docPr id="1787385665" name="图片 1"/>
+            <wp:cNvGraphicFramePr>
+              <a:graphicFrameLocks xmlns:a="http://schemas.openxmlformats.org/drawingml/2006/main" noChangeAspect="1"/>
+            </wp:cNvGraphicFramePr>
+            <a:graphic xmlns:a="http://schemas.openxmlformats.org/drawingml/2006/main">
+              <a:graphicData uri="http://schemas.openxmlformats.org/drawingml/2006/picture">
+                <pic:pic xmlns:pic="http://schemas.openxmlformats.org/drawingml/2006/picture">
+                  <pic:nvPicPr>
+                    <pic:cNvPr id="0" name="Picture 2"/>
+                    <pic:cNvPicPr>
+                      <a:picLocks noChangeAspect="1" noChangeArrowheads="1"/>
+                    </pic:cNvPicPr>
+                  </pic:nvPicPr>
+                  <pic:blipFill>
+                    <a:blip r:embed="rId29">
+                      <a:extLst>
+                        <a:ext uri="{28A0092B-C50C-407E-A947-70E740481C1C}">
+                          <a14:useLocalDpi xmlns:a14="http://schemas.microsoft.com/office/drawing/2010/main" val="0"/>
+                        </a:ext>
+                      </a:extLst>
+                    </a:blip>
+                    <a:srcRect/>
+                    <a:stretch>
+                      <a:fillRect/>
+                    </a:stretch>
+                  </pic:blipFill>
+                  <pic:spPr bwMode="auto">
+                    <a:xfrm>
+                      <a:off x="0" y="0"/>
+                      <a:ext cx="2560267" cy="1868995"/>
+                    </a:xfrm>
+                    <a:prstGeom prst="rect">
+                      <a:avLst/>
+                    </a:prstGeom>
+                    <a:noFill/>
+                    <a:ln>
+                      <a:noFill/>
+                    </a:ln>
+                  </pic:spPr>
+                </pic:pic>
+              </a:graphicData>
+            </a:graphic>
+          </wp:inline>
+        </w:drawing>
+      </w:r>
+      <w:r>
+        <w:rPr>
+          <w:rFonts w:ascii="Tahoma" w:eastAsia="微软雅黑" w:hAnsi="Tahoma" w:hint="eastAsia"/>
+          <w:bCs/>
+          <w:kern w:val="0"/>
+          <w:sz w:val="22"/>
+        </w:rPr>
+        <w:t xml:space="preserve"> </w:t>
+      </w:r>
+      <w:r>
+        <w:rPr>
+          <w:noProof/>
+        </w:rPr>
+        <w:drawing>
+          <wp:inline distT="0" distB="0" distL="0" distR="0" wp14:anchorId="0C61908C" wp14:editId="15F2F51F">
+            <wp:extent cx="2468880" cy="1876349"/>
+            <wp:effectExtent l="0" t="0" r="7620" b="0"/>
+            <wp:docPr id="404560377" name="图片 2"/>
+            <wp:cNvGraphicFramePr>
+              <a:graphicFrameLocks xmlns:a="http://schemas.openxmlformats.org/drawingml/2006/main" noChangeAspect="1"/>
+            </wp:cNvGraphicFramePr>
+            <a:graphic xmlns:a="http://schemas.openxmlformats.org/drawingml/2006/main">
+              <a:graphicData uri="http://schemas.openxmlformats.org/drawingml/2006/picture">
+                <pic:pic xmlns:pic="http://schemas.openxmlformats.org/drawingml/2006/picture">
+                  <pic:nvPicPr>
+                    <pic:cNvPr id="0" name="Picture 4"/>
+                    <pic:cNvPicPr>
+                      <a:picLocks noChangeAspect="1" noChangeArrowheads="1"/>
+                    </pic:cNvPicPr>
+                  </pic:nvPicPr>
+                  <pic:blipFill>
+                    <a:blip r:embed="rId30">
+                      <a:extLst>
+                        <a:ext uri="{28A0092B-C50C-407E-A947-70E740481C1C}">
+                          <a14:useLocalDpi xmlns:a14="http://schemas.microsoft.com/office/drawing/2010/main" val="0"/>
+                        </a:ext>
+                      </a:extLst>
+                    </a:blip>
+                    <a:srcRect/>
+                    <a:stretch>
+                      <a:fillRect/>
+                    </a:stretch>
+                  </pic:blipFill>
+                  <pic:spPr bwMode="auto">
+                    <a:xfrm>
+                      <a:off x="0" y="0"/>
+                      <a:ext cx="2474082" cy="1880302"/>
+                    </a:xfrm>
+                    <a:prstGeom prst="rect">
+                      <a:avLst/>
+                    </a:prstGeom>
+                    <a:noFill/>
+                    <a:ln>
+                      <a:noFill/>
+                    </a:ln>
+                  </pic:spPr>
+                </pic:pic>
+              </a:graphicData>
+            </a:graphic>
+          </wp:inline>
+        </w:drawing>
+      </w:r>
+    </w:p>
+    <w:p>
+      <w:pPr>
+        <w:widowControl/>
+        <w:jc w:val="left"/>
+        <w:rPr>
+          <w:rFonts w:ascii="Tahoma" w:eastAsia="微软雅黑" w:hAnsi="Tahoma" w:hint="eastAsia"/>
+          <w:bCs/>
+          <w:kern w:val="0"/>
+          <w:sz w:val="22"/>
+        </w:rPr>
+      </w:pPr>
+      <w:r>
+        <w:rPr>
+          <w:rFonts w:ascii="Tahoma" w:eastAsia="微软雅黑" w:hAnsi="Tahoma" w:hint="eastAsia"/>
+          <w:kern w:val="0"/>
+          <w:sz w:val="22"/>
+        </w:rPr>
+        <w:t>在示例中</w:t>
+      </w:r>
+      <w:r>
+        <w:rPr>
+          <w:rFonts w:ascii="Tahoma" w:eastAsia="微软雅黑" w:hAnsi="Tahoma" w:hint="eastAsia"/>
+          <w:kern w:val="0"/>
+          <w:sz w:val="22"/>
+        </w:rPr>
+        <w:t xml:space="preserve"> </w:t>
+      </w:r>
+      <w:r>
+        <w:rPr>
+          <w:rFonts w:ascii="Tahoma" w:eastAsia="微软雅黑" w:hAnsi="Tahoma" w:hint="eastAsia"/>
+          <w:color w:val="00B050"/>
+          <w:kern w:val="0"/>
+          <w:sz w:val="22"/>
+        </w:rPr>
+        <w:t>动画转场管理层</w:t>
+      </w:r>
+      <w:r>
+        <w:rPr>
+          <w:rFonts w:ascii="Tahoma" w:eastAsia="微软雅黑" w:hAnsi="Tahoma" w:hint="eastAsia"/>
+          <w:kern w:val="0"/>
+          <w:sz w:val="22"/>
+        </w:rPr>
+        <w:t xml:space="preserve"> </w:t>
+      </w:r>
+      <w:r>
+        <w:rPr>
+          <w:rFonts w:ascii="Tahoma" w:eastAsia="微软雅黑" w:hAnsi="Tahoma" w:hint="eastAsia"/>
+          <w:kern w:val="0"/>
+          <w:sz w:val="22"/>
+        </w:rPr>
+        <w:t>也有使用介绍。</w:t>
+      </w:r>
+    </w:p>
+    <w:p>
+      <w:pPr>
+        <w:widowControl/>
+        <w:jc w:val="left"/>
+        <w:rPr>
+          <w:rFonts w:hint="eastAsia"/>
+        </w:rPr>
+      </w:pPr>
+    </w:p>
+    <w:p>
+      <w:pPr>
+        <w:widowControl/>
+        <w:jc w:val="left"/>
+        <w:rPr>
+          <w:rFonts w:hint="eastAsia"/>
+        </w:rPr>
+      </w:pPr>
+      <w:r>
+        <w:rPr>
+          <w:rFonts w:hint="eastAsia"/>
+        </w:rPr>
+        <w:br w:type="page"/>
+      </w:r>
+    </w:p>
+    <w:p>
+      <w:pPr>
         <w:pStyle w:val="2"/>
         <w:rPr>
           <w:rFonts w:hint="eastAsia"/>
@@ -5454,10 +8686,10 @@
           <w:rFonts w:hint="eastAsia"/>
         </w:rPr>
       </w:pPr>
-      <w:bookmarkStart w:id="6" w:name="_设计一个菜单面板的场景"/>
-      <w:bookmarkStart w:id="7" w:name="_快速上手配置一个菜单面板的场景"/>
-      <w:bookmarkEnd w:id="6"/>
-      <w:bookmarkEnd w:id="7"/>
+      <w:bookmarkStart w:id="15" w:name="_设计一个菜单面板的场景"/>
+      <w:bookmarkStart w:id="16" w:name="_快速上手配置一个菜单面板的场景"/>
+      <w:bookmarkEnd w:id="15"/>
+      <w:bookmarkEnd w:id="16"/>
       <w:r>
         <w:rPr>
           <w:rFonts w:hint="eastAsia"/>
@@ -5617,7 +8849,7 @@
                     </pic:cNvPicPr>
                   </pic:nvPicPr>
                   <pic:blipFill>
-                    <a:blip r:embed="rId24">
+                    <a:blip r:embed="rId31">
                       <a:extLst>
                         <a:ext uri="{28A0092B-C50C-407E-A947-70E740481C1C}">
                           <a14:useLocalDpi xmlns:a14="http://schemas.microsoft.com/office/drawing/2010/main" val="0"/>
@@ -6036,7 +9268,7 @@
                     </pic:cNvPicPr>
                   </pic:nvPicPr>
                   <pic:blipFill>
-                    <a:blip r:embed="rId25">
+                    <a:blip r:embed="rId32">
                       <a:extLst>
                         <a:ext uri="{28A0092B-C50C-407E-A947-70E740481C1C}">
                           <a14:useLocalDpi xmlns:a14="http://schemas.microsoft.com/office/drawing/2010/main" val="0"/>
@@ -6100,7 +9332,7 @@
       <w:pPr>
         <w:snapToGrid w:val="0"/>
         <w:rPr>
-          <w:rFonts w:ascii="Tahoma" w:eastAsia="微软雅黑" w:hAnsi="Tahoma" w:hint="eastAsia"/>
+          <w:rFonts w:ascii="Tahoma" w:eastAsia="微软雅黑" w:hAnsi="Tahoma"/>
           <w:kern w:val="0"/>
           <w:sz w:val="22"/>
         </w:rPr>
@@ -6148,7 +9380,7 @@
                     </pic:cNvPicPr>
                   </pic:nvPicPr>
                   <pic:blipFill>
-                    <a:blip r:embed="rId26">
+                    <a:blip r:embed="rId33">
                       <a:extLst>
                         <a:ext uri="{28A0092B-C50C-407E-A947-70E740481C1C}">
                           <a14:useLocalDpi xmlns:a14="http://schemas.microsoft.com/office/drawing/2010/main" val="0"/>
@@ -6241,7 +9473,7 @@
                     </pic:cNvPicPr>
                   </pic:nvPicPr>
                   <pic:blipFill>
-                    <a:blip r:embed="rId27">
+                    <a:blip r:embed="rId34">
                       <a:extLst>
                         <a:ext uri="{28A0092B-C50C-407E-A947-70E740481C1C}">
                           <a14:useLocalDpi xmlns:a14="http://schemas.microsoft.com/office/drawing/2010/main" val="0"/>
@@ -6484,7 +9716,7 @@
                     </pic:cNvPicPr>
                   </pic:nvPicPr>
                   <pic:blipFill>
-                    <a:blip r:embed="rId28">
+                    <a:blip r:embed="rId35">
                       <a:extLst>
                         <a:ext uri="{28A0092B-C50C-407E-A947-70E740481C1C}">
                           <a14:useLocalDpi xmlns:a14="http://schemas.microsoft.com/office/drawing/2010/main" val="0"/>
@@ -6545,7 +9777,7 @@
                     </pic:cNvPicPr>
                   </pic:nvPicPr>
                   <pic:blipFill>
-                    <a:blip r:embed="rId29">
+                    <a:blip r:embed="rId36">
                       <a:extLst>
                         <a:ext uri="{28A0092B-C50C-407E-A947-70E740481C1C}">
                           <a14:useLocalDpi xmlns:a14="http://schemas.microsoft.com/office/drawing/2010/main" val="0"/>
@@ -6707,7 +9939,7 @@
                     </pic:cNvPicPr>
                   </pic:nvPicPr>
                   <pic:blipFill>
-                    <a:blip r:embed="rId30">
+                    <a:blip r:embed="rId37">
                       <a:extLst>
                         <a:ext uri="{28A0092B-C50C-407E-A947-70E740481C1C}">
                           <a14:useLocalDpi xmlns:a14="http://schemas.microsoft.com/office/drawing/2010/main" val="0"/>
@@ -6884,7 +10116,7 @@
                     </pic:cNvPicPr>
                   </pic:nvPicPr>
                   <pic:blipFill>
-                    <a:blip r:embed="rId31">
+                    <a:blip r:embed="rId38">
                       <a:extLst>
                         <a:ext uri="{28A0092B-C50C-407E-A947-70E740481C1C}">
                           <a14:useLocalDpi xmlns:a14="http://schemas.microsoft.com/office/drawing/2010/main" val="0"/>
@@ -6966,7 +10198,7 @@
                     </pic:cNvPicPr>
                   </pic:nvPicPr>
                   <pic:blipFill>
-                    <a:blip r:embed="rId32">
+                    <a:blip r:embed="rId39">
                       <a:extLst>
                         <a:ext uri="{28A0092B-C50C-407E-A947-70E740481C1C}">
                           <a14:useLocalDpi xmlns:a14="http://schemas.microsoft.com/office/drawing/2010/main" val="0"/>
@@ -7082,7 +10314,7 @@
                     </pic:cNvPicPr>
                   </pic:nvPicPr>
                   <pic:blipFill>
-                    <a:blip r:embed="rId33">
+                    <a:blip r:embed="rId40">
                       <a:extLst>
                         <a:ext uri="{28A0092B-C50C-407E-A947-70E740481C1C}">
                           <a14:useLocalDpi xmlns:a14="http://schemas.microsoft.com/office/drawing/2010/main" val="0"/>
@@ -7125,7 +10357,7 @@
       </w:pPr>
     </w:p>
     <w:sectPr>
-      <w:headerReference w:type="default" r:id="rId34"/>
+      <w:headerReference w:type="default" r:id="rId41"/>
       <w:pgSz w:w="11906" w:h="16838"/>
       <w:pgMar w:top="1440" w:right="1800" w:bottom="1440" w:left="1800" w:header="851" w:footer="992" w:gutter="0"/>
       <w:cols w:space="425"/>
